--- a/04-滤波电路/04-带阻滤波/陷波器Notch电路/陷波器Notch电路.docx
+++ b/04-滤波电路/04-带阻滤波/陷波器Notch电路/陷波器Notch电路.docx
@@ -2401,6 +2401,20 @@
     </w:p>
     <w:bookmarkEnd w:id="26"/>
     <w:bookmarkEnd w:id="27"/>
+    <w:p>
+      <w:pPr>
+        <w:spacing w:before="360"/>
+        <w:jc w:val="center"/>
+      </w:pPr>
+      <w:r>
+        <w:rPr>
+          <w:rFonts w:ascii="Times New Roman" w:hAnsi="Times New Roman"/>
+          <w:color w:val="555555"/>
+          <w:sz w:val="21"/>
+        </w:rPr>
+        <w:t>材料收集者：杜文杰</w:t>
+      </w:r>
+    </w:p>
     <w:sectPr>
       <w:headerReference r:id="rId9" w:type="default"/>
       <w:footerReference r:id="rId10" w:type="default"/>

--- a/04-滤波电路/04-带阻滤波/陷波器Notch电路/陷波器Notch电路.docx
+++ b/04-滤波电路/04-带阻滤波/陷波器Notch电路/陷波器Notch电路.docx
@@ -1,6 +1,6 @@
 
 <file path=word/document.xml><?xml version="1.0" encoding="utf-8"?>
-<w:document xmlns:w="http://schemas.openxmlformats.org/wordprocessingml/2006/main" xmlns:m="http://schemas.openxmlformats.org/officeDocument/2006/math" xmlns:r="http://schemas.openxmlformats.org/officeDocument/2006/relationships" xmlns:o="urn:schemas-microsoft-com:office:office" xmlns:v="urn:schemas-microsoft-com:vml" xmlns:w10="urn:schemas-microsoft-com:office:word" xmlns:a="http://schemas.openxmlformats.org/drawingml/2006/main" xmlns:pic="http://schemas.openxmlformats.org/drawingml/2006/picture" xmlns:wp="http://schemas.openxmlformats.org/drawingml/2006/wordprocessingDrawing">
+<w:document xmlns:m="http://schemas.openxmlformats.org/officeDocument/2006/math" xmlns:r="http://schemas.openxmlformats.org/officeDocument/2006/relationships" xmlns:w="http://schemas.openxmlformats.org/wordprocessingml/2006/main" xmlns:o="urn:schemas-microsoft-com:office:office" xmlns:v="urn:schemas-microsoft-com:vml" xmlns:w10="urn:schemas-microsoft-com:office:word" xmlns:a="http://schemas.openxmlformats.org/drawingml/2006/main" xmlns:pic="http://schemas.openxmlformats.org/drawingml/2006/picture" xmlns:wp="http://schemas.openxmlformats.org/drawingml/2006/wordprocessingDrawing">
   <w:body>
     <w:bookmarkStart w:id="27" w:name="陷波器-notch-电路"/>
     <w:p>
@@ -9,16 +9,19 @@
       </w:pPr>
       <w:r>
         <w:rPr>
-          <w:rFonts w:hint="eastAsia"/>
+          <w:rFonts w:hint="eastAsia" w:eastAsia="黑体"/>
         </w:rPr>
         <w:t xml:space="preserve">陷波器</w:t>
       </w:r>
       <w:r>
+        <w:rPr>
+          <w:rFonts w:eastAsia="黑体"/>
+        </w:rPr>
         <w:t xml:space="preserve"> Notch </w:t>
       </w:r>
       <w:r>
         <w:rPr>
-          <w:rFonts w:hint="eastAsia"/>
+          <w:rFonts w:hint="eastAsia" w:eastAsia="黑体"/>
         </w:rPr>
         <w:t xml:space="preserve">电路</w:t>
       </w:r>
@@ -30,7 +33,7 @@
       </w:pPr>
       <w:r>
         <w:rPr>
-          <w:rFonts w:hint="eastAsia"/>
+          <w:rFonts w:hint="eastAsia" w:eastAsia="黑体"/>
         </w:rPr>
         <w:t xml:space="preserve">拓扑描述</w:t>
       </w:r>
@@ -41,29 +44,38 @@
       </w:pPr>
       <w:r>
         <w:rPr>
-          <w:rFonts w:hint="eastAsia"/>
+          <w:rFonts w:hint="eastAsia" w:eastAsia="黑体"/>
         </w:rPr>
         <w:t xml:space="preserve">本电路为专门抑制极窄频带、其余频率基本无衰减通过的带阻（陷波）滤波器，常见实现有双</w:t>
       </w:r>
       <w:r>
+        <w:rPr>
+          <w:rFonts w:eastAsia="黑体"/>
+        </w:rPr>
         <w:t xml:space="preserve"> T </w:t>
       </w:r>
       <w:r>
         <w:rPr>
-          <w:rFonts w:hint="eastAsia"/>
+          <w:rFonts w:hint="eastAsia" w:eastAsia="黑体"/>
         </w:rPr>
         <w:t xml:space="preserve">型（无源或加运放整形）、带通加求和器以及状态变量正交陷波三种，含运放</w:t>
       </w:r>
       <w:r>
+        <w:rPr>
+          <w:rFonts w:eastAsia="黑体"/>
+        </w:rPr>
         <w:t xml:space="preserve"> </w:t>
       </w:r>
       <w:r>
         <w:rPr>
-          <w:rFonts w:hint="eastAsia"/>
+          <w:rFonts w:hint="eastAsia" w:eastAsia="黑体"/>
         </w:rPr>
         <w:t xml:space="preserve">A、电阻</w:t>
       </w:r>
       <w:r>
+        <w:rPr>
+          <w:rFonts w:eastAsia="黑体"/>
+        </w:rPr>
         <w:t xml:space="preserve"> </w:t>
       </w:r>
       <m:oMath>
@@ -73,11 +85,14 @@
       </m:oMath>
       <w:r>
         <w:rPr>
-          <w:rFonts w:hint="eastAsia"/>
+          <w:rFonts w:hint="eastAsia" w:eastAsia="黑体"/>
         </w:rPr>
         <w:t xml:space="preserve">（含分压反馈电阻</w:t>
       </w:r>
       <w:r>
+        <w:rPr>
+          <w:rFonts w:eastAsia="黑体"/>
+        </w:rPr>
         <w:t xml:space="preserve"> </w:t>
       </w:r>
       <m:oMath>
@@ -95,6 +110,9 @@
         </m:sSub>
       </m:oMath>
       <w:r>
+        <w:rPr>
+          <w:rFonts w:eastAsia="黑体"/>
+        </w:rPr>
         <w:t xml:space="preserve">、</w:t>
       </w:r>
       <m:oMath>
@@ -113,11 +131,14 @@
       </m:oMath>
       <w:r>
         <w:rPr>
-          <w:rFonts w:hint="eastAsia"/>
+          <w:rFonts w:hint="eastAsia" w:eastAsia="黑体"/>
         </w:rPr>
         <w:t xml:space="preserve">）与电容</w:t>
       </w:r>
       <w:r>
+        <w:rPr>
+          <w:rFonts w:eastAsia="黑体"/>
+        </w:rPr>
         <w:t xml:space="preserve"> </w:t>
       </w:r>
       <m:oMath>
@@ -126,15 +147,21 @@
         </m:r>
       </m:oMath>
       <w:r>
+        <w:rPr>
+          <w:rFonts w:eastAsia="黑体"/>
+        </w:rPr>
         <w:t xml:space="preserve"> </w:t>
       </w:r>
       <w:r>
         <w:rPr>
-          <w:rFonts w:hint="eastAsia"/>
+          <w:rFonts w:hint="eastAsia" w:eastAsia="黑体"/>
         </w:rPr>
         <w:t xml:space="preserve">等元件。关键节点命名如下：输入节点</w:t>
       </w:r>
       <w:r>
+        <w:rPr>
+          <w:rFonts w:eastAsia="黑体"/>
+        </w:rPr>
         <w:t xml:space="preserve"> </w:t>
       </w:r>
       <m:oMath>
@@ -155,15 +182,21 @@
         </m:sSub>
       </m:oMath>
       <w:r>
+        <w:rPr>
+          <w:rFonts w:eastAsia="黑体"/>
+        </w:rPr>
         <w:t xml:space="preserve"> </w:t>
       </w:r>
       <w:r>
         <w:rPr>
-          <w:rFonts w:hint="eastAsia"/>
+          <w:rFonts w:hint="eastAsia" w:eastAsia="黑体"/>
         </w:rPr>
         <w:t xml:space="preserve">为信号入口，输出节点</w:t>
       </w:r>
       <w:r>
+        <w:rPr>
+          <w:rFonts w:eastAsia="黑体"/>
+        </w:rPr>
         <w:t xml:space="preserve"> </w:t>
       </w:r>
       <m:oMath>
@@ -187,15 +220,21 @@
         </m:sSub>
       </m:oMath>
       <w:r>
+        <w:rPr>
+          <w:rFonts w:eastAsia="黑体"/>
+        </w:rPr>
         <w:t xml:space="preserve"> </w:t>
       </w:r>
       <w:r>
         <w:rPr>
-          <w:rFonts w:hint="eastAsia"/>
+          <w:rFonts w:hint="eastAsia" w:eastAsia="黑体"/>
         </w:rPr>
         <w:t xml:space="preserve">为陷波后的信号出口，地节点</w:t>
       </w:r>
       <w:r>
+        <w:rPr>
+          <w:rFonts w:eastAsia="黑体"/>
+        </w:rPr>
         <w:t xml:space="preserve"> </w:t>
       </w:r>
       <m:oMath>
@@ -210,15 +249,21 @@
         </m:r>
       </m:oMath>
       <w:r>
+        <w:rPr>
+          <w:rFonts w:eastAsia="黑体"/>
+        </w:rPr>
         <w:t xml:space="preserve"> </w:t>
       </w:r>
       <w:r>
         <w:rPr>
-          <w:rFonts w:hint="eastAsia"/>
+          <w:rFonts w:hint="eastAsia" w:eastAsia="黑体"/>
         </w:rPr>
         <w:t xml:space="preserve">为公共参考；中间节点</w:t>
       </w:r>
       <w:r>
+        <w:rPr>
+          <w:rFonts w:eastAsia="黑体"/>
+        </w:rPr>
         <w:t xml:space="preserve"> </w:t>
       </w:r>
       <m:oMath>
@@ -236,24 +281,33 @@
         </m:sSub>
       </m:oMath>
       <w:r>
+        <w:rPr>
+          <w:rFonts w:eastAsia="黑体"/>
+        </w:rPr>
         <w:t xml:space="preserve"> </w:t>
       </w:r>
       <w:r>
         <w:rPr>
-          <w:rFonts w:hint="eastAsia"/>
+          <w:rFonts w:hint="eastAsia" w:eastAsia="黑体"/>
         </w:rPr>
         <w:t xml:space="preserve">为双</w:t>
       </w:r>
       <w:r>
+        <w:rPr>
+          <w:rFonts w:eastAsia="黑体"/>
+        </w:rPr>
         <w:t xml:space="preserve"> T </w:t>
       </w:r>
       <w:r>
         <w:rPr>
-          <w:rFonts w:hint="eastAsia"/>
+          <w:rFonts w:hint="eastAsia" w:eastAsia="黑体"/>
         </w:rPr>
         <w:t xml:space="preserve">网络的中部连接点，分压节点</w:t>
       </w:r>
       <w:r>
+        <w:rPr>
+          <w:rFonts w:eastAsia="黑体"/>
+        </w:rPr>
         <w:t xml:space="preserve"> </w:t>
       </w:r>
       <m:oMath>
@@ -271,15 +325,21 @@
         </m:sSub>
       </m:oMath>
       <w:r>
+        <w:rPr>
+          <w:rFonts w:eastAsia="黑体"/>
+        </w:rPr>
         <w:t xml:space="preserve"> </w:t>
       </w:r>
       <w:r>
         <w:rPr>
-          <w:rFonts w:hint="eastAsia"/>
+          <w:rFonts w:hint="eastAsia" w:eastAsia="黑体"/>
         </w:rPr>
         <w:t xml:space="preserve">为</w:t>
       </w:r>
       <w:r>
+        <w:rPr>
+          <w:rFonts w:eastAsia="黑体"/>
+        </w:rPr>
         <w:t xml:space="preserve"> </w:t>
       </w:r>
       <m:oMath>
@@ -297,15 +357,21 @@
         </m:sSub>
       </m:oMath>
       <w:r>
+        <w:rPr>
+          <w:rFonts w:eastAsia="黑体"/>
+        </w:rPr>
         <w:t xml:space="preserve"> </w:t>
       </w:r>
       <w:r>
         <w:rPr>
-          <w:rFonts w:hint="eastAsia"/>
+          <w:rFonts w:hint="eastAsia" w:eastAsia="黑体"/>
         </w:rPr>
         <w:t xml:space="preserve">与</w:t>
       </w:r>
       <w:r>
+        <w:rPr>
+          <w:rFonts w:eastAsia="黑体"/>
+        </w:rPr>
         <w:t xml:space="preserve"> </w:t>
       </w:r>
       <m:oMath>
@@ -323,15 +389,21 @@
         </m:sSub>
       </m:oMath>
       <w:r>
+        <w:rPr>
+          <w:rFonts w:eastAsia="黑体"/>
+        </w:rPr>
         <w:t xml:space="preserve"> </w:t>
       </w:r>
       <w:r>
         <w:rPr>
-          <w:rFonts w:hint="eastAsia"/>
+          <w:rFonts w:hint="eastAsia" w:eastAsia="黑体"/>
         </w:rPr>
         <w:t xml:space="preserve">的连接点，用于提供正反馈；带通加求和器方式中还有带通输出节点</w:t>
       </w:r>
       <w:r>
+        <w:rPr>
+          <w:rFonts w:eastAsia="黑体"/>
+        </w:rPr>
         <w:t xml:space="preserve"> </w:t>
       </w:r>
       <m:oMath>
@@ -352,11 +424,14 @@
         </m:sSub>
       </m:oMath>
       <w:r>
+        <w:rPr>
+          <w:rFonts w:eastAsia="黑体"/>
+        </w:rPr>
         <w:t xml:space="preserve"> </w:t>
       </w:r>
       <w:r>
         <w:rPr>
-          <w:rFonts w:hint="eastAsia"/>
+          <w:rFonts w:hint="eastAsia" w:eastAsia="黑体"/>
         </w:rPr>
         <w:t xml:space="preserve">接入求和器的某一输入端。</w:t>
       </w:r>
@@ -365,29 +440,38 @@
       <w:pPr/>
       <w:r>
         <w:rPr>
-          <w:rFonts w:hint="eastAsia"/>
+          <w:rFonts w:hint="eastAsia" w:eastAsia="黑体"/>
         </w:rPr>
         <w:t xml:space="preserve">各元件管脚连接：双</w:t>
       </w:r>
       <w:r>
+        <w:rPr>
+          <w:rFonts w:eastAsia="黑体"/>
+        </w:rPr>
         <w:t xml:space="preserve"> T </w:t>
       </w:r>
       <w:r>
         <w:rPr>
-          <w:rFonts w:hint="eastAsia"/>
+          <w:rFonts w:hint="eastAsia" w:eastAsia="黑体"/>
         </w:rPr>
         <w:t xml:space="preserve">型中，第一条</w:t>
       </w:r>
       <w:r>
+        <w:rPr>
+          <w:rFonts w:eastAsia="黑体"/>
+        </w:rPr>
         <w:t xml:space="preserve"> T </w:t>
       </w:r>
       <w:r>
         <w:rPr>
-          <w:rFonts w:hint="eastAsia"/>
+          <w:rFonts w:hint="eastAsia" w:eastAsia="黑体"/>
         </w:rPr>
         <w:t xml:space="preserve">支路由两只等值电阻</w:t>
       </w:r>
       <w:r>
+        <w:rPr>
+          <w:rFonts w:eastAsia="黑体"/>
+        </w:rPr>
         <w:t xml:space="preserve"> </w:t>
       </w:r>
       <m:oMath>
@@ -396,24 +480,33 @@
         </m:r>
       </m:oMath>
       <w:r>
+        <w:rPr>
+          <w:rFonts w:eastAsia="黑体"/>
+        </w:rPr>
         <w:t xml:space="preserve"> </w:t>
       </w:r>
       <w:r>
         <w:rPr>
-          <w:rFonts w:hint="eastAsia"/>
+          <w:rFonts w:hint="eastAsia" w:eastAsia="黑体"/>
         </w:rPr>
         <w:t xml:space="preserve">串联、中点经一只电容接地，第二条</w:t>
       </w:r>
       <w:r>
+        <w:rPr>
+          <w:rFonts w:eastAsia="黑体"/>
+        </w:rPr>
         <w:t xml:space="preserve"> T </w:t>
       </w:r>
       <w:r>
         <w:rPr>
-          <w:rFonts w:hint="eastAsia"/>
+          <w:rFonts w:hint="eastAsia" w:eastAsia="黑体"/>
         </w:rPr>
         <w:t xml:space="preserve">支路由两只等值电容</w:t>
       </w:r>
       <w:r>
+        <w:rPr>
+          <w:rFonts w:eastAsia="黑体"/>
+        </w:rPr>
         <w:t xml:space="preserve"> </w:t>
       </w:r>
       <m:oMath>
@@ -422,15 +515,21 @@
         </m:r>
       </m:oMath>
       <w:r>
+        <w:rPr>
+          <w:rFonts w:eastAsia="黑体"/>
+        </w:rPr>
         <w:t xml:space="preserve"> </w:t>
       </w:r>
       <w:r>
         <w:rPr>
-          <w:rFonts w:hint="eastAsia"/>
+          <w:rFonts w:hint="eastAsia" w:eastAsia="黑体"/>
         </w:rPr>
         <w:t xml:space="preserve">串联、中点经一只电阻接地，两支路在</w:t>
       </w:r>
       <w:r>
+        <w:rPr>
+          <w:rFonts w:eastAsia="黑体"/>
+        </w:rPr>
         <w:t xml:space="preserve"> </w:t>
       </w:r>
       <m:oMath>
@@ -451,15 +550,21 @@
         </m:sSub>
       </m:oMath>
       <w:r>
+        <w:rPr>
+          <w:rFonts w:eastAsia="黑体"/>
+        </w:rPr>
         <w:t xml:space="preserve"> </w:t>
       </w:r>
       <w:r>
         <w:rPr>
-          <w:rFonts w:hint="eastAsia"/>
+          <w:rFonts w:hint="eastAsia" w:eastAsia="黑体"/>
         </w:rPr>
         <w:t xml:space="preserve">与</w:t>
       </w:r>
       <w:r>
+        <w:rPr>
+          <w:rFonts w:eastAsia="黑体"/>
+        </w:rPr>
         <w:t xml:space="preserve"> </w:t>
       </w:r>
       <m:oMath>
@@ -483,51 +588,69 @@
         </m:sSub>
       </m:oMath>
       <w:r>
+        <w:rPr>
+          <w:rFonts w:eastAsia="黑体"/>
+        </w:rPr>
         <w:t xml:space="preserve"> </w:t>
       </w:r>
       <w:r>
         <w:rPr>
-          <w:rFonts w:hint="eastAsia"/>
+          <w:rFonts w:hint="eastAsia" w:eastAsia="黑体"/>
         </w:rPr>
         <w:t xml:space="preserve">之间并联；加运放整形时，运放</w:t>
       </w:r>
       <w:r>
+        <w:rPr>
+          <w:rFonts w:eastAsia="黑体"/>
+        </w:rPr>
         <w:t xml:space="preserve"> A </w:t>
       </w:r>
       <w:r>
         <w:rPr>
-          <w:rFonts w:hint="eastAsia"/>
+          <w:rFonts w:hint="eastAsia" w:eastAsia="黑体"/>
         </w:rPr>
         <w:t xml:space="preserve">的反相端</w:t>
       </w:r>
       <w:r>
+        <w:rPr>
+          <w:rFonts w:eastAsia="黑体"/>
+        </w:rPr>
         <w:t xml:space="preserve"> IN− </w:t>
       </w:r>
       <w:r>
         <w:rPr>
-          <w:rFonts w:hint="eastAsia"/>
+          <w:rFonts w:hint="eastAsia" w:eastAsia="黑体"/>
         </w:rPr>
         <w:t xml:space="preserve">接双</w:t>
       </w:r>
       <w:r>
+        <w:rPr>
+          <w:rFonts w:eastAsia="黑体"/>
+        </w:rPr>
         <w:t xml:space="preserve"> T </w:t>
       </w:r>
       <w:r>
         <w:rPr>
-          <w:rFonts w:hint="eastAsia"/>
+          <w:rFonts w:hint="eastAsia" w:eastAsia="黑体"/>
         </w:rPr>
         <w:t xml:space="preserve">输出、同相端</w:t>
       </w:r>
       <w:r>
+        <w:rPr>
+          <w:rFonts w:eastAsia="黑体"/>
+        </w:rPr>
         <w:t xml:space="preserve"> IN+ </w:t>
       </w:r>
       <w:r>
         <w:rPr>
-          <w:rFonts w:hint="eastAsia"/>
+          <w:rFonts w:hint="eastAsia" w:eastAsia="黑体"/>
         </w:rPr>
         <w:t xml:space="preserve">经分压节点</w:t>
       </w:r>
       <w:r>
+        <w:rPr>
+          <w:rFonts w:eastAsia="黑体"/>
+        </w:rPr>
         <w:t xml:space="preserve"> </w:t>
       </w:r>
       <m:oMath>
@@ -546,11 +669,14 @@
       </m:oMath>
       <w:r>
         <w:rPr>
-          <w:rFonts w:hint="eastAsia"/>
+          <w:rFonts w:hint="eastAsia" w:eastAsia="黑体"/>
         </w:rPr>
         <w:t xml:space="preserve">（由</w:t>
       </w:r>
       <w:r>
+        <w:rPr>
+          <w:rFonts w:eastAsia="黑体"/>
+        </w:rPr>
         <w:t xml:space="preserve"> </w:t>
       </w:r>
       <m:oMath>
@@ -568,11 +694,14 @@
         </m:sSub>
       </m:oMath>
       <w:r>
+        <w:rPr>
+          <w:rFonts w:eastAsia="黑体"/>
+        </w:rPr>
         <w:t xml:space="preserve"> </w:t>
       </w:r>
       <w:r>
         <w:rPr>
-          <w:rFonts w:hint="eastAsia"/>
+          <w:rFonts w:hint="eastAsia" w:eastAsia="黑体"/>
         </w:rPr>
         <w:t xml:space="preserve">上接输出、</w:t>
       </w:r>
@@ -591,24 +720,33 @@
         </m:sSub>
       </m:oMath>
       <w:r>
+        <w:rPr>
+          <w:rFonts w:eastAsia="黑体"/>
+        </w:rPr>
         <w:t xml:space="preserve"> </w:t>
       </w:r>
       <w:r>
         <w:rPr>
-          <w:rFonts w:hint="eastAsia"/>
+          <w:rFonts w:hint="eastAsia" w:eastAsia="黑体"/>
         </w:rPr>
         <w:t xml:space="preserve">下接地构成）引入正反馈，运放</w:t>
       </w:r>
       <w:r>
+        <w:rPr>
+          <w:rFonts w:eastAsia="黑体"/>
+        </w:rPr>
         <w:t xml:space="preserve"> OUT </w:t>
       </w:r>
       <w:r>
         <w:rPr>
-          <w:rFonts w:hint="eastAsia"/>
+          <w:rFonts w:hint="eastAsia" w:eastAsia="黑体"/>
         </w:rPr>
         <w:t xml:space="preserve">接</w:t>
       </w:r>
       <w:r>
+        <w:rPr>
+          <w:rFonts w:eastAsia="黑体"/>
+        </w:rPr>
         <w:t xml:space="preserve"> </w:t>
       </w:r>
       <m:oMath>
@@ -633,11 +771,14 @@
       </m:oMath>
       <w:r>
         <w:rPr>
-          <w:rFonts w:hint="eastAsia"/>
+          <w:rFonts w:hint="eastAsia" w:eastAsia="黑体"/>
         </w:rPr>
         <w:t xml:space="preserve">。带通加求和器方式中，带通滤波器输出</w:t>
       </w:r>
       <w:r>
+        <w:rPr>
+          <w:rFonts w:eastAsia="黑体"/>
+        </w:rPr>
         <w:t xml:space="preserve"> </w:t>
       </w:r>
       <m:oMath>
@@ -658,15 +799,21 @@
         </m:sSub>
       </m:oMath>
       <w:r>
+        <w:rPr>
+          <w:rFonts w:eastAsia="黑体"/>
+        </w:rPr>
         <w:t xml:space="preserve"> </w:t>
       </w:r>
       <w:r>
         <w:rPr>
-          <w:rFonts w:hint="eastAsia"/>
+          <w:rFonts w:hint="eastAsia" w:eastAsia="黑体"/>
         </w:rPr>
         <w:t xml:space="preserve">与原始输入</w:t>
       </w:r>
       <w:r>
+        <w:rPr>
+          <w:rFonts w:eastAsia="黑体"/>
+        </w:rPr>
         <w:t xml:space="preserve"> </w:t>
       </w:r>
       <m:oMath>
@@ -687,20 +834,26 @@
         </m:sSub>
       </m:oMath>
       <w:r>
+        <w:rPr>
+          <w:rFonts w:eastAsia="黑体"/>
+        </w:rPr>
         <w:t xml:space="preserve"> </w:t>
       </w:r>
       <w:r>
         <w:rPr>
-          <w:rFonts w:hint="eastAsia"/>
+          <w:rFonts w:hint="eastAsia" w:eastAsia="黑体"/>
         </w:rPr>
         <w:t xml:space="preserve">分别接求和器（运算放大器反相求和输入）两端，使两者相减得到陷波输出；状态变量正交陷波用积分与求和网络合成正交信号形成零点，运放</w:t>
       </w:r>
       <w:r>
+        <w:rPr>
+          <w:rFonts w:eastAsia="黑体"/>
+        </w:rPr>
         <w:t xml:space="preserve"> V+、V− </w:t>
       </w:r>
       <w:r>
         <w:rPr>
-          <w:rFonts w:hint="eastAsia"/>
+          <w:rFonts w:hint="eastAsia" w:eastAsia="黑体"/>
         </w:rPr>
         <w:t xml:space="preserve">分别接正负电源轨。</w:t>
       </w:r>
@@ -709,16 +862,19 @@
       <w:pPr/>
       <w:r>
         <w:rPr>
-          <w:rFonts w:hint="eastAsia"/>
+          <w:rFonts w:hint="eastAsia" w:eastAsia="黑体"/>
         </w:rPr>
         <w:t xml:space="preserve">组态上，这是通过对消式传输零点或负反馈实现的有源窄带带阻组态，可获得高</w:t>
       </w:r>
       <w:r>
+        <w:rPr>
+          <w:rFonts w:eastAsia="黑体"/>
+        </w:rPr>
         <w:t xml:space="preserve"> Q </w:t>
       </w:r>
       <w:r>
         <w:rPr>
-          <w:rFonts w:hint="eastAsia"/>
+          <w:rFonts w:hint="eastAsia" w:eastAsia="黑体"/>
         </w:rPr>
         <w:t xml:space="preserve">值与可调陷波频率，用于去除电源工频、传感器工频串扰等单一强干扰信号。</w:t>
       </w:r>
@@ -731,7 +887,7 @@
       </w:pPr>
       <w:r>
         <w:rPr>
-          <w:rFonts w:hint="eastAsia"/>
+          <w:rFonts w:hint="eastAsia" w:eastAsia="黑体"/>
         </w:rPr>
         <w:t xml:space="preserve">工作原理</w:t>
       </w:r>
@@ -742,25 +898,31 @@
       </w:pPr>
       <w:r>
         <w:rPr>
-          <w:rFonts w:hint="eastAsia"/>
+          <w:rFonts w:hint="eastAsia" w:eastAsia="黑体"/>
         </w:rPr>
         <w:t xml:space="preserve">电路在陷波频率通过对消或负反馈产生一个传输零点，使该频率信号被大幅衰减；远离陷波频率时增益恢复为近乎平坦。有源结构（如双</w:t>
       </w:r>
       <w:r>
+        <w:rPr>
+          <w:rFonts w:eastAsia="黑体"/>
+        </w:rPr>
         <w:t xml:space="preserve"> T </w:t>
       </w:r>
       <w:r>
         <w:rPr>
-          <w:rFonts w:hint="eastAsia"/>
+          <w:rFonts w:hint="eastAsia" w:eastAsia="黑体"/>
         </w:rPr>
         <w:t xml:space="preserve">加正反馈）可在不放大噪声的前提下显著提升</w:t>
       </w:r>
       <w:r>
+        <w:rPr>
+          <w:rFonts w:eastAsia="黑体"/>
+        </w:rPr>
         <w:t xml:space="preserve"> Q </w:t>
       </w:r>
       <w:r>
         <w:rPr>
-          <w:rFonts w:hint="eastAsia"/>
+          <w:rFonts w:hint="eastAsia" w:eastAsia="黑体"/>
         </w:rPr>
         <w:t xml:space="preserve">值，形成一个极窄的衰减槽。</w:t>
       </w:r>
@@ -773,7 +935,7 @@
       </w:pPr>
       <w:r>
         <w:rPr>
-          <w:rFonts w:hint="eastAsia"/>
+          <w:rFonts w:hint="eastAsia" w:eastAsia="黑体"/>
         </w:rPr>
         <w:t xml:space="preserve">关键计算公式</w:t>
       </w:r>
@@ -787,16 +949,19 @@
       </w:pPr>
       <w:r>
         <w:rPr>
-          <w:rFonts w:hint="eastAsia"/>
+          <w:rFonts w:hint="eastAsia" w:eastAsia="黑体"/>
         </w:rPr>
         <w:t xml:space="preserve">陷波中心频率（双</w:t>
       </w:r>
       <w:r>
+        <w:rPr>
+          <w:rFonts w:eastAsia="黑体"/>
+        </w:rPr>
         <w:t xml:space="preserve"> T </w:t>
       </w:r>
       <w:r>
         <w:rPr>
-          <w:rFonts w:hint="eastAsia"/>
+          <w:rFonts w:hint="eastAsia" w:eastAsia="黑体"/>
         </w:rPr>
         <w:t xml:space="preserve">型，</w:t>
       </w:r>
@@ -842,6 +1007,9 @@
         </m:r>
       </m:oMath>
       <w:r>
+        <w:rPr>
+          <w:rFonts w:eastAsia="黑体"/>
+        </w:rPr>
         <w:t xml:space="preserve">、</w:t>
       </w:r>
       <m:oMath>
@@ -887,7 +1055,7 @@
       </m:oMath>
       <w:r>
         <w:rPr>
-          <w:rFonts w:hint="eastAsia"/>
+          <w:rFonts w:hint="eastAsia" w:eastAsia="黑体"/>
         </w:rPr>
         <w:t xml:space="preserve">）：</w:t>
       </w:r>
@@ -956,20 +1124,26 @@
       </w:pPr>
       <w:r>
         <w:rPr>
-          <w:rFonts w:hint="eastAsia"/>
+          <w:rFonts w:hint="eastAsia" w:eastAsia="黑体"/>
         </w:rPr>
         <w:t xml:space="preserve">有源双</w:t>
       </w:r>
       <w:r>
+        <w:rPr>
+          <w:rFonts w:eastAsia="黑体"/>
+        </w:rPr>
         <w:t xml:space="preserve"> T </w:t>
       </w:r>
       <w:r>
         <w:rPr>
-          <w:rFonts w:hint="eastAsia"/>
+          <w:rFonts w:hint="eastAsia" w:eastAsia="黑体"/>
         </w:rPr>
         <w:t xml:space="preserve">的品质因数（引入正反馈系数</w:t>
       </w:r>
       <w:r>
+        <w:rPr>
+          <w:rFonts w:eastAsia="黑体"/>
+        </w:rPr>
         <w:t xml:space="preserve"> </w:t>
       </w:r>
       <m:oMath>
@@ -979,7 +1153,7 @@
       </m:oMath>
       <w:r>
         <w:rPr>
-          <w:rFonts w:hint="eastAsia"/>
+          <w:rFonts w:hint="eastAsia" w:eastAsia="黑体"/>
         </w:rPr>
         <w:t xml:space="preserve">）：</w:t>
       </w:r>
@@ -1054,7 +1228,7 @@
       </w:pPr>
       <w:r>
         <w:rPr>
-          <w:rFonts w:hint="eastAsia"/>
+          <w:rFonts w:hint="eastAsia" w:eastAsia="黑体"/>
         </w:rPr>
         <w:t xml:space="preserve">正反馈支路分压系数：</w:t>
       </w:r>
@@ -1141,7 +1315,7 @@
       </w:pPr>
       <w:r>
         <w:rPr>
-          <w:rFonts w:hint="eastAsia"/>
+          <w:rFonts w:hint="eastAsia" w:eastAsia="黑体"/>
         </w:rPr>
         <w:t xml:space="preserve">传递函数（二阶陷波）：</w:t>
       </w:r>
@@ -1326,7 +1500,7 @@
             </w:pPr>
             <w:r>
               <w:rPr>
-                <w:rFonts w:hint="eastAsia"/>
+                <w:rFonts w:hint="eastAsia" w:eastAsia="黑体"/>
               </w:rPr>
               <w:t xml:space="preserve">符号</w:t>
             </w:r>
@@ -1340,7 +1514,7 @@
             </w:pPr>
             <w:r>
               <w:rPr>
-                <w:rFonts w:hint="eastAsia"/>
+                <w:rFonts w:hint="eastAsia" w:eastAsia="黑体"/>
               </w:rPr>
               <w:t xml:space="preserve">含义</w:t>
             </w:r>
@@ -1354,7 +1528,7 @@
             </w:pPr>
             <w:r>
               <w:rPr>
-                <w:rFonts w:hint="eastAsia"/>
+                <w:rFonts w:hint="eastAsia" w:eastAsia="黑体"/>
               </w:rPr>
               <w:t xml:space="preserve">单位</w:t>
             </w:r>
@@ -1374,6 +1548,9 @@
               </m:r>
             </m:oMath>
             <w:r>
+              <w:rPr>
+                <w:rFonts w:eastAsia="黑体"/>
+              </w:rPr>
               <w:t xml:space="preserve">​</w:t>
             </w:r>
           </w:p>
@@ -1386,16 +1563,19 @@
             </w:pPr>
             <w:r>
               <w:rPr>
-                <w:rFonts w:hint="eastAsia"/>
+                <w:rFonts w:hint="eastAsia" w:eastAsia="黑体"/>
               </w:rPr>
               <w:t xml:space="preserve">双</w:t>
             </w:r>
             <w:r>
+              <w:rPr>
+                <w:rFonts w:eastAsia="黑体"/>
+              </w:rPr>
               <w:t xml:space="preserve"> T </w:t>
             </w:r>
             <w:r>
               <w:rPr>
-                <w:rFonts w:hint="eastAsia"/>
+                <w:rFonts w:hint="eastAsia" w:eastAsia="黑体"/>
               </w:rPr>
               <w:t xml:space="preserve">网络电阻</w:t>
             </w:r>
@@ -1408,6 +1588,9 @@
               <w:pStyle w:val="Compact"/>
             </w:pPr>
             <w:r>
+              <w:rPr>
+                <w:rFonts w:eastAsia="黑体"/>
+              </w:rPr>
               <w:t xml:space="preserve">Ω</w:t>
             </w:r>
           </w:p>
@@ -1426,6 +1609,9 @@
               </m:r>
             </m:oMath>
             <w:r>
+              <w:rPr>
+                <w:rFonts w:eastAsia="黑体"/>
+              </w:rPr>
               <w:t xml:space="preserve">​</w:t>
             </w:r>
           </w:p>
@@ -1438,16 +1624,19 @@
             </w:pPr>
             <w:r>
               <w:rPr>
-                <w:rFonts w:hint="eastAsia"/>
+                <w:rFonts w:hint="eastAsia" w:eastAsia="黑体"/>
               </w:rPr>
               <w:t xml:space="preserve">双</w:t>
             </w:r>
             <w:r>
+              <w:rPr>
+                <w:rFonts w:eastAsia="黑体"/>
+              </w:rPr>
               <w:t xml:space="preserve"> T </w:t>
             </w:r>
             <w:r>
               <w:rPr>
-                <w:rFonts w:hint="eastAsia"/>
+                <w:rFonts w:hint="eastAsia" w:eastAsia="黑体"/>
               </w:rPr>
               <w:t xml:space="preserve">网络电容</w:t>
             </w:r>
@@ -1460,6 +1649,9 @@
               <w:pStyle w:val="Compact"/>
             </w:pPr>
             <w:r>
+              <w:rPr>
+                <w:rFonts w:eastAsia="黑体"/>
+              </w:rPr>
               <w:t xml:space="preserve">F</w:t>
             </w:r>
           </w:p>
@@ -1487,6 +1679,9 @@
               </m:sSub>
             </m:oMath>
             <w:r>
+              <w:rPr>
+                <w:rFonts w:eastAsia="黑体"/>
+              </w:rPr>
               <w:t xml:space="preserve">​</w:t>
             </w:r>
           </w:p>
@@ -1499,7 +1694,7 @@
             </w:pPr>
             <w:r>
               <w:rPr>
-                <w:rFonts w:hint="eastAsia"/>
+                <w:rFonts w:hint="eastAsia" w:eastAsia="黑体"/>
               </w:rPr>
               <w:t xml:space="preserve">陷波中心频率</w:t>
             </w:r>
@@ -1512,6 +1707,9 @@
               <w:pStyle w:val="Compact"/>
             </w:pPr>
             <w:r>
+              <w:rPr>
+                <w:rFonts w:eastAsia="黑体"/>
+              </w:rPr>
               <w:t xml:space="preserve">Hz</w:t>
             </w:r>
           </w:p>
@@ -1530,6 +1728,9 @@
               </m:r>
             </m:oMath>
             <w:r>
+              <w:rPr>
+                <w:rFonts w:eastAsia="黑体"/>
+              </w:rPr>
               <w:t xml:space="preserve">​</w:t>
             </w:r>
           </w:p>
@@ -1542,7 +1743,7 @@
             </w:pPr>
             <w:r>
               <w:rPr>
-                <w:rFonts w:hint="eastAsia"/>
+                <w:rFonts w:hint="eastAsia" w:eastAsia="黑体"/>
               </w:rPr>
               <w:t xml:space="preserve">品质因数</w:t>
             </w:r>
@@ -1555,6 +1756,9 @@
               <w:pStyle w:val="Compact"/>
             </w:pPr>
             <w:r>
+              <w:rPr>
+                <w:rFonts w:eastAsia="黑体"/>
+              </w:rPr>
               <w:t xml:space="preserve">—</w:t>
             </w:r>
           </w:p>
@@ -1573,6 +1777,9 @@
               </m:r>
             </m:oMath>
             <w:r>
+              <w:rPr>
+                <w:rFonts w:eastAsia="黑体"/>
+              </w:rPr>
               <w:t xml:space="preserve">​</w:t>
             </w:r>
           </w:p>
@@ -1585,7 +1792,7 @@
             </w:pPr>
             <w:r>
               <w:rPr>
-                <w:rFonts w:hint="eastAsia"/>
+                <w:rFonts w:hint="eastAsia" w:eastAsia="黑体"/>
               </w:rPr>
               <w:t xml:space="preserve">正反馈分压系数</w:t>
             </w:r>
@@ -1598,6 +1805,9 @@
               <w:pStyle w:val="Compact"/>
             </w:pPr>
             <w:r>
+              <w:rPr>
+                <w:rFonts w:eastAsia="黑体"/>
+              </w:rPr>
               <w:t xml:space="preserve">—</w:t>
             </w:r>
           </w:p>
@@ -1612,7 +1822,7 @@
       </w:pPr>
       <w:r>
         <w:rPr>
-          <w:rFonts w:hint="eastAsia"/>
+          <w:rFonts w:hint="eastAsia" w:eastAsia="黑体"/>
         </w:rPr>
         <w:t xml:space="preserve">元件调整影响</w:t>
       </w:r>
@@ -1627,6 +1837,7 @@
       </w:pPr>
       <w:r>
         <w:rPr>
+          <w:rFonts w:eastAsia="黑体"/>
           <w:b/>
           <w:bCs/>
         </w:rPr>
@@ -1634,7 +1845,7 @@
       </w:r>
       <w:r>
         <w:rPr>
-          <w:rFonts w:hint="eastAsia"/>
+          <w:rFonts w:hint="eastAsia" w:eastAsia="黑体"/>
           <w:b/>
           <w:bCs/>
         </w:rPr>
@@ -1642,6 +1853,7 @@
       </w:r>
       <w:r>
         <w:rPr>
+          <w:rFonts w:eastAsia="黑体"/>
           <w:b/>
           <w:bCs/>
         </w:rPr>
@@ -1649,7 +1861,7 @@
       </w:r>
       <w:r>
         <w:rPr>
-          <w:rFonts w:hint="eastAsia"/>
+          <w:rFonts w:hint="eastAsia" w:eastAsia="黑体"/>
           <w:b/>
           <w:bCs/>
         </w:rPr>
@@ -1657,6 +1869,7 @@
       </w:r>
       <w:r>
         <w:rPr>
+          <w:rFonts w:eastAsia="黑体"/>
           <w:b/>
           <w:bCs/>
         </w:rPr>
@@ -1664,19 +1877,28 @@
       </w:r>
       <w:r>
         <w:rPr>
-          <w:rFonts w:hint="eastAsia"/>
+          <w:rFonts w:hint="eastAsia" w:eastAsia="黑体"/>
           <w:b/>
           <w:bCs/>
         </w:rPr>
         <w:t xml:space="preserve">增大</w:t>
       </w:r>
       <w:r>
+        <w:rPr>
+          <w:rFonts w:eastAsia="黑体"/>
+        </w:rPr>
         <w:t xml:space="preserve"> </w:t>
       </w:r>
       <w:r>
+        <w:rPr>
+          <w:rFonts w:eastAsia="黑体"/>
+        </w:rPr>
         <w:t xml:space="preserve">→</w:t>
       </w:r>
       <w:r>
+        <w:rPr>
+          <w:rFonts w:eastAsia="黑体"/>
+        </w:rPr>
         <w:t xml:space="preserve"> </w:t>
       </w:r>
       <m:oMath>
@@ -1694,11 +1916,14 @@
         </m:sSub>
       </m:oMath>
       <w:r>
+        <w:rPr>
+          <w:rFonts w:eastAsia="黑体"/>
+        </w:rPr>
         <w:t xml:space="preserve"> </w:t>
       </w:r>
       <w:r>
         <w:rPr>
-          <w:rFonts w:hint="eastAsia"/>
+          <w:rFonts w:hint="eastAsia" w:eastAsia="黑体"/>
         </w:rPr>
         <w:t xml:space="preserve">降低。</w:t>
       </w:r>
@@ -1713,6 +1938,7 @@
       </w:pPr>
       <w:r>
         <w:rPr>
+          <w:rFonts w:eastAsia="黑体"/>
           <w:b/>
           <w:bCs/>
         </w:rPr>
@@ -1720,7 +1946,7 @@
       </w:r>
       <w:r>
         <w:rPr>
-          <w:rFonts w:hint="eastAsia"/>
+          <w:rFonts w:hint="eastAsia" w:eastAsia="黑体"/>
           <w:b/>
           <w:bCs/>
         </w:rPr>
@@ -1728,6 +1954,7 @@
       </w:r>
       <w:r>
         <w:rPr>
+          <w:rFonts w:eastAsia="黑体"/>
           <w:b/>
           <w:bCs/>
         </w:rPr>
@@ -1735,30 +1962,39 @@
       </w:r>
       <w:r>
         <w:rPr>
-          <w:rFonts w:hint="eastAsia"/>
+          <w:rFonts w:hint="eastAsia" w:eastAsia="黑体"/>
           <w:b/>
           <w:bCs/>
         </w:rPr>
         <w:t xml:space="preserve">1）</w:t>
       </w:r>
       <w:r>
+        <w:rPr>
+          <w:rFonts w:eastAsia="黑体"/>
+        </w:rPr>
         <w:t xml:space="preserve"> </w:t>
       </w:r>
       <w:r>
+        <w:rPr>
+          <w:rFonts w:eastAsia="黑体"/>
+        </w:rPr>
         <w:t xml:space="preserve">→ Q </w:t>
       </w:r>
       <w:r>
         <w:rPr>
-          <w:rFonts w:hint="eastAsia"/>
+          <w:rFonts w:hint="eastAsia" w:eastAsia="黑体"/>
         </w:rPr>
         <w:t xml:space="preserve">值升高，陷波变窄变深；但</w:t>
       </w:r>
       <w:r>
+        <w:rPr>
+          <w:rFonts w:eastAsia="黑体"/>
+        </w:rPr>
         <w:t xml:space="preserve"> k </w:t>
       </w:r>
       <w:r>
         <w:rPr>
-          <w:rFonts w:hint="eastAsia"/>
+          <w:rFonts w:hint="eastAsia" w:eastAsia="黑体"/>
         </w:rPr>
         <w:t xml:space="preserve">过大时可能自激振荡。</w:t>
       </w:r>
@@ -1773,21 +2009,27 @@
       </w:pPr>
       <w:r>
         <w:rPr>
-          <w:rFonts w:hint="eastAsia"/>
+          <w:rFonts w:hint="eastAsia" w:eastAsia="黑体"/>
           <w:b/>
           <w:bCs/>
         </w:rPr>
         <w:t xml:space="preserve">元件失配</w:t>
       </w:r>
       <w:r>
+        <w:rPr>
+          <w:rFonts w:eastAsia="黑体"/>
+        </w:rPr>
         <w:t xml:space="preserve"> </w:t>
       </w:r>
       <w:r>
+        <w:rPr>
+          <w:rFonts w:eastAsia="黑体"/>
+        </w:rPr>
         <w:t xml:space="preserve">→ </w:t>
       </w:r>
       <w:r>
         <w:rPr>
-          <w:rFonts w:hint="eastAsia"/>
+          <w:rFonts w:hint="eastAsia" w:eastAsia="黑体"/>
         </w:rPr>
         <w:t xml:space="preserve">陷波深度下降，衰减零点被破坏。</w:t>
       </w:r>
@@ -1802,25 +2044,31 @@
       </w:pPr>
       <w:r>
         <w:rPr>
-          <w:rFonts w:hint="eastAsia"/>
+          <w:rFonts w:hint="eastAsia" w:eastAsia="黑体"/>
         </w:rPr>
         <w:t xml:space="preserve">有源结构的</w:t>
       </w:r>
       <w:r>
+        <w:rPr>
+          <w:rFonts w:eastAsia="黑体"/>
+        </w:rPr>
         <w:t xml:space="preserve"> Q </w:t>
       </w:r>
       <w:r>
         <w:rPr>
-          <w:rFonts w:hint="eastAsia"/>
+          <w:rFonts w:hint="eastAsia" w:eastAsia="黑体"/>
         </w:rPr>
         <w:t xml:space="preserve">值远高于无源双</w:t>
       </w:r>
       <w:r>
+        <w:rPr>
+          <w:rFonts w:eastAsia="黑体"/>
+        </w:rPr>
         <w:t xml:space="preserve"> </w:t>
       </w:r>
       <w:r>
         <w:rPr>
-          <w:rFonts w:hint="eastAsia"/>
+          <w:rFonts w:hint="eastAsia" w:eastAsia="黑体"/>
         </w:rPr>
         <w:t xml:space="preserve">T，可实现很窄的陷波频带。</w:t>
       </w:r>
@@ -1833,7 +2081,7 @@
       </w:pPr>
       <w:r>
         <w:rPr>
-          <w:rFonts w:hint="eastAsia"/>
+          <w:rFonts w:hint="eastAsia" w:eastAsia="黑体"/>
         </w:rPr>
         <w:t xml:space="preserve">典型参数示例</w:t>
       </w:r>
@@ -1848,11 +2096,14 @@
       </w:pPr>
       <w:r>
         <w:rPr>
-          <w:rFonts w:hint="eastAsia"/>
+          <w:rFonts w:hint="eastAsia" w:eastAsia="黑体"/>
         </w:rPr>
         <w:t xml:space="preserve">若需</w:t>
       </w:r>
       <w:r>
+        <w:rPr>
+          <w:rFonts w:eastAsia="黑体"/>
+        </w:rPr>
         <w:t xml:space="preserve"> </w:t>
       </w:r>
       <m:oMath>
@@ -1889,6 +2140,9 @@
         </m:r>
       </m:oMath>
       <w:r>
+        <w:rPr>
+          <w:rFonts w:eastAsia="黑体"/>
+        </w:rPr>
         <w:t xml:space="preserve">、</w:t>
       </w:r>
       <m:oMath>
@@ -1907,11 +2161,14 @@
       </m:oMath>
       <w:r>
         <w:rPr>
-          <w:rFonts w:hint="eastAsia"/>
+          <w:rFonts w:hint="eastAsia" w:eastAsia="黑体"/>
         </w:rPr>
         <w:t xml:space="preserve">：取</w:t>
       </w:r>
       <w:r>
+        <w:rPr>
+          <w:rFonts w:eastAsia="黑体"/>
+        </w:rPr>
         <w:t xml:space="preserve"> </w:t>
       </w:r>
       <m:oMath>
@@ -1940,11 +2197,14 @@
       </m:oMath>
       <w:r>
         <w:rPr>
-          <w:rFonts w:hint="eastAsia"/>
+          <w:rFonts w:hint="eastAsia" w:eastAsia="黑体"/>
         </w:rPr>
         <w:t xml:space="preserve">，则</w:t>
       </w:r>
       <w:r>
+        <w:rPr>
+          <w:rFonts w:eastAsia="黑体"/>
+        </w:rPr>
         <w:t xml:space="preserve"> </w:t>
       </w:r>
       <m:oMath>
@@ -2039,11 +2299,14 @@
       </m:oMath>
       <w:r>
         <w:rPr>
-          <w:rFonts w:hint="eastAsia"/>
+          <w:rFonts w:hint="eastAsia" w:eastAsia="黑体"/>
         </w:rPr>
         <w:t xml:space="preserve">；由</w:t>
       </w:r>
       <w:r>
+        <w:rPr>
+          <w:rFonts w:eastAsia="黑体"/>
+        </w:rPr>
         <w:t xml:space="preserve"> </w:t>
       </w:r>
       <m:oMath>
@@ -2097,15 +2360,21 @@
         </m:f>
       </m:oMath>
       <w:r>
+        <w:rPr>
+          <w:rFonts w:eastAsia="黑体"/>
+        </w:rPr>
         <w:t xml:space="preserve"> </w:t>
       </w:r>
       <w:r>
         <w:rPr>
-          <w:rFonts w:hint="eastAsia"/>
+          <w:rFonts w:hint="eastAsia" w:eastAsia="黑体"/>
         </w:rPr>
         <w:t xml:space="preserve">得</w:t>
       </w:r>
       <w:r>
+        <w:rPr>
+          <w:rFonts w:eastAsia="黑体"/>
+        </w:rPr>
         <w:t xml:space="preserve"> </w:t>
       </w:r>
       <m:oMath>
@@ -2154,7 +2423,7 @@
       </m:oMath>
       <w:r>
         <w:rPr>
-          <w:rFonts w:hint="eastAsia"/>
+          <w:rFonts w:hint="eastAsia" w:eastAsia="黑体"/>
         </w:rPr>
         <w:t xml:space="preserve">，据此取反馈分压电阻比。</w:t>
       </w:r>
@@ -2167,7 +2436,7 @@
       </w:pPr>
       <w:r>
         <w:rPr>
-          <w:rFonts w:hint="eastAsia"/>
+          <w:rFonts w:hint="eastAsia" w:eastAsia="黑体"/>
         </w:rPr>
         <w:t xml:space="preserve">常见器件型号</w:t>
       </w:r>
@@ -2182,7 +2451,7 @@
       </w:pPr>
       <w:r>
         <w:rPr>
-          <w:rFonts w:hint="eastAsia"/>
+          <w:rFonts w:hint="eastAsia" w:eastAsia="黑体"/>
         </w:rPr>
         <w:t xml:space="preserve">运放：OP07、LM358、TL072、OPA227（低噪声）。</w:t>
       </w:r>
@@ -2197,25 +2466,31 @@
       </w:pPr>
       <w:r>
         <w:rPr>
-          <w:rFonts w:hint="eastAsia"/>
+          <w:rFonts w:hint="eastAsia" w:eastAsia="黑体"/>
         </w:rPr>
         <w:t xml:space="preserve">专用滤波器</w:t>
       </w:r>
       <w:r>
+        <w:rPr>
+          <w:rFonts w:eastAsia="黑体"/>
+        </w:rPr>
         <w:t xml:space="preserve"> / </w:t>
       </w:r>
       <w:r>
         <w:rPr>
-          <w:rFonts w:hint="eastAsia"/>
+          <w:rFonts w:hint="eastAsia" w:eastAsia="黑体"/>
         </w:rPr>
         <w:t xml:space="preserve">状态变量</w:t>
       </w:r>
       <w:r>
+        <w:rPr>
+          <w:rFonts w:eastAsia="黑体"/>
+        </w:rPr>
         <w:t xml:space="preserve"> </w:t>
       </w:r>
       <w:r>
         <w:rPr>
-          <w:rFonts w:hint="eastAsia"/>
+          <w:rFonts w:hint="eastAsia" w:eastAsia="黑体"/>
         </w:rPr>
         <w:t xml:space="preserve">IC：UAF42、LMF100。</w:t>
       </w:r>
@@ -2230,25 +2505,31 @@
       </w:pPr>
       <w:r>
         <w:rPr>
-          <w:rFonts w:hint="eastAsia"/>
+          <w:rFonts w:hint="eastAsia" w:eastAsia="黑体"/>
         </w:rPr>
         <w:t xml:space="preserve">精密阻容：0.1%</w:t>
       </w:r>
       <w:r>
+        <w:rPr>
+          <w:rFonts w:eastAsia="黑体"/>
+        </w:rPr>
         <w:t xml:space="preserve"> </w:t>
       </w:r>
       <w:r>
         <w:rPr>
-          <w:rFonts w:hint="eastAsia"/>
+          <w:rFonts w:hint="eastAsia" w:eastAsia="黑体"/>
         </w:rPr>
         <w:t xml:space="preserve">金属膜电阻、C0G</w:t>
       </w:r>
       <w:r>
+        <w:rPr>
+          <w:rFonts w:eastAsia="黑体"/>
+        </w:rPr>
         <w:t xml:space="preserve"> </w:t>
       </w:r>
       <w:r>
         <w:rPr>
-          <w:rFonts w:hint="eastAsia"/>
+          <w:rFonts w:hint="eastAsia" w:eastAsia="黑体"/>
         </w:rPr>
         <w:t xml:space="preserve">或聚苯乙烯电容。</w:t>
       </w:r>
@@ -2261,7 +2542,7 @@
       </w:pPr>
       <w:r>
         <w:rPr>
-          <w:rFonts w:hint="eastAsia"/>
+          <w:rFonts w:hint="eastAsia" w:eastAsia="黑体"/>
         </w:rPr>
         <w:t xml:space="preserve">注意事项</w:t>
       </w:r>
@@ -2276,11 +2557,14 @@
       </w:pPr>
       <w:r>
         <w:rPr>
-          <w:rFonts w:hint="eastAsia"/>
+          <w:rFonts w:hint="eastAsia" w:eastAsia="黑体"/>
         </w:rPr>
         <w:t xml:space="preserve">元件匹配精度决定陷波深度，需精密配对的</w:t>
       </w:r>
       <w:r>
+        <w:rPr>
+          <w:rFonts w:eastAsia="黑体"/>
+        </w:rPr>
         <w:t xml:space="preserve"> R、C。</w:t>
       </w:r>
     </w:p>
@@ -2294,25 +2578,31 @@
       </w:pPr>
       <w:r>
         <w:rPr>
-          <w:rFonts w:hint="eastAsia"/>
+          <w:rFonts w:hint="eastAsia" w:eastAsia="黑体"/>
         </w:rPr>
         <w:t xml:space="preserve">高</w:t>
       </w:r>
       <w:r>
+        <w:rPr>
+          <w:rFonts w:eastAsia="黑体"/>
+        </w:rPr>
         <w:t xml:space="preserve"> Q </w:t>
       </w:r>
       <w:r>
         <w:rPr>
-          <w:rFonts w:hint="eastAsia"/>
+          <w:rFonts w:hint="eastAsia" w:eastAsia="黑体"/>
         </w:rPr>
         <w:t xml:space="preserve">有源陷波器的正反馈易引发自激，需限制</w:t>
       </w:r>
       <w:r>
+        <w:rPr>
+          <w:rFonts w:eastAsia="黑体"/>
+        </w:rPr>
         <w:t xml:space="preserve"> k </w:t>
       </w:r>
       <w:r>
         <w:rPr>
-          <w:rFonts w:hint="eastAsia"/>
+          <w:rFonts w:hint="eastAsia" w:eastAsia="黑体"/>
         </w:rPr>
         <w:t xml:space="preserve">值并做好相位裕度。</w:t>
       </w:r>
@@ -2327,7 +2617,7 @@
       </w:pPr>
       <w:r>
         <w:rPr>
-          <w:rFonts w:hint="eastAsia"/>
+          <w:rFonts w:hint="eastAsia" w:eastAsia="黑体"/>
         </w:rPr>
         <w:t xml:space="preserve">陷波频率处相位陡变，可能影响闭环系统稳定性，需评估环路相位。</w:t>
       </w:r>
@@ -2340,7 +2630,7 @@
       </w:pPr>
       <w:r>
         <w:rPr>
-          <w:rFonts w:hint="eastAsia"/>
+          <w:rFonts w:hint="eastAsia" w:eastAsia="黑体"/>
         </w:rPr>
         <w:t xml:space="preserve">参考资料</w:t>
       </w:r>
@@ -2354,6 +2644,9 @@
         </w:numPr>
       </w:pPr>
       <w:r>
+        <w:rPr>
+          <w:rFonts w:eastAsia="黑体"/>
+        </w:rPr>
         <w:t xml:space="preserve">Wikipedia: Band-stop filter。</w:t>
       </w:r>
     </w:p>
@@ -2366,20 +2659,26 @@
         </w:numPr>
       </w:pPr>
       <w:r>
+        <w:rPr>
+          <w:rFonts w:eastAsia="黑体"/>
+        </w:rPr>
         <w:t xml:space="preserve">TI </w:t>
       </w:r>
       <w:r>
         <w:rPr>
-          <w:rFonts w:hint="eastAsia"/>
+          <w:rFonts w:hint="eastAsia" w:eastAsia="黑体"/>
         </w:rPr>
         <w:t xml:space="preserve">应用笔记</w:t>
       </w:r>
       <w:r>
+        <w:rPr>
+          <w:rFonts w:eastAsia="黑体"/>
+        </w:rPr>
         <w:t xml:space="preserve"> </w:t>
       </w:r>
       <w:r>
         <w:rPr>
-          <w:rFonts w:hint="eastAsia"/>
+          <w:rFonts w:hint="eastAsia" w:eastAsia="黑体"/>
         </w:rPr>
         <w:t xml:space="preserve">SLOA093（有源滤波器设计）。</w:t>
       </w:r>
@@ -2394,7 +2693,7 @@
       </w:pPr>
       <w:r>
         <w:rPr>
-          <w:rFonts w:hint="eastAsia"/>
+          <w:rFonts w:hint="eastAsia" w:eastAsia="黑体"/>
         </w:rPr>
         <w:t xml:space="preserve">《模拟电子技术基础》（童诗白、华成英）。</w:t>
       </w:r>
@@ -2408,11 +2707,11 @@
       </w:pPr>
       <w:r>
         <w:rPr>
-          <w:rFonts w:ascii="Times New Roman" w:hAnsi="Times New Roman"/>
+          <w:rFonts w:ascii="Times New Roman" w:hAnsi="Times New Roman" w:eastAsia="黑体"/>
           <w:color w:val="555555"/>
           <w:sz w:val="21"/>
         </w:rPr>
-        <w:t>材料收集者：杜文杰</w:t>
+        <w:t>材料收集者：杜文杰，WX手机：19519196569，QQ:3478827729</w:t>
       </w:r>
     </w:p>
     <w:sectPr>
@@ -2432,7 +2731,7 @@
 </file>
 
 <file path=word/footer1.xml><?xml version="1.0" encoding="utf-8"?>
-<w:ftr xmlns:m="http://schemas.openxmlformats.org/officeDocument/2006/math" xmlns:mc="http://schemas.openxmlformats.org/markup-compatibility/2006" xmlns:mo="http://schemas.microsoft.com/office/mac/office/2008/main" xmlns:mv="urn:schemas-microsoft-com:mac:vml" xmlns:o="urn:schemas-microsoft-com:office:office" xmlns:r="http://schemas.openxmlformats.org/officeDocument/2006/relationships" xmlns:v="urn:schemas-microsoft-com:vml" xmlns:w10="urn:schemas-microsoft-com:office:word" xmlns:w14="http://schemas.microsoft.com/office/word/2010/wordml" xmlns:w="http://schemas.openxmlformats.org/wordprocessingml/2006/main" xmlns:wne="http://schemas.microsoft.com/office/word/2006/wordml" xmlns:wp14="http://schemas.microsoft.com/office/word/2010/wordprocessingDrawing" xmlns:wp="http://schemas.openxmlformats.org/drawingml/2006/wordprocessingDrawing" xmlns:wpc="http://schemas.microsoft.com/office/word/2010/wordprocessingCanvas" xmlns:wpg="http://schemas.microsoft.com/office/word/2010/wordprocessingGroup" xmlns:wpi="http://schemas.microsoft.com/office/word/2010/wordprocessingInk" xmlns:wps="http://schemas.microsoft.com/office/word/2010/wordprocessingShape" mc:Ignorable="w14 wp14">
+<w:ftr xmlns:mc="http://schemas.openxmlformats.org/markup-compatibility/2006" xmlns:w="http://schemas.openxmlformats.org/wordprocessingml/2006/main" xmlns:m="http://schemas.openxmlformats.org/officeDocument/2006/math" xmlns:mo="http://schemas.microsoft.com/office/mac/office/2008/main" xmlns:mv="urn:schemas-microsoft-com:mac:vml" xmlns:o="urn:schemas-microsoft-com:office:office" xmlns:r="http://schemas.openxmlformats.org/officeDocument/2006/relationships" xmlns:v="urn:schemas-microsoft-com:vml" xmlns:w10="urn:schemas-microsoft-com:office:word" xmlns:w14="http://schemas.microsoft.com/office/word/2010/wordml" xmlns:wne="http://schemas.microsoft.com/office/word/2006/wordml" xmlns:wp14="http://schemas.microsoft.com/office/word/2010/wordprocessingDrawing" xmlns:wp="http://schemas.openxmlformats.org/drawingml/2006/wordprocessingDrawing" xmlns:wpc="http://schemas.microsoft.com/office/word/2010/wordprocessingCanvas" xmlns:wpg="http://schemas.microsoft.com/office/word/2010/wordprocessingGroup" xmlns:wpi="http://schemas.microsoft.com/office/word/2010/wordprocessingInk" xmlns:wps="http://schemas.microsoft.com/office/word/2010/wordprocessingShape" mc:Ignorable="w14 wp14">
   <w:p>
     <w:pPr>
       <w:pStyle w:val="Footer"/>
@@ -2440,12 +2739,14 @@
     </w:pPr>
     <w:r>
       <w:rPr>
+        <w:rFonts w:eastAsia="黑体"/>
         <w:sz w:val="18"/>
       </w:rPr>
       <w:t xml:space="preserve">第 </w:t>
     </w:r>
     <w:r>
       <w:rPr>
+        <w:rFonts w:eastAsia="黑体"/>
         <w:sz w:val="18"/>
       </w:rPr>
       <w:fldChar w:fldCharType="begin"/>
@@ -2454,6 +2755,7 @@
     </w:r>
     <w:r>
       <w:rPr>
+        <w:rFonts w:eastAsia="黑体"/>
         <w:sz w:val="18"/>
       </w:rPr>
       <w:t xml:space="preserve"> 页</w:t>
@@ -2467,6 +2769,9 @@
   <w:footnote w:type="continuationSeparator" w:id="0">
     <w:p>
       <w:r>
+        <w:rPr>
+          <w:rFonts w:eastAsia="黑体"/>
+        </w:rPr>
         <w:continuationSeparator/>
       </w:r>
     </w:p>
@@ -2474,6 +2779,9 @@
   <w:footnote w:type="separator" w:id="-1">
     <w:p>
       <w:r>
+        <w:rPr>
+          <w:rFonts w:eastAsia="黑体"/>
+        </w:rPr>
         <w:separator/>
       </w:r>
     </w:p>
@@ -2482,7 +2790,7 @@
 </file>
 
 <file path=word/header1.xml><?xml version="1.0" encoding="utf-8"?>
-<w:hdr xmlns:m="http://schemas.openxmlformats.org/officeDocument/2006/math" xmlns:mc="http://schemas.openxmlformats.org/markup-compatibility/2006" xmlns:mo="http://schemas.microsoft.com/office/mac/office/2008/main" xmlns:mv="urn:schemas-microsoft-com:mac:vml" xmlns:o="urn:schemas-microsoft-com:office:office" xmlns:r="http://schemas.openxmlformats.org/officeDocument/2006/relationships" xmlns:v="urn:schemas-microsoft-com:vml" xmlns:w10="urn:schemas-microsoft-com:office:word" xmlns:w14="http://schemas.microsoft.com/office/word/2010/wordml" xmlns:w="http://schemas.openxmlformats.org/wordprocessingml/2006/main" xmlns:wne="http://schemas.microsoft.com/office/word/2006/wordml" xmlns:wp14="http://schemas.microsoft.com/office/word/2010/wordprocessingDrawing" xmlns:wp="http://schemas.openxmlformats.org/drawingml/2006/wordprocessingDrawing" xmlns:wpc="http://schemas.microsoft.com/office/word/2010/wordprocessingCanvas" xmlns:wpg="http://schemas.microsoft.com/office/word/2010/wordprocessingGroup" xmlns:wpi="http://schemas.microsoft.com/office/word/2010/wordprocessingInk" xmlns:wps="http://schemas.microsoft.com/office/word/2010/wordprocessingShape" mc:Ignorable="w14 wp14">
+<w:hdr xmlns:mc="http://schemas.openxmlformats.org/markup-compatibility/2006" xmlns:w="http://schemas.openxmlformats.org/wordprocessingml/2006/main" xmlns:m="http://schemas.openxmlformats.org/officeDocument/2006/math" xmlns:mo="http://schemas.microsoft.com/office/mac/office/2008/main" xmlns:mv="urn:schemas-microsoft-com:mac:vml" xmlns:o="urn:schemas-microsoft-com:office:office" xmlns:r="http://schemas.openxmlformats.org/officeDocument/2006/relationships" xmlns:v="urn:schemas-microsoft-com:vml" xmlns:w10="urn:schemas-microsoft-com:office:word" xmlns:w14="http://schemas.microsoft.com/office/word/2010/wordml" xmlns:wne="http://schemas.microsoft.com/office/word/2006/wordml" xmlns:wp14="http://schemas.microsoft.com/office/word/2010/wordprocessingDrawing" xmlns:wp="http://schemas.openxmlformats.org/drawingml/2006/wordprocessingDrawing" xmlns:wpc="http://schemas.microsoft.com/office/word/2010/wordprocessingCanvas" xmlns:wpg="http://schemas.microsoft.com/office/word/2010/wordprocessingGroup" xmlns:wpi="http://schemas.microsoft.com/office/word/2010/wordprocessingInk" xmlns:wps="http://schemas.microsoft.com/office/word/2010/wordprocessingShape" mc:Ignorable="w14 wp14">
   <w:p>
     <w:pPr>
       <w:pStyle w:val="Header"/>
@@ -2490,7 +2798,7 @@
     </w:pPr>
     <w:r>
       <w:rPr>
-        <w:rFonts w:ascii="Times New Roman" w:hAnsi="Times New Roman"/>
+        <w:rFonts w:ascii="Times New Roman" w:hAnsi="Times New Roman" w:eastAsia="黑体"/>
         <w:sz w:val="18"/>
         <w:rFonts w:eastAsia="黑体"/>
         <w:rFonts w:eastAsia="黑体"/>
@@ -2502,7 +2810,7 @@
 </file>
 
 <file path=word/numbering.xml><?xml version="1.0" encoding="utf-8"?>
-<w:numbering xmlns:m="http://schemas.openxmlformats.org/officeDocument/2006/math" xmlns:mc="http://schemas.openxmlformats.org/markup-compatibility/2006" xmlns:mo="http://schemas.microsoft.com/office/mac/office/2008/main" xmlns:mv="urn:schemas-microsoft-com:mac:vml" xmlns:o="urn:schemas-microsoft-com:office:office" xmlns:r="http://schemas.openxmlformats.org/officeDocument/2006/relationships" xmlns:v="urn:schemas-microsoft-com:vml" xmlns:w="http://schemas.openxmlformats.org/wordprocessingml/2006/main" xmlns:w10="urn:schemas-microsoft-com:office:word" xmlns:w14="http://schemas.microsoft.com/office/word/2010/wordml" xmlns:wne="http://schemas.microsoft.com/office/word/2006/wordml" xmlns:wp="http://schemas.openxmlformats.org/drawingml/2006/wordprocessingDrawing" xmlns:wp14="http://schemas.microsoft.com/office/word/2010/wordprocessingDrawing" xmlns:wpc="http://schemas.microsoft.com/office/word/2010/wordprocessingCanvas" xmlns:wpg="http://schemas.microsoft.com/office/word/2010/wordprocessingGroup" xmlns:wpi="http://schemas.microsoft.com/office/word/2010/wordprocessingInk" xmlns:wps="http://schemas.microsoft.com/office/word/2010/wordprocessingShape" mc:Ignorable="w14 wp14">
+<w:numbering xmlns:mc="http://schemas.openxmlformats.org/markup-compatibility/2006" xmlns:w="http://schemas.openxmlformats.org/wordprocessingml/2006/main" xmlns:m="http://schemas.openxmlformats.org/officeDocument/2006/math" xmlns:mo="http://schemas.microsoft.com/office/mac/office/2008/main" xmlns:mv="urn:schemas-microsoft-com:mac:vml" xmlns:o="urn:schemas-microsoft-com:office:office" xmlns:r="http://schemas.openxmlformats.org/officeDocument/2006/relationships" xmlns:v="urn:schemas-microsoft-com:vml" xmlns:w10="urn:schemas-microsoft-com:office:word" xmlns:w14="http://schemas.microsoft.com/office/word/2010/wordml" xmlns:wne="http://schemas.microsoft.com/office/word/2006/wordml" xmlns:wp="http://schemas.openxmlformats.org/drawingml/2006/wordprocessingDrawing" xmlns:wp14="http://schemas.microsoft.com/office/word/2010/wordprocessingDrawing" xmlns:wpc="http://schemas.microsoft.com/office/word/2010/wordprocessingCanvas" xmlns:wpg="http://schemas.microsoft.com/office/word/2010/wordprocessingGroup" xmlns:wpi="http://schemas.microsoft.com/office/word/2010/wordprocessingInk" xmlns:wps="http://schemas.microsoft.com/office/word/2010/wordprocessingShape" mc:Ignorable="w14 wp14">
   <w:abstractNum w:abstractNumId="0">
     <w:nsid w:val="FFFFFF7C"/>
     <w:multiLevelType w:val="singleLevel"/>
@@ -2589,7 +2897,7 @@
         <w:ind w:hanging="360" w:left="1440"/>
       </w:pPr>
       <w:rPr>
-        <w:rFonts w:ascii="Symbol" w:hAnsi="Symbol" w:hint="default"/>
+        <w:rFonts w:ascii="Symbol" w:hAnsi="Symbol" w:hint="default" w:eastAsia="黑体"/>
       </w:rPr>
     </w:lvl>
   </w:abstractNum>
@@ -2610,7 +2918,7 @@
         <w:ind w:hanging="360" w:left="1080"/>
       </w:pPr>
       <w:rPr>
-        <w:rFonts w:ascii="Symbol" w:hAnsi="Symbol" w:hint="default"/>
+        <w:rFonts w:ascii="Symbol" w:hAnsi="Symbol" w:hint="default" w:eastAsia="黑体"/>
       </w:rPr>
     </w:lvl>
   </w:abstractNum>
@@ -2631,7 +2939,7 @@
         <w:ind w:hanging="360" w:left="720"/>
       </w:pPr>
       <w:rPr>
-        <w:rFonts w:ascii="Symbol" w:hAnsi="Symbol" w:hint="default"/>
+        <w:rFonts w:ascii="Symbol" w:hAnsi="Symbol" w:hint="default" w:eastAsia="黑体"/>
       </w:rPr>
     </w:lvl>
   </w:abstractNum>
@@ -2670,7 +2978,7 @@
         <w:ind w:hanging="360" w:left="360"/>
       </w:pPr>
       <w:rPr>
-        <w:rFonts w:ascii="Symbol" w:hAnsi="Symbol" w:hint="default"/>
+        <w:rFonts w:ascii="Symbol" w:hAnsi="Symbol" w:hint="default" w:eastAsia="黑体"/>
       </w:rPr>
     </w:lvl>
   </w:abstractNum>
@@ -2761,7 +3069,7 @@
         <w:ind w:left="720" w:hanging="360"/>
       </w:pPr>
       <w:rPr>
-        <w:rFonts w:ascii="Symbol" w:hAnsi="Symbol" w:cs="Symbol" w:hint="default"/>
+        <w:rFonts w:ascii="Symbol" w:hAnsi="Symbol" w:cs="Symbol" w:hint="default" w:eastAsia="黑体"/>
       </w:rPr>
     </w:lvl>
     <w:lvl w:ilvl="1">
@@ -2772,7 +3080,7 @@
         <w:ind w:left="1440" w:hanging="360"/>
       </w:pPr>
       <w:rPr>
-        <w:rFonts w:ascii="Courier New" w:hAnsi="Courier New" w:cs="Courier New" w:hint="default"/>
+        <w:rFonts w:ascii="Courier New" w:hAnsi="Courier New" w:cs="Courier New" w:hint="default" w:eastAsia="黑体"/>
       </w:rPr>
     </w:lvl>
     <w:lvl w:ilvl="2">
@@ -2783,7 +3091,7 @@
         <w:ind w:left="2160" w:hanging="360"/>
       </w:pPr>
       <w:rPr>
-        <w:rFonts w:ascii="Wingdings" w:hAnsi="Wingdings" w:cs="Wingdings" w:hint="default"/>
+        <w:rFonts w:ascii="Wingdings" w:hAnsi="Wingdings" w:cs="Wingdings" w:hint="default" w:eastAsia="黑体"/>
       </w:rPr>
     </w:lvl>
     <w:lvl w:ilvl="3">
@@ -2794,7 +3102,7 @@
         <w:ind w:left="2880" w:hanging="360"/>
       </w:pPr>
       <w:rPr>
-        <w:rFonts w:ascii="Symbol" w:hAnsi="Symbol" w:cs="Symbol" w:hint="default"/>
+        <w:rFonts w:ascii="Symbol" w:hAnsi="Symbol" w:cs="Symbol" w:hint="default" w:eastAsia="黑体"/>
       </w:rPr>
     </w:lvl>
     <w:lvl w:ilvl="4">
@@ -2805,7 +3113,7 @@
         <w:ind w:left="3600" w:hanging="360"/>
       </w:pPr>
       <w:rPr>
-        <w:rFonts w:ascii="Courier New" w:hAnsi="Courier New" w:cs="Courier New" w:hint="default"/>
+        <w:rFonts w:ascii="Courier New" w:hAnsi="Courier New" w:cs="Courier New" w:hint="default" w:eastAsia="黑体"/>
       </w:rPr>
     </w:lvl>
     <w:lvl w:ilvl="5">
@@ -2816,7 +3124,7 @@
         <w:ind w:left="4320" w:hanging="360"/>
       </w:pPr>
       <w:rPr>
-        <w:rFonts w:ascii="Wingdings" w:hAnsi="Wingdings" w:cs="Wingdings" w:hint="default"/>
+        <w:rFonts w:ascii="Wingdings" w:hAnsi="Wingdings" w:cs="Wingdings" w:hint="default" w:eastAsia="黑体"/>
       </w:rPr>
     </w:lvl>
     <w:lvl w:ilvl="6">
@@ -2827,7 +3135,7 @@
         <w:ind w:left="5040" w:hanging="360"/>
       </w:pPr>
       <w:rPr>
-        <w:rFonts w:ascii="Symbol" w:hAnsi="Symbol" w:cs="Symbol" w:hint="default"/>
+        <w:rFonts w:ascii="Symbol" w:hAnsi="Symbol" w:cs="Symbol" w:hint="default" w:eastAsia="黑体"/>
       </w:rPr>
     </w:lvl>
     <w:lvl w:ilvl="7">
@@ -2838,7 +3146,7 @@
         <w:ind w:left="5760" w:hanging="360"/>
       </w:pPr>
       <w:rPr>
-        <w:rFonts w:ascii="Courier New" w:hAnsi="Courier New" w:cs="Courier New" w:hint="default"/>
+        <w:rFonts w:ascii="Courier New" w:hAnsi="Courier New" w:cs="Courier New" w:hint="default" w:eastAsia="黑体"/>
       </w:rPr>
     </w:lvl>
     <w:lvl w:ilvl="8">
@@ -2849,7 +3157,7 @@
         <w:ind w:left="6480" w:hanging="360"/>
       </w:pPr>
       <w:rPr>
-        <w:rFonts w:ascii="Wingdings" w:hAnsi="Wingdings" w:cs="Wingdings" w:hint="default"/>
+        <w:rFonts w:ascii="Wingdings" w:hAnsi="Wingdings" w:cs="Wingdings" w:hint="default" w:eastAsia="黑体"/>
       </w:rPr>
     </w:lvl>
   </w:abstractNum>
@@ -2905,11 +3213,11 @@
 </file>
 
 <file path=word/styles.xml><?xml version="1.0" encoding="utf-8"?>
-<w:styles xmlns:mc="http://schemas.openxmlformats.org/markup-compatibility/2006" xmlns:r="http://schemas.openxmlformats.org/officeDocument/2006/relationships" xmlns:w="http://schemas.openxmlformats.org/wordprocessingml/2006/main" xmlns:w14="http://schemas.microsoft.com/office/word/2010/wordml" mc:Ignorable="w14">
+<w:styles xmlns:mc="http://schemas.openxmlformats.org/markup-compatibility/2006" xmlns:w="http://schemas.openxmlformats.org/wordprocessingml/2006/main" xmlns:r="http://schemas.openxmlformats.org/officeDocument/2006/relationships" xmlns:w14="http://schemas.microsoft.com/office/word/2010/wordml" mc:Ignorable="w14">
   <w:docDefaults>
     <w:rPrDefault>
       <w:rPr>
-        <w:rFonts w:asciiTheme="minorHAnsi" w:cstheme="minorBidi" w:eastAsiaTheme="minorEastAsia" w:hAnsiTheme="minorHAnsi"/>
+        <w:rFonts w:asciiTheme="minorHAnsi" w:cstheme="minorBidi" w:hAnsiTheme="minorHAnsi" w:eastAsia="黑体"/>
         <w:sz w:val="22"/>
         <w:szCs w:val="22"/>
         <w:lang w:bidi="ar-SA" w:eastAsia="en-US" w:val="en-US"/>
@@ -3131,7 +3439,7 @@
       <w:outlineLvl w:val="0"/>
     </w:pPr>
     <w:rPr>
-      <w:rFonts w:ascii="Times New Roman" w:asciiTheme="majorHAnsi" w:cstheme="majorBidi" w:eastAsia="黑体" w:eastAsiaTheme="majorEastAsia" w:hAnsi="Times New Roman" w:hAnsiTheme="majorHAnsi"/>
+      <w:rFonts w:ascii="Times New Roman" w:asciiTheme="majorHAnsi" w:cstheme="majorBidi" w:eastAsia="黑体" w:hAnsi="Times New Roman" w:hAnsiTheme="majorHAnsi"/>
       <w:b/>
       <w:bCs/>
       <w:color w:val="1F3864"/>
@@ -3155,7 +3463,7 @@
       <w:outlineLvl w:val="1"/>
     </w:pPr>
     <w:rPr>
-      <w:rFonts w:ascii="Times New Roman" w:asciiTheme="majorHAnsi" w:cstheme="majorBidi" w:eastAsia="黑体" w:eastAsiaTheme="majorEastAsia" w:hAnsi="Times New Roman" w:hAnsiTheme="majorHAnsi"/>
+      <w:rFonts w:ascii="Times New Roman" w:asciiTheme="majorHAnsi" w:cstheme="majorBidi" w:eastAsia="黑体" w:hAnsi="Times New Roman" w:hAnsiTheme="majorHAnsi"/>
       <w:b/>
       <w:bCs/>
       <w:color w:val="2E4E7E"/>
@@ -3179,7 +3487,7 @@
       <w:outlineLvl w:val="2"/>
     </w:pPr>
     <w:rPr>
-      <w:rFonts w:ascii="Times New Roman" w:asciiTheme="majorHAnsi" w:cstheme="majorBidi" w:eastAsia="黑体" w:eastAsiaTheme="majorEastAsia" w:hAnsi="Times New Roman" w:hAnsiTheme="majorHAnsi"/>
+      <w:rFonts w:ascii="Times New Roman" w:asciiTheme="majorHAnsi" w:cstheme="majorBidi" w:eastAsia="黑体" w:hAnsi="Times New Roman" w:hAnsiTheme="majorHAnsi"/>
       <w:b/>
       <w:bCs/>
       <w:color w:val="2E4E7E"/>
@@ -3203,7 +3511,7 @@
       <w:outlineLvl w:val="3"/>
     </w:pPr>
     <w:rPr>
-      <w:rFonts w:ascii="Times New Roman" w:asciiTheme="majorHAnsi" w:cstheme="majorBidi" w:eastAsia="黑体" w:eastAsiaTheme="majorEastAsia" w:hAnsi="Times New Roman" w:hAnsiTheme="majorHAnsi"/>
+      <w:rFonts w:ascii="Times New Roman" w:asciiTheme="majorHAnsi" w:cstheme="majorBidi" w:eastAsia="黑体" w:hAnsi="Times New Roman" w:hAnsiTheme="majorHAnsi"/>
       <w:b/>
       <w:bCs/>
       <w:i/>
@@ -3229,7 +3537,7 @@
       <w:outlineLvl w:val="4"/>
     </w:pPr>
     <w:rPr>
-      <w:rFonts w:ascii="Times New Roman" w:asciiTheme="majorHAnsi" w:cstheme="majorBidi" w:eastAsia="黑体" w:eastAsiaTheme="majorEastAsia" w:hAnsi="Times New Roman" w:hAnsiTheme="majorHAnsi"/>
+      <w:rFonts w:ascii="Times New Roman" w:asciiTheme="majorHAnsi" w:cstheme="majorBidi" w:eastAsia="黑体" w:hAnsi="Times New Roman" w:hAnsiTheme="majorHAnsi"/>
       <w:b/>
       <w:color w:val="333333"/>
       <w:sz w:val="22"/>
@@ -3252,7 +3560,7 @@
       <w:outlineLvl w:val="5"/>
     </w:pPr>
     <w:rPr>
-      <w:rFonts w:asciiTheme="majorHAnsi" w:cstheme="majorBidi" w:eastAsiaTheme="majorEastAsia" w:hAnsiTheme="majorHAnsi"/>
+      <w:rFonts w:asciiTheme="majorHAnsi" w:cstheme="majorBidi" w:hAnsiTheme="majorHAnsi" w:eastAsia="黑体"/>
       <w:i/>
       <w:iCs/>
       <w:color w:themeColor="accent1" w:themeShade="7F" w:val="243F60"/>
@@ -3275,7 +3583,7 @@
       <w:outlineLvl w:val="6"/>
     </w:pPr>
     <w:rPr>
-      <w:rFonts w:asciiTheme="majorHAnsi" w:cstheme="majorBidi" w:eastAsiaTheme="majorEastAsia" w:hAnsiTheme="majorHAnsi"/>
+      <w:rFonts w:asciiTheme="majorHAnsi" w:cstheme="majorBidi" w:hAnsiTheme="majorHAnsi" w:eastAsia="黑体"/>
       <w:i/>
       <w:iCs/>
       <w:color w:themeColor="text1" w:themeTint="BF" w:val="404040"/>
@@ -3298,7 +3606,7 @@
       <w:outlineLvl w:val="7"/>
     </w:pPr>
     <w:rPr>
-      <w:rFonts w:asciiTheme="majorHAnsi" w:cstheme="majorBidi" w:eastAsiaTheme="majorEastAsia" w:hAnsiTheme="majorHAnsi"/>
+      <w:rFonts w:asciiTheme="majorHAnsi" w:cstheme="majorBidi" w:hAnsiTheme="majorHAnsi" w:eastAsia="黑体"/>
       <w:color w:themeColor="accent1" w:val="4F81BD"/>
       <w:sz w:val="20"/>
       <w:szCs w:val="20"/>
@@ -3321,7 +3629,7 @@
       <w:outlineLvl w:val="8"/>
     </w:pPr>
     <w:rPr>
-      <w:rFonts w:asciiTheme="majorHAnsi" w:cstheme="majorBidi" w:eastAsiaTheme="majorEastAsia" w:hAnsiTheme="majorHAnsi"/>
+      <w:rFonts w:asciiTheme="majorHAnsi" w:cstheme="majorBidi" w:hAnsiTheme="majorHAnsi" w:eastAsia="黑体"/>
       <w:i/>
       <w:iCs/>
       <w:color w:themeColor="text1" w:themeTint="BF" w:val="404040"/>
@@ -3372,7 +3680,7 @@
     <w:uiPriority w:val="9"/>
     <w:rsid w:val="00FC693F"/>
     <w:rPr>
-      <w:rFonts w:asciiTheme="majorHAnsi" w:cstheme="majorBidi" w:eastAsiaTheme="majorEastAsia" w:hAnsiTheme="majorHAnsi"/>
+      <w:rFonts w:asciiTheme="majorHAnsi" w:cstheme="majorBidi" w:hAnsiTheme="majorHAnsi" w:eastAsia="黑体"/>
       <w:b/>
       <w:bCs/>
       <w:color w:themeColor="accent1" w:themeShade="BF" w:val="365F91"/>
@@ -3387,7 +3695,7 @@
     <w:uiPriority w:val="9"/>
     <w:rsid w:val="00FC693F"/>
     <w:rPr>
-      <w:rFonts w:asciiTheme="majorHAnsi" w:cstheme="majorBidi" w:eastAsiaTheme="majorEastAsia" w:hAnsiTheme="majorHAnsi"/>
+      <w:rFonts w:asciiTheme="majorHAnsi" w:cstheme="majorBidi" w:hAnsiTheme="majorHAnsi" w:eastAsia="黑体"/>
       <w:b/>
       <w:bCs/>
       <w:color w:themeColor="accent1" w:val="4F81BD"/>
@@ -3402,7 +3710,7 @@
     <w:uiPriority w:val="9"/>
     <w:rsid w:val="00FC693F"/>
     <w:rPr>
-      <w:rFonts w:asciiTheme="majorHAnsi" w:cstheme="majorBidi" w:eastAsiaTheme="majorEastAsia" w:hAnsiTheme="majorHAnsi"/>
+      <w:rFonts w:asciiTheme="majorHAnsi" w:cstheme="majorBidi" w:hAnsiTheme="majorHAnsi" w:eastAsia="黑体"/>
       <w:b/>
       <w:bCs/>
       <w:color w:themeColor="accent1" w:val="4F81BD"/>
@@ -3425,7 +3733,7 @@
       <w:contextualSpacing/>
     </w:pPr>
     <w:rPr>
-      <w:rFonts w:ascii="Times New Roman" w:asciiTheme="majorHAnsi" w:cstheme="majorBidi" w:eastAsia="黑体" w:eastAsiaTheme="majorEastAsia" w:hAnsi="Times New Roman" w:hAnsiTheme="majorHAnsi"/>
+      <w:rFonts w:ascii="Times New Roman" w:asciiTheme="majorHAnsi" w:cstheme="majorBidi" w:eastAsia="黑体" w:hAnsi="Times New Roman" w:hAnsiTheme="majorHAnsi"/>
       <w:b/>
       <w:color w:val="1F3864"/>
       <w:spacing w:val="5"/>
@@ -3441,7 +3749,7 @@
     <w:uiPriority w:val="10"/>
     <w:rsid w:val="00FC693F"/>
     <w:rPr>
-      <w:rFonts w:asciiTheme="majorHAnsi" w:cstheme="majorBidi" w:eastAsiaTheme="majorEastAsia" w:hAnsiTheme="majorHAnsi"/>
+      <w:rFonts w:asciiTheme="majorHAnsi" w:cstheme="majorBidi" w:hAnsiTheme="majorHAnsi" w:eastAsia="黑体"/>
       <w:color w:themeColor="text2" w:themeShade="BF" w:val="17365D"/>
       <w:spacing w:val="5"/>
       <w:kern w:val="28"/>
@@ -3463,7 +3771,7 @@
       </w:numPr>
     </w:pPr>
     <w:rPr>
-      <w:rFonts w:asciiTheme="majorHAnsi" w:cstheme="majorBidi" w:eastAsiaTheme="majorEastAsia" w:hAnsiTheme="majorHAnsi"/>
+      <w:rFonts w:asciiTheme="majorHAnsi" w:cstheme="majorBidi" w:hAnsiTheme="majorHAnsi" w:eastAsia="黑体"/>
       <w:i/>
       <w:iCs/>
       <w:color w:themeColor="accent1" w:val="4F81BD"/>
@@ -3479,7 +3787,7 @@
     <w:uiPriority w:val="11"/>
     <w:rsid w:val="00FC693F"/>
     <w:rPr>
-      <w:rFonts w:asciiTheme="majorHAnsi" w:cstheme="majorBidi" w:eastAsiaTheme="majorEastAsia" w:hAnsiTheme="majorHAnsi"/>
+      <w:rFonts w:asciiTheme="majorHAnsi" w:cstheme="majorBidi" w:hAnsiTheme="majorHAnsi" w:eastAsia="黑体"/>
       <w:i/>
       <w:iCs/>
       <w:color w:themeColor="accent1" w:val="4F81BD"/>
@@ -3546,6 +3854,7 @@
       <w:spacing w:after="120"/>
     </w:pPr>
     <w:rPr>
+      <w:rFonts w:eastAsia="黑体"/>
       <w:sz w:val="16"/>
       <w:szCs w:val="16"/>
     </w:rPr>
@@ -3557,6 +3866,7 @@
     <w:uiPriority w:val="99"/>
     <w:rsid w:val="00AA1D8D"/>
     <w:rPr>
+      <w:rFonts w:eastAsia="黑体"/>
       <w:sz w:val="16"/>
       <w:szCs w:val="16"/>
     </w:rPr>
@@ -3726,7 +4036,7 @@
       </w:tabs>
     </w:pPr>
     <w:rPr>
-      <w:rFonts w:ascii="Courier" w:hAnsi="Courier"/>
+      <w:rFonts w:ascii="Courier" w:hAnsi="Courier" w:eastAsia="黑体"/>
       <w:sz w:val="20"/>
       <w:szCs w:val="20"/>
     </w:rPr>
@@ -3738,7 +4048,7 @@
     <w:uiPriority w:val="99"/>
     <w:rsid w:val="0029639D"/>
     <w:rPr>
-      <w:rFonts w:ascii="Courier" w:hAnsi="Courier"/>
+      <w:rFonts w:ascii="Courier" w:hAnsi="Courier" w:eastAsia="黑体"/>
       <w:sz w:val="20"/>
       <w:szCs w:val="20"/>
     </w:rPr>
@@ -3774,6 +4084,7 @@
     <w:uiPriority w:val="29"/>
     <w:rsid w:val="00FC693F"/>
     <w:rPr>
+      <w:rFonts w:eastAsia="黑体"/>
       <w:i/>
       <w:iCs/>
       <w:color w:themeColor="text1" w:val="000000"/>
@@ -3787,7 +4098,7 @@
     <w:semiHidden/>
     <w:rsid w:val="00FC693F"/>
     <w:rPr>
-      <w:rFonts w:asciiTheme="majorHAnsi" w:cstheme="majorBidi" w:eastAsiaTheme="majorEastAsia" w:hAnsiTheme="majorHAnsi"/>
+      <w:rFonts w:asciiTheme="majorHAnsi" w:cstheme="majorBidi" w:hAnsiTheme="majorHAnsi" w:eastAsia="黑体"/>
       <w:b/>
       <w:bCs/>
       <w:i/>
@@ -3803,7 +4114,7 @@
     <w:semiHidden/>
     <w:rsid w:val="00FC693F"/>
     <w:rPr>
-      <w:rFonts w:asciiTheme="majorHAnsi" w:cstheme="majorBidi" w:eastAsiaTheme="majorEastAsia" w:hAnsiTheme="majorHAnsi"/>
+      <w:rFonts w:asciiTheme="majorHAnsi" w:cstheme="majorBidi" w:hAnsiTheme="majorHAnsi" w:eastAsia="黑体"/>
       <w:color w:themeColor="accent1" w:themeShade="7F" w:val="243F60"/>
     </w:rPr>
   </w:style>
@@ -3815,7 +4126,7 @@
     <w:semiHidden/>
     <w:rsid w:val="00FC693F"/>
     <w:rPr>
-      <w:rFonts w:asciiTheme="majorHAnsi" w:cstheme="majorBidi" w:eastAsiaTheme="majorEastAsia" w:hAnsiTheme="majorHAnsi"/>
+      <w:rFonts w:asciiTheme="majorHAnsi" w:cstheme="majorBidi" w:hAnsiTheme="majorHAnsi" w:eastAsia="黑体"/>
       <w:i/>
       <w:iCs/>
       <w:color w:themeColor="accent1" w:themeShade="7F" w:val="243F60"/>
@@ -3829,7 +4140,7 @@
     <w:semiHidden/>
     <w:rsid w:val="00FC693F"/>
     <w:rPr>
-      <w:rFonts w:asciiTheme="majorHAnsi" w:cstheme="majorBidi" w:eastAsiaTheme="majorEastAsia" w:hAnsiTheme="majorHAnsi"/>
+      <w:rFonts w:asciiTheme="majorHAnsi" w:cstheme="majorBidi" w:hAnsiTheme="majorHAnsi" w:eastAsia="黑体"/>
       <w:i/>
       <w:iCs/>
       <w:color w:themeColor="text1" w:themeTint="BF" w:val="404040"/>
@@ -3843,7 +4154,7 @@
     <w:semiHidden/>
     <w:rsid w:val="00FC693F"/>
     <w:rPr>
-      <w:rFonts w:asciiTheme="majorHAnsi" w:cstheme="majorBidi" w:eastAsiaTheme="majorEastAsia" w:hAnsiTheme="majorHAnsi"/>
+      <w:rFonts w:asciiTheme="majorHAnsi" w:cstheme="majorBidi" w:hAnsiTheme="majorHAnsi" w:eastAsia="黑体"/>
       <w:color w:themeColor="accent1" w:val="4F81BD"/>
       <w:sz w:val="20"/>
       <w:szCs w:val="20"/>
@@ -3857,7 +4168,7 @@
     <w:semiHidden/>
     <w:rsid w:val="00FC693F"/>
     <w:rPr>
-      <w:rFonts w:asciiTheme="majorHAnsi" w:cstheme="majorBidi" w:eastAsiaTheme="majorEastAsia" w:hAnsiTheme="majorHAnsi"/>
+      <w:rFonts w:asciiTheme="majorHAnsi" w:cstheme="majorBidi" w:hAnsiTheme="majorHAnsi" w:eastAsia="黑体"/>
       <w:i/>
       <w:iCs/>
       <w:color w:themeColor="text1" w:themeTint="BF" w:val="404040"/>
@@ -3878,6 +4189,7 @@
       <w:spacing w:line="240" w:lineRule="auto"/>
     </w:pPr>
     <w:rPr>
+      <w:rFonts w:eastAsia="黑体"/>
       <w:b/>
       <w:bCs/>
       <w:color w:themeColor="accent1" w:val="4F81BD"/>
@@ -3892,6 +4204,7 @@
     <w:qFormat/>
     <w:rsid w:val="00FC693F"/>
     <w:rPr>
+      <w:rFonts w:eastAsia="黑体"/>
       <w:b/>
       <w:bCs/>
     </w:rPr>
@@ -3903,6 +4216,7 @@
     <w:qFormat/>
     <w:rsid w:val="00FC693F"/>
     <w:rPr>
+      <w:rFonts w:eastAsia="黑体"/>
       <w:i/>
       <w:iCs/>
     </w:rPr>
@@ -3923,6 +4237,7 @@
       <w:ind w:left="936" w:right="936"/>
     </w:pPr>
     <w:rPr>
+      <w:rFonts w:eastAsia="黑体"/>
       <w:b/>
       <w:bCs/>
       <w:i/>
@@ -3937,6 +4252,7 @@
     <w:uiPriority w:val="30"/>
     <w:rsid w:val="00FC693F"/>
     <w:rPr>
+      <w:rFonts w:eastAsia="黑体"/>
       <w:b/>
       <w:bCs/>
       <w:i/>
@@ -3951,6 +4267,7 @@
     <w:qFormat/>
     <w:rsid w:val="00FC693F"/>
     <w:rPr>
+      <w:rFonts w:eastAsia="黑体"/>
       <w:i/>
       <w:iCs/>
       <w:color w:themeColor="text1" w:themeTint="7F" w:val="808080"/>
@@ -3963,6 +4280,7 @@
     <w:qFormat/>
     <w:rsid w:val="00FC693F"/>
     <w:rPr>
+      <w:rFonts w:eastAsia="黑体"/>
       <w:b/>
       <w:bCs/>
       <w:i/>
@@ -3977,6 +4295,7 @@
     <w:qFormat/>
     <w:rsid w:val="00FC693F"/>
     <w:rPr>
+      <w:rFonts w:eastAsia="黑体"/>
       <w:smallCaps/>
       <w:color w:themeColor="accent2" w:val="C0504D"/>
       <w:u w:val="single"/>
@@ -3989,6 +4308,7 @@
     <w:qFormat/>
     <w:rsid w:val="00FC693F"/>
     <w:rPr>
+      <w:rFonts w:eastAsia="黑体"/>
       <w:b/>
       <w:bCs/>
       <w:smallCaps/>
@@ -4004,6 +4324,7 @@
     <w:qFormat/>
     <w:rsid w:val="00FC693F"/>
     <w:rPr>
+      <w:rFonts w:eastAsia="黑体"/>
       <w:b/>
       <w:bCs/>
       <w:smallCaps/>
@@ -4058,6 +4379,7 @@
       <w:spacing w:after="0" w:line="240" w:lineRule="auto"/>
     </w:pPr>
     <w:rPr>
+      <w:rFonts w:eastAsia="黑体"/>
       <w:color w:themeColor="text1" w:themeShade="BF" w:val="000000"/>
     </w:rPr>
     <w:tblPr>
@@ -4080,6 +4402,7 @@
         <w:spacing w:after="0" w:before="0" w:line="240" w:lineRule="auto"/>
       </w:pPr>
       <w:rPr>
+        <w:rFonts w:eastAsia="黑体"/>
         <w:b/>
         <w:bCs/>
       </w:rPr>
@@ -4100,6 +4423,7 @@
         <w:spacing w:after="0" w:before="0" w:line="240" w:lineRule="auto"/>
       </w:pPr>
       <w:rPr>
+        <w:rFonts w:eastAsia="黑体"/>
         <w:b/>
         <w:bCs/>
       </w:rPr>
@@ -4117,12 +4441,14 @@
     </w:tblStylePr>
     <w:tblStylePr w:type="firstCol">
       <w:rPr>
+        <w:rFonts w:eastAsia="黑体"/>
         <w:b/>
         <w:bCs/>
       </w:rPr>
     </w:tblStylePr>
     <w:tblStylePr w:type="lastCol">
       <w:rPr>
+        <w:rFonts w:eastAsia="黑体"/>
         <w:b/>
         <w:bCs/>
       </w:rPr>
@@ -4161,6 +4487,7 @@
       <w:spacing w:after="0" w:line="240" w:lineRule="auto"/>
     </w:pPr>
     <w:rPr>
+      <w:rFonts w:eastAsia="黑体"/>
       <w:color w:themeColor="accent1" w:themeShade="BF" w:val="365F91"/>
     </w:rPr>
     <w:tblPr>
@@ -4183,6 +4510,7 @@
         <w:spacing w:after="0" w:before="0" w:line="240" w:lineRule="auto"/>
       </w:pPr>
       <w:rPr>
+        <w:rFonts w:eastAsia="黑体"/>
         <w:b/>
         <w:bCs/>
       </w:rPr>
@@ -4203,6 +4531,7 @@
         <w:spacing w:after="0" w:before="0" w:line="240" w:lineRule="auto"/>
       </w:pPr>
       <w:rPr>
+        <w:rFonts w:eastAsia="黑体"/>
         <w:b/>
         <w:bCs/>
       </w:rPr>
@@ -4220,12 +4549,14 @@
     </w:tblStylePr>
     <w:tblStylePr w:type="firstCol">
       <w:rPr>
+        <w:rFonts w:eastAsia="黑体"/>
         <w:b/>
         <w:bCs/>
       </w:rPr>
     </w:tblStylePr>
     <w:tblStylePr w:type="lastCol">
       <w:rPr>
+        <w:rFonts w:eastAsia="黑体"/>
         <w:b/>
         <w:bCs/>
       </w:rPr>
@@ -4264,6 +4595,7 @@
       <w:spacing w:after="0" w:line="240" w:lineRule="auto"/>
     </w:pPr>
     <w:rPr>
+      <w:rFonts w:eastAsia="黑体"/>
       <w:color w:themeColor="accent2" w:themeShade="BF" w:val="943634"/>
     </w:rPr>
     <w:tblPr>
@@ -4286,6 +4618,7 @@
         <w:spacing w:after="0" w:before="0" w:line="240" w:lineRule="auto"/>
       </w:pPr>
       <w:rPr>
+        <w:rFonts w:eastAsia="黑体"/>
         <w:b/>
         <w:bCs/>
       </w:rPr>
@@ -4306,6 +4639,7 @@
         <w:spacing w:after="0" w:before="0" w:line="240" w:lineRule="auto"/>
       </w:pPr>
       <w:rPr>
+        <w:rFonts w:eastAsia="黑体"/>
         <w:b/>
         <w:bCs/>
       </w:rPr>
@@ -4323,12 +4657,14 @@
     </w:tblStylePr>
     <w:tblStylePr w:type="firstCol">
       <w:rPr>
+        <w:rFonts w:eastAsia="黑体"/>
         <w:b/>
         <w:bCs/>
       </w:rPr>
     </w:tblStylePr>
     <w:tblStylePr w:type="lastCol">
       <w:rPr>
+        <w:rFonts w:eastAsia="黑体"/>
         <w:b/>
         <w:bCs/>
       </w:rPr>
@@ -4367,6 +4703,7 @@
       <w:spacing w:after="0" w:line="240" w:lineRule="auto"/>
     </w:pPr>
     <w:rPr>
+      <w:rFonts w:eastAsia="黑体"/>
       <w:color w:themeColor="accent3" w:themeShade="BF" w:val="76923C"/>
     </w:rPr>
     <w:tblPr>
@@ -4389,6 +4726,7 @@
         <w:spacing w:after="0" w:before="0" w:line="240" w:lineRule="auto"/>
       </w:pPr>
       <w:rPr>
+        <w:rFonts w:eastAsia="黑体"/>
         <w:b/>
         <w:bCs/>
       </w:rPr>
@@ -4409,6 +4747,7 @@
         <w:spacing w:after="0" w:before="0" w:line="240" w:lineRule="auto"/>
       </w:pPr>
       <w:rPr>
+        <w:rFonts w:eastAsia="黑体"/>
         <w:b/>
         <w:bCs/>
       </w:rPr>
@@ -4426,12 +4765,14 @@
     </w:tblStylePr>
     <w:tblStylePr w:type="firstCol">
       <w:rPr>
+        <w:rFonts w:eastAsia="黑体"/>
         <w:b/>
         <w:bCs/>
       </w:rPr>
     </w:tblStylePr>
     <w:tblStylePr w:type="lastCol">
       <w:rPr>
+        <w:rFonts w:eastAsia="黑体"/>
         <w:b/>
         <w:bCs/>
       </w:rPr>
@@ -4470,6 +4811,7 @@
       <w:spacing w:after="0" w:line="240" w:lineRule="auto"/>
     </w:pPr>
     <w:rPr>
+      <w:rFonts w:eastAsia="黑体"/>
       <w:color w:themeColor="accent4" w:themeShade="BF" w:val="5F497A"/>
     </w:rPr>
     <w:tblPr>
@@ -4492,6 +4834,7 @@
         <w:spacing w:after="0" w:before="0" w:line="240" w:lineRule="auto"/>
       </w:pPr>
       <w:rPr>
+        <w:rFonts w:eastAsia="黑体"/>
         <w:b/>
         <w:bCs/>
       </w:rPr>
@@ -4512,6 +4855,7 @@
         <w:spacing w:after="0" w:before="0" w:line="240" w:lineRule="auto"/>
       </w:pPr>
       <w:rPr>
+        <w:rFonts w:eastAsia="黑体"/>
         <w:b/>
         <w:bCs/>
       </w:rPr>
@@ -4529,12 +4873,14 @@
     </w:tblStylePr>
     <w:tblStylePr w:type="firstCol">
       <w:rPr>
+        <w:rFonts w:eastAsia="黑体"/>
         <w:b/>
         <w:bCs/>
       </w:rPr>
     </w:tblStylePr>
     <w:tblStylePr w:type="lastCol">
       <w:rPr>
+        <w:rFonts w:eastAsia="黑体"/>
         <w:b/>
         <w:bCs/>
       </w:rPr>
@@ -4573,6 +4919,7 @@
       <w:spacing w:after="0" w:line="240" w:lineRule="auto"/>
     </w:pPr>
     <w:rPr>
+      <w:rFonts w:eastAsia="黑体"/>
       <w:color w:themeColor="accent5" w:themeShade="BF" w:val="31849B"/>
     </w:rPr>
     <w:tblPr>
@@ -4595,6 +4942,7 @@
         <w:spacing w:after="0" w:before="0" w:line="240" w:lineRule="auto"/>
       </w:pPr>
       <w:rPr>
+        <w:rFonts w:eastAsia="黑体"/>
         <w:b/>
         <w:bCs/>
       </w:rPr>
@@ -4615,6 +4963,7 @@
         <w:spacing w:after="0" w:before="0" w:line="240" w:lineRule="auto"/>
       </w:pPr>
       <w:rPr>
+        <w:rFonts w:eastAsia="黑体"/>
         <w:b/>
         <w:bCs/>
       </w:rPr>
@@ -4632,12 +4981,14 @@
     </w:tblStylePr>
     <w:tblStylePr w:type="firstCol">
       <w:rPr>
+        <w:rFonts w:eastAsia="黑体"/>
         <w:b/>
         <w:bCs/>
       </w:rPr>
     </w:tblStylePr>
     <w:tblStylePr w:type="lastCol">
       <w:rPr>
+        <w:rFonts w:eastAsia="黑体"/>
         <w:b/>
         <w:bCs/>
       </w:rPr>
@@ -4676,6 +5027,7 @@
       <w:spacing w:after="0" w:line="240" w:lineRule="auto"/>
     </w:pPr>
     <w:rPr>
+      <w:rFonts w:eastAsia="黑体"/>
       <w:color w:themeColor="accent6" w:themeShade="BF" w:val="E36C0A"/>
     </w:rPr>
     <w:tblPr>
@@ -4698,6 +5050,7 @@
         <w:spacing w:after="0" w:before="0" w:line="240" w:lineRule="auto"/>
       </w:pPr>
       <w:rPr>
+        <w:rFonts w:eastAsia="黑体"/>
         <w:b/>
         <w:bCs/>
       </w:rPr>
@@ -4718,6 +5071,7 @@
         <w:spacing w:after="0" w:before="0" w:line="240" w:lineRule="auto"/>
       </w:pPr>
       <w:rPr>
+        <w:rFonts w:eastAsia="黑体"/>
         <w:b/>
         <w:bCs/>
       </w:rPr>
@@ -4735,12 +5089,14 @@
     </w:tblStylePr>
     <w:tblStylePr w:type="firstCol">
       <w:rPr>
+        <w:rFonts w:eastAsia="黑体"/>
         <w:b/>
         <w:bCs/>
       </w:rPr>
     </w:tblStylePr>
     <w:tblStylePr w:type="lastCol">
       <w:rPr>
+        <w:rFonts w:eastAsia="黑体"/>
         <w:b/>
         <w:bCs/>
       </w:rPr>
@@ -4800,6 +5156,7 @@
         <w:spacing w:after="0" w:before="0" w:line="240" w:lineRule="auto"/>
       </w:pPr>
       <w:rPr>
+        <w:rFonts w:eastAsia="黑体"/>
         <w:b/>
         <w:bCs/>
         <w:color w:themeColor="background1" w:val="FFFFFF"/>
@@ -4814,6 +5171,7 @@
         <w:spacing w:after="0" w:before="0" w:line="240" w:lineRule="auto"/>
       </w:pPr>
       <w:rPr>
+        <w:rFonts w:eastAsia="黑体"/>
         <w:b/>
         <w:bCs/>
       </w:rPr>
@@ -4829,12 +5187,14 @@
     </w:tblStylePr>
     <w:tblStylePr w:type="firstCol">
       <w:rPr>
+        <w:rFonts w:eastAsia="黑体"/>
         <w:b/>
         <w:bCs/>
       </w:rPr>
     </w:tblStylePr>
     <w:tblStylePr w:type="lastCol">
       <w:rPr>
+        <w:rFonts w:eastAsia="黑体"/>
         <w:b/>
         <w:bCs/>
       </w:rPr>
@@ -4892,6 +5252,7 @@
         <w:spacing w:after="0" w:before="0" w:line="240" w:lineRule="auto"/>
       </w:pPr>
       <w:rPr>
+        <w:rFonts w:eastAsia="黑体"/>
         <w:b/>
         <w:bCs/>
         <w:color w:themeColor="background1" w:val="FFFFFF"/>
@@ -4906,6 +5267,7 @@
         <w:spacing w:after="0" w:before="0" w:line="240" w:lineRule="auto"/>
       </w:pPr>
       <w:rPr>
+        <w:rFonts w:eastAsia="黑体"/>
         <w:b/>
         <w:bCs/>
       </w:rPr>
@@ -4921,12 +5283,14 @@
     </w:tblStylePr>
     <w:tblStylePr w:type="firstCol">
       <w:rPr>
+        <w:rFonts w:eastAsia="黑体"/>
         <w:b/>
         <w:bCs/>
       </w:rPr>
     </w:tblStylePr>
     <w:tblStylePr w:type="lastCol">
       <w:rPr>
+        <w:rFonts w:eastAsia="黑体"/>
         <w:b/>
         <w:bCs/>
       </w:rPr>
@@ -4984,6 +5348,7 @@
         <w:spacing w:after="0" w:before="0" w:line="240" w:lineRule="auto"/>
       </w:pPr>
       <w:rPr>
+        <w:rFonts w:eastAsia="黑体"/>
         <w:b/>
         <w:bCs/>
         <w:color w:themeColor="background1" w:val="FFFFFF"/>
@@ -4998,6 +5363,7 @@
         <w:spacing w:after="0" w:before="0" w:line="240" w:lineRule="auto"/>
       </w:pPr>
       <w:rPr>
+        <w:rFonts w:eastAsia="黑体"/>
         <w:b/>
         <w:bCs/>
       </w:rPr>
@@ -5013,12 +5379,14 @@
     </w:tblStylePr>
     <w:tblStylePr w:type="firstCol">
       <w:rPr>
+        <w:rFonts w:eastAsia="黑体"/>
         <w:b/>
         <w:bCs/>
       </w:rPr>
     </w:tblStylePr>
     <w:tblStylePr w:type="lastCol">
       <w:rPr>
+        <w:rFonts w:eastAsia="黑体"/>
         <w:b/>
         <w:bCs/>
       </w:rPr>
@@ -5076,6 +5444,7 @@
         <w:spacing w:after="0" w:before="0" w:line="240" w:lineRule="auto"/>
       </w:pPr>
       <w:rPr>
+        <w:rFonts w:eastAsia="黑体"/>
         <w:b/>
         <w:bCs/>
         <w:color w:themeColor="background1" w:val="FFFFFF"/>
@@ -5090,6 +5459,7 @@
         <w:spacing w:after="0" w:before="0" w:line="240" w:lineRule="auto"/>
       </w:pPr>
       <w:rPr>
+        <w:rFonts w:eastAsia="黑体"/>
         <w:b/>
         <w:bCs/>
       </w:rPr>
@@ -5105,12 +5475,14 @@
     </w:tblStylePr>
     <w:tblStylePr w:type="firstCol">
       <w:rPr>
+        <w:rFonts w:eastAsia="黑体"/>
         <w:b/>
         <w:bCs/>
       </w:rPr>
     </w:tblStylePr>
     <w:tblStylePr w:type="lastCol">
       <w:rPr>
+        <w:rFonts w:eastAsia="黑体"/>
         <w:b/>
         <w:bCs/>
       </w:rPr>
@@ -5168,6 +5540,7 @@
         <w:spacing w:after="0" w:before="0" w:line="240" w:lineRule="auto"/>
       </w:pPr>
       <w:rPr>
+        <w:rFonts w:eastAsia="黑体"/>
         <w:b/>
         <w:bCs/>
         <w:color w:themeColor="background1" w:val="FFFFFF"/>
@@ -5182,6 +5555,7 @@
         <w:spacing w:after="0" w:before="0" w:line="240" w:lineRule="auto"/>
       </w:pPr>
       <w:rPr>
+        <w:rFonts w:eastAsia="黑体"/>
         <w:b/>
         <w:bCs/>
       </w:rPr>
@@ -5197,12 +5571,14 @@
     </w:tblStylePr>
     <w:tblStylePr w:type="firstCol">
       <w:rPr>
+        <w:rFonts w:eastAsia="黑体"/>
         <w:b/>
         <w:bCs/>
       </w:rPr>
     </w:tblStylePr>
     <w:tblStylePr w:type="lastCol">
       <w:rPr>
+        <w:rFonts w:eastAsia="黑体"/>
         <w:b/>
         <w:bCs/>
       </w:rPr>
@@ -5260,6 +5636,7 @@
         <w:spacing w:after="0" w:before="0" w:line="240" w:lineRule="auto"/>
       </w:pPr>
       <w:rPr>
+        <w:rFonts w:eastAsia="黑体"/>
         <w:b/>
         <w:bCs/>
         <w:color w:themeColor="background1" w:val="FFFFFF"/>
@@ -5274,6 +5651,7 @@
         <w:spacing w:after="0" w:before="0" w:line="240" w:lineRule="auto"/>
       </w:pPr>
       <w:rPr>
+        <w:rFonts w:eastAsia="黑体"/>
         <w:b/>
         <w:bCs/>
       </w:rPr>
@@ -5289,12 +5667,14 @@
     </w:tblStylePr>
     <w:tblStylePr w:type="firstCol">
       <w:rPr>
+        <w:rFonts w:eastAsia="黑体"/>
         <w:b/>
         <w:bCs/>
       </w:rPr>
     </w:tblStylePr>
     <w:tblStylePr w:type="lastCol">
       <w:rPr>
+        <w:rFonts w:eastAsia="黑体"/>
         <w:b/>
         <w:bCs/>
       </w:rPr>
@@ -5352,6 +5732,7 @@
         <w:spacing w:after="0" w:before="0" w:line="240" w:lineRule="auto"/>
       </w:pPr>
       <w:rPr>
+        <w:rFonts w:eastAsia="黑体"/>
         <w:b/>
         <w:bCs/>
         <w:color w:themeColor="background1" w:val="FFFFFF"/>
@@ -5366,6 +5747,7 @@
         <w:spacing w:after="0" w:before="0" w:line="240" w:lineRule="auto"/>
       </w:pPr>
       <w:rPr>
+        <w:rFonts w:eastAsia="黑体"/>
         <w:b/>
         <w:bCs/>
       </w:rPr>
@@ -5381,12 +5763,14 @@
     </w:tblStylePr>
     <w:tblStylePr w:type="firstCol">
       <w:rPr>
+        <w:rFonts w:eastAsia="黑体"/>
         <w:b/>
         <w:bCs/>
       </w:rPr>
     </w:tblStylePr>
     <w:tblStylePr w:type="lastCol">
       <w:rPr>
+        <w:rFonts w:eastAsia="黑体"/>
         <w:b/>
         <w:bCs/>
       </w:rPr>
@@ -5446,7 +5830,7 @@
         <w:spacing w:after="0" w:before="0" w:line="240" w:lineRule="auto"/>
       </w:pPr>
       <w:rPr>
-        <w:rFonts w:asciiTheme="majorHAnsi" w:cstheme="majorBidi" w:eastAsiaTheme="majorEastAsia" w:hAnsiTheme="majorHAnsi"/>
+        <w:rFonts w:asciiTheme="majorHAnsi" w:cstheme="majorBidi" w:hAnsiTheme="majorHAnsi" w:eastAsia="黑体"/>
         <w:b/>
         <w:bCs/>
       </w:rPr>
@@ -5467,7 +5851,7 @@
         <w:spacing w:after="0" w:before="0" w:line="240" w:lineRule="auto"/>
       </w:pPr>
       <w:rPr>
-        <w:rFonts w:asciiTheme="majorHAnsi" w:cstheme="majorBidi" w:eastAsiaTheme="majorEastAsia" w:hAnsiTheme="majorHAnsi"/>
+        <w:rFonts w:asciiTheme="majorHAnsi" w:cstheme="majorBidi" w:hAnsiTheme="majorHAnsi" w:eastAsia="黑体"/>
         <w:b/>
         <w:bCs/>
       </w:rPr>
@@ -5485,14 +5869,14 @@
     </w:tblStylePr>
     <w:tblStylePr w:type="firstCol">
       <w:rPr>
-        <w:rFonts w:asciiTheme="majorHAnsi" w:cstheme="majorBidi" w:eastAsiaTheme="majorEastAsia" w:hAnsiTheme="majorHAnsi"/>
+        <w:rFonts w:asciiTheme="majorHAnsi" w:cstheme="majorBidi" w:hAnsiTheme="majorHAnsi" w:eastAsia="黑体"/>
         <w:b/>
         <w:bCs/>
       </w:rPr>
     </w:tblStylePr>
     <w:tblStylePr w:type="lastCol">
       <w:rPr>
-        <w:rFonts w:asciiTheme="majorHAnsi" w:cstheme="majorBidi" w:eastAsiaTheme="majorEastAsia" w:hAnsiTheme="majorHAnsi"/>
+        <w:rFonts w:asciiTheme="majorHAnsi" w:cstheme="majorBidi" w:hAnsiTheme="majorHAnsi" w:eastAsia="黑体"/>
         <w:b/>
         <w:bCs/>
       </w:rPr>
@@ -5576,7 +5960,7 @@
         <w:spacing w:after="0" w:before="0" w:line="240" w:lineRule="auto"/>
       </w:pPr>
       <w:rPr>
-        <w:rFonts w:asciiTheme="majorHAnsi" w:cstheme="majorBidi" w:eastAsiaTheme="majorEastAsia" w:hAnsiTheme="majorHAnsi"/>
+        <w:rFonts w:asciiTheme="majorHAnsi" w:cstheme="majorBidi" w:hAnsiTheme="majorHAnsi" w:eastAsia="黑体"/>
         <w:b/>
         <w:bCs/>
       </w:rPr>
@@ -5597,7 +5981,7 @@
         <w:spacing w:after="0" w:before="0" w:line="240" w:lineRule="auto"/>
       </w:pPr>
       <w:rPr>
-        <w:rFonts w:asciiTheme="majorHAnsi" w:cstheme="majorBidi" w:eastAsiaTheme="majorEastAsia" w:hAnsiTheme="majorHAnsi"/>
+        <w:rFonts w:asciiTheme="majorHAnsi" w:cstheme="majorBidi" w:hAnsiTheme="majorHAnsi" w:eastAsia="黑体"/>
         <w:b/>
         <w:bCs/>
       </w:rPr>
@@ -5615,14 +5999,14 @@
     </w:tblStylePr>
     <w:tblStylePr w:type="firstCol">
       <w:rPr>
-        <w:rFonts w:asciiTheme="majorHAnsi" w:cstheme="majorBidi" w:eastAsiaTheme="majorEastAsia" w:hAnsiTheme="majorHAnsi"/>
+        <w:rFonts w:asciiTheme="majorHAnsi" w:cstheme="majorBidi" w:hAnsiTheme="majorHAnsi" w:eastAsia="黑体"/>
         <w:b/>
         <w:bCs/>
       </w:rPr>
     </w:tblStylePr>
     <w:tblStylePr w:type="lastCol">
       <w:rPr>
-        <w:rFonts w:asciiTheme="majorHAnsi" w:cstheme="majorBidi" w:eastAsiaTheme="majorEastAsia" w:hAnsiTheme="majorHAnsi"/>
+        <w:rFonts w:asciiTheme="majorHAnsi" w:cstheme="majorBidi" w:hAnsiTheme="majorHAnsi" w:eastAsia="黑体"/>
         <w:b/>
         <w:bCs/>
       </w:rPr>
@@ -5706,7 +6090,7 @@
         <w:spacing w:after="0" w:before="0" w:line="240" w:lineRule="auto"/>
       </w:pPr>
       <w:rPr>
-        <w:rFonts w:asciiTheme="majorHAnsi" w:cstheme="majorBidi" w:eastAsiaTheme="majorEastAsia" w:hAnsiTheme="majorHAnsi"/>
+        <w:rFonts w:asciiTheme="majorHAnsi" w:cstheme="majorBidi" w:hAnsiTheme="majorHAnsi" w:eastAsia="黑体"/>
         <w:b/>
         <w:bCs/>
       </w:rPr>
@@ -5727,7 +6111,7 @@
         <w:spacing w:after="0" w:before="0" w:line="240" w:lineRule="auto"/>
       </w:pPr>
       <w:rPr>
-        <w:rFonts w:asciiTheme="majorHAnsi" w:cstheme="majorBidi" w:eastAsiaTheme="majorEastAsia" w:hAnsiTheme="majorHAnsi"/>
+        <w:rFonts w:asciiTheme="majorHAnsi" w:cstheme="majorBidi" w:hAnsiTheme="majorHAnsi" w:eastAsia="黑体"/>
         <w:b/>
         <w:bCs/>
       </w:rPr>
@@ -5745,14 +6129,14 @@
     </w:tblStylePr>
     <w:tblStylePr w:type="firstCol">
       <w:rPr>
-        <w:rFonts w:asciiTheme="majorHAnsi" w:cstheme="majorBidi" w:eastAsiaTheme="majorEastAsia" w:hAnsiTheme="majorHAnsi"/>
+        <w:rFonts w:asciiTheme="majorHAnsi" w:cstheme="majorBidi" w:hAnsiTheme="majorHAnsi" w:eastAsia="黑体"/>
         <w:b/>
         <w:bCs/>
       </w:rPr>
     </w:tblStylePr>
     <w:tblStylePr w:type="lastCol">
       <w:rPr>
-        <w:rFonts w:asciiTheme="majorHAnsi" w:cstheme="majorBidi" w:eastAsiaTheme="majorEastAsia" w:hAnsiTheme="majorHAnsi"/>
+        <w:rFonts w:asciiTheme="majorHAnsi" w:cstheme="majorBidi" w:hAnsiTheme="majorHAnsi" w:eastAsia="黑体"/>
         <w:b/>
         <w:bCs/>
       </w:rPr>
@@ -5836,7 +6220,7 @@
         <w:spacing w:after="0" w:before="0" w:line="240" w:lineRule="auto"/>
       </w:pPr>
       <w:rPr>
-        <w:rFonts w:asciiTheme="majorHAnsi" w:cstheme="majorBidi" w:eastAsiaTheme="majorEastAsia" w:hAnsiTheme="majorHAnsi"/>
+        <w:rFonts w:asciiTheme="majorHAnsi" w:cstheme="majorBidi" w:hAnsiTheme="majorHAnsi" w:eastAsia="黑体"/>
         <w:b/>
         <w:bCs/>
       </w:rPr>
@@ -5857,7 +6241,7 @@
         <w:spacing w:after="0" w:before="0" w:line="240" w:lineRule="auto"/>
       </w:pPr>
       <w:rPr>
-        <w:rFonts w:asciiTheme="majorHAnsi" w:cstheme="majorBidi" w:eastAsiaTheme="majorEastAsia" w:hAnsiTheme="majorHAnsi"/>
+        <w:rFonts w:asciiTheme="majorHAnsi" w:cstheme="majorBidi" w:hAnsiTheme="majorHAnsi" w:eastAsia="黑体"/>
         <w:b/>
         <w:bCs/>
       </w:rPr>
@@ -5875,14 +6259,14 @@
     </w:tblStylePr>
     <w:tblStylePr w:type="firstCol">
       <w:rPr>
-        <w:rFonts w:asciiTheme="majorHAnsi" w:cstheme="majorBidi" w:eastAsiaTheme="majorEastAsia" w:hAnsiTheme="majorHAnsi"/>
+        <w:rFonts w:asciiTheme="majorHAnsi" w:cstheme="majorBidi" w:hAnsiTheme="majorHAnsi" w:eastAsia="黑体"/>
         <w:b/>
         <w:bCs/>
       </w:rPr>
     </w:tblStylePr>
     <w:tblStylePr w:type="lastCol">
       <w:rPr>
-        <w:rFonts w:asciiTheme="majorHAnsi" w:cstheme="majorBidi" w:eastAsiaTheme="majorEastAsia" w:hAnsiTheme="majorHAnsi"/>
+        <w:rFonts w:asciiTheme="majorHAnsi" w:cstheme="majorBidi" w:hAnsiTheme="majorHAnsi" w:eastAsia="黑体"/>
         <w:b/>
         <w:bCs/>
       </w:rPr>
@@ -5966,7 +6350,7 @@
         <w:spacing w:after="0" w:before="0" w:line="240" w:lineRule="auto"/>
       </w:pPr>
       <w:rPr>
-        <w:rFonts w:asciiTheme="majorHAnsi" w:cstheme="majorBidi" w:eastAsiaTheme="majorEastAsia" w:hAnsiTheme="majorHAnsi"/>
+        <w:rFonts w:asciiTheme="majorHAnsi" w:cstheme="majorBidi" w:hAnsiTheme="majorHAnsi" w:eastAsia="黑体"/>
         <w:b/>
         <w:bCs/>
       </w:rPr>
@@ -5987,7 +6371,7 @@
         <w:spacing w:after="0" w:before="0" w:line="240" w:lineRule="auto"/>
       </w:pPr>
       <w:rPr>
-        <w:rFonts w:asciiTheme="majorHAnsi" w:cstheme="majorBidi" w:eastAsiaTheme="majorEastAsia" w:hAnsiTheme="majorHAnsi"/>
+        <w:rFonts w:asciiTheme="majorHAnsi" w:cstheme="majorBidi" w:hAnsiTheme="majorHAnsi" w:eastAsia="黑体"/>
         <w:b/>
         <w:bCs/>
       </w:rPr>
@@ -6005,14 +6389,14 @@
     </w:tblStylePr>
     <w:tblStylePr w:type="firstCol">
       <w:rPr>
-        <w:rFonts w:asciiTheme="majorHAnsi" w:cstheme="majorBidi" w:eastAsiaTheme="majorEastAsia" w:hAnsiTheme="majorHAnsi"/>
+        <w:rFonts w:asciiTheme="majorHAnsi" w:cstheme="majorBidi" w:hAnsiTheme="majorHAnsi" w:eastAsia="黑体"/>
         <w:b/>
         <w:bCs/>
       </w:rPr>
     </w:tblStylePr>
     <w:tblStylePr w:type="lastCol">
       <w:rPr>
-        <w:rFonts w:asciiTheme="majorHAnsi" w:cstheme="majorBidi" w:eastAsiaTheme="majorEastAsia" w:hAnsiTheme="majorHAnsi"/>
+        <w:rFonts w:asciiTheme="majorHAnsi" w:cstheme="majorBidi" w:hAnsiTheme="majorHAnsi" w:eastAsia="黑体"/>
         <w:b/>
         <w:bCs/>
       </w:rPr>
@@ -6096,7 +6480,7 @@
         <w:spacing w:after="0" w:before="0" w:line="240" w:lineRule="auto"/>
       </w:pPr>
       <w:rPr>
-        <w:rFonts w:asciiTheme="majorHAnsi" w:cstheme="majorBidi" w:eastAsiaTheme="majorEastAsia" w:hAnsiTheme="majorHAnsi"/>
+        <w:rFonts w:asciiTheme="majorHAnsi" w:cstheme="majorBidi" w:hAnsiTheme="majorHAnsi" w:eastAsia="黑体"/>
         <w:b/>
         <w:bCs/>
       </w:rPr>
@@ -6117,7 +6501,7 @@
         <w:spacing w:after="0" w:before="0" w:line="240" w:lineRule="auto"/>
       </w:pPr>
       <w:rPr>
-        <w:rFonts w:asciiTheme="majorHAnsi" w:cstheme="majorBidi" w:eastAsiaTheme="majorEastAsia" w:hAnsiTheme="majorHAnsi"/>
+        <w:rFonts w:asciiTheme="majorHAnsi" w:cstheme="majorBidi" w:hAnsiTheme="majorHAnsi" w:eastAsia="黑体"/>
         <w:b/>
         <w:bCs/>
       </w:rPr>
@@ -6135,14 +6519,14 @@
     </w:tblStylePr>
     <w:tblStylePr w:type="firstCol">
       <w:rPr>
-        <w:rFonts w:asciiTheme="majorHAnsi" w:cstheme="majorBidi" w:eastAsiaTheme="majorEastAsia" w:hAnsiTheme="majorHAnsi"/>
+        <w:rFonts w:asciiTheme="majorHAnsi" w:cstheme="majorBidi" w:hAnsiTheme="majorHAnsi" w:eastAsia="黑体"/>
         <w:b/>
         <w:bCs/>
       </w:rPr>
     </w:tblStylePr>
     <w:tblStylePr w:type="lastCol">
       <w:rPr>
-        <w:rFonts w:asciiTheme="majorHAnsi" w:cstheme="majorBidi" w:eastAsiaTheme="majorEastAsia" w:hAnsiTheme="majorHAnsi"/>
+        <w:rFonts w:asciiTheme="majorHAnsi" w:cstheme="majorBidi" w:hAnsiTheme="majorHAnsi" w:eastAsia="黑体"/>
         <w:b/>
         <w:bCs/>
       </w:rPr>
@@ -6226,7 +6610,7 @@
         <w:spacing w:after="0" w:before="0" w:line="240" w:lineRule="auto"/>
       </w:pPr>
       <w:rPr>
-        <w:rFonts w:asciiTheme="majorHAnsi" w:cstheme="majorBidi" w:eastAsiaTheme="majorEastAsia" w:hAnsiTheme="majorHAnsi"/>
+        <w:rFonts w:asciiTheme="majorHAnsi" w:cstheme="majorBidi" w:hAnsiTheme="majorHAnsi" w:eastAsia="黑体"/>
         <w:b/>
         <w:bCs/>
       </w:rPr>
@@ -6247,7 +6631,7 @@
         <w:spacing w:after="0" w:before="0" w:line="240" w:lineRule="auto"/>
       </w:pPr>
       <w:rPr>
-        <w:rFonts w:asciiTheme="majorHAnsi" w:cstheme="majorBidi" w:eastAsiaTheme="majorEastAsia" w:hAnsiTheme="majorHAnsi"/>
+        <w:rFonts w:asciiTheme="majorHAnsi" w:cstheme="majorBidi" w:hAnsiTheme="majorHAnsi" w:eastAsia="黑体"/>
         <w:b/>
         <w:bCs/>
       </w:rPr>
@@ -6265,14 +6649,14 @@
     </w:tblStylePr>
     <w:tblStylePr w:type="firstCol">
       <w:rPr>
-        <w:rFonts w:asciiTheme="majorHAnsi" w:cstheme="majorBidi" w:eastAsiaTheme="majorEastAsia" w:hAnsiTheme="majorHAnsi"/>
+        <w:rFonts w:asciiTheme="majorHAnsi" w:cstheme="majorBidi" w:hAnsiTheme="majorHAnsi" w:eastAsia="黑体"/>
         <w:b/>
         <w:bCs/>
       </w:rPr>
     </w:tblStylePr>
     <w:tblStylePr w:type="lastCol">
       <w:rPr>
-        <w:rFonts w:asciiTheme="majorHAnsi" w:cstheme="majorBidi" w:eastAsiaTheme="majorEastAsia" w:hAnsiTheme="majorHAnsi"/>
+        <w:rFonts w:asciiTheme="majorHAnsi" w:cstheme="majorBidi" w:hAnsiTheme="majorHAnsi" w:eastAsia="黑体"/>
         <w:b/>
         <w:bCs/>
       </w:rPr>
@@ -6355,6 +6739,7 @@
         <w:spacing w:after="0" w:before="0" w:line="240" w:lineRule="auto"/>
       </w:pPr>
       <w:rPr>
+        <w:rFonts w:eastAsia="黑体"/>
         <w:b/>
         <w:bCs/>
         <w:color w:themeColor="background1" w:val="FFFFFF"/>
@@ -6377,6 +6762,7 @@
         <w:spacing w:after="0" w:before="0" w:line="240" w:lineRule="auto"/>
       </w:pPr>
       <w:rPr>
+        <w:rFonts w:eastAsia="黑体"/>
         <w:b/>
         <w:bCs/>
       </w:rPr>
@@ -6394,12 +6780,14 @@
     </w:tblStylePr>
     <w:tblStylePr w:type="firstCol">
       <w:rPr>
+        <w:rFonts w:eastAsia="黑体"/>
         <w:b/>
         <w:bCs/>
       </w:rPr>
     </w:tblStylePr>
     <w:tblStylePr w:type="lastCol">
       <w:rPr>
+        <w:rFonts w:eastAsia="黑体"/>
         <w:b/>
         <w:bCs/>
       </w:rPr>
@@ -6461,6 +6849,7 @@
         <w:spacing w:after="0" w:before="0" w:line="240" w:lineRule="auto"/>
       </w:pPr>
       <w:rPr>
+        <w:rFonts w:eastAsia="黑体"/>
         <w:b/>
         <w:bCs/>
         <w:color w:themeColor="background1" w:val="FFFFFF"/>
@@ -6483,6 +6872,7 @@
         <w:spacing w:after="0" w:before="0" w:line="240" w:lineRule="auto"/>
       </w:pPr>
       <w:rPr>
+        <w:rFonts w:eastAsia="黑体"/>
         <w:b/>
         <w:bCs/>
       </w:rPr>
@@ -6500,12 +6890,14 @@
     </w:tblStylePr>
     <w:tblStylePr w:type="firstCol">
       <w:rPr>
+        <w:rFonts w:eastAsia="黑体"/>
         <w:b/>
         <w:bCs/>
       </w:rPr>
     </w:tblStylePr>
     <w:tblStylePr w:type="lastCol">
       <w:rPr>
+        <w:rFonts w:eastAsia="黑体"/>
         <w:b/>
         <w:bCs/>
       </w:rPr>
@@ -6567,6 +6959,7 @@
         <w:spacing w:after="0" w:before="0" w:line="240" w:lineRule="auto"/>
       </w:pPr>
       <w:rPr>
+        <w:rFonts w:eastAsia="黑体"/>
         <w:b/>
         <w:bCs/>
         <w:color w:themeColor="background1" w:val="FFFFFF"/>
@@ -6589,6 +6982,7 @@
         <w:spacing w:after="0" w:before="0" w:line="240" w:lineRule="auto"/>
       </w:pPr>
       <w:rPr>
+        <w:rFonts w:eastAsia="黑体"/>
         <w:b/>
         <w:bCs/>
       </w:rPr>
@@ -6606,12 +7000,14 @@
     </w:tblStylePr>
     <w:tblStylePr w:type="firstCol">
       <w:rPr>
+        <w:rFonts w:eastAsia="黑体"/>
         <w:b/>
         <w:bCs/>
       </w:rPr>
     </w:tblStylePr>
     <w:tblStylePr w:type="lastCol">
       <w:rPr>
+        <w:rFonts w:eastAsia="黑体"/>
         <w:b/>
         <w:bCs/>
       </w:rPr>
@@ -6673,6 +7069,7 @@
         <w:spacing w:after="0" w:before="0" w:line="240" w:lineRule="auto"/>
       </w:pPr>
       <w:rPr>
+        <w:rFonts w:eastAsia="黑体"/>
         <w:b/>
         <w:bCs/>
         <w:color w:themeColor="background1" w:val="FFFFFF"/>
@@ -6695,6 +7092,7 @@
         <w:spacing w:after="0" w:before="0" w:line="240" w:lineRule="auto"/>
       </w:pPr>
       <w:rPr>
+        <w:rFonts w:eastAsia="黑体"/>
         <w:b/>
         <w:bCs/>
       </w:rPr>
@@ -6712,12 +7110,14 @@
     </w:tblStylePr>
     <w:tblStylePr w:type="firstCol">
       <w:rPr>
+        <w:rFonts w:eastAsia="黑体"/>
         <w:b/>
         <w:bCs/>
       </w:rPr>
     </w:tblStylePr>
     <w:tblStylePr w:type="lastCol">
       <w:rPr>
+        <w:rFonts w:eastAsia="黑体"/>
         <w:b/>
         <w:bCs/>
       </w:rPr>
@@ -6779,6 +7179,7 @@
         <w:spacing w:after="0" w:before="0" w:line="240" w:lineRule="auto"/>
       </w:pPr>
       <w:rPr>
+        <w:rFonts w:eastAsia="黑体"/>
         <w:b/>
         <w:bCs/>
         <w:color w:themeColor="background1" w:val="FFFFFF"/>
@@ -6801,6 +7202,7 @@
         <w:spacing w:after="0" w:before="0" w:line="240" w:lineRule="auto"/>
       </w:pPr>
       <w:rPr>
+        <w:rFonts w:eastAsia="黑体"/>
         <w:b/>
         <w:bCs/>
       </w:rPr>
@@ -6818,12 +7220,14 @@
     </w:tblStylePr>
     <w:tblStylePr w:type="firstCol">
       <w:rPr>
+        <w:rFonts w:eastAsia="黑体"/>
         <w:b/>
         <w:bCs/>
       </w:rPr>
     </w:tblStylePr>
     <w:tblStylePr w:type="lastCol">
       <w:rPr>
+        <w:rFonts w:eastAsia="黑体"/>
         <w:b/>
         <w:bCs/>
       </w:rPr>
@@ -6885,6 +7289,7 @@
         <w:spacing w:after="0" w:before="0" w:line="240" w:lineRule="auto"/>
       </w:pPr>
       <w:rPr>
+        <w:rFonts w:eastAsia="黑体"/>
         <w:b/>
         <w:bCs/>
         <w:color w:themeColor="background1" w:val="FFFFFF"/>
@@ -6907,6 +7312,7 @@
         <w:spacing w:after="0" w:before="0" w:line="240" w:lineRule="auto"/>
       </w:pPr>
       <w:rPr>
+        <w:rFonts w:eastAsia="黑体"/>
         <w:b/>
         <w:bCs/>
       </w:rPr>
@@ -6924,12 +7330,14 @@
     </w:tblStylePr>
     <w:tblStylePr w:type="firstCol">
       <w:rPr>
+        <w:rFonts w:eastAsia="黑体"/>
         <w:b/>
         <w:bCs/>
       </w:rPr>
     </w:tblStylePr>
     <w:tblStylePr w:type="lastCol">
       <w:rPr>
+        <w:rFonts w:eastAsia="黑体"/>
         <w:b/>
         <w:bCs/>
       </w:rPr>
@@ -6991,6 +7399,7 @@
         <w:spacing w:after="0" w:before="0" w:line="240" w:lineRule="auto"/>
       </w:pPr>
       <w:rPr>
+        <w:rFonts w:eastAsia="黑体"/>
         <w:b/>
         <w:bCs/>
         <w:color w:themeColor="background1" w:val="FFFFFF"/>
@@ -7013,6 +7422,7 @@
         <w:spacing w:after="0" w:before="0" w:line="240" w:lineRule="auto"/>
       </w:pPr>
       <w:rPr>
+        <w:rFonts w:eastAsia="黑体"/>
         <w:b/>
         <w:bCs/>
       </w:rPr>
@@ -7030,12 +7440,14 @@
     </w:tblStylePr>
     <w:tblStylePr w:type="firstCol">
       <w:rPr>
+        <w:rFonts w:eastAsia="黑体"/>
         <w:b/>
         <w:bCs/>
       </w:rPr>
     </w:tblStylePr>
     <w:tblStylePr w:type="lastCol">
       <w:rPr>
+        <w:rFonts w:eastAsia="黑体"/>
         <w:b/>
         <w:bCs/>
       </w:rPr>
@@ -7094,6 +7506,7 @@
         <w:spacing w:after="0" w:before="0" w:line="240" w:lineRule="auto"/>
       </w:pPr>
       <w:rPr>
+        <w:rFonts w:eastAsia="黑体"/>
         <w:b/>
         <w:bCs/>
         <w:color w:themeColor="background1" w:val="FFFFFF"/>
@@ -7116,6 +7529,7 @@
         <w:spacing w:after="0" w:before="0" w:line="240" w:lineRule="auto"/>
       </w:pPr>
       <w:rPr>
+        <w:rFonts w:eastAsia="黑体"/>
         <w:color w:val="auto"/>
       </w:rPr>
       <w:tblPr/>
@@ -7133,6 +7547,7 @@
     </w:tblStylePr>
     <w:tblStylePr w:type="firstCol">
       <w:rPr>
+        <w:rFonts w:eastAsia="黑体"/>
         <w:b/>
         <w:bCs/>
         <w:color w:themeColor="background1" w:val="FFFFFF"/>
@@ -7152,6 +7567,7 @@
     </w:tblStylePr>
     <w:tblStylePr w:type="lastCol">
       <w:rPr>
+        <w:rFonts w:eastAsia="黑体"/>
         <w:b/>
         <w:bCs/>
         <w:color w:themeColor="background1" w:val="FFFFFF"/>
@@ -7200,6 +7616,7 @@
     </w:tblStylePr>
     <w:tblStylePr w:type="nwCell">
       <w:rPr>
+        <w:rFonts w:eastAsia="黑体"/>
         <w:color w:themeColor="background1" w:val="FFFFFF"/>
       </w:rPr>
       <w:tblPr/>
@@ -7243,6 +7660,7 @@
         <w:spacing w:after="0" w:before="0" w:line="240" w:lineRule="auto"/>
       </w:pPr>
       <w:rPr>
+        <w:rFonts w:eastAsia="黑体"/>
         <w:b/>
         <w:bCs/>
         <w:color w:themeColor="background1" w:val="FFFFFF"/>
@@ -7265,6 +7683,7 @@
         <w:spacing w:after="0" w:before="0" w:line="240" w:lineRule="auto"/>
       </w:pPr>
       <w:rPr>
+        <w:rFonts w:eastAsia="黑体"/>
         <w:color w:val="auto"/>
       </w:rPr>
       <w:tblPr/>
@@ -7282,6 +7701,7 @@
     </w:tblStylePr>
     <w:tblStylePr w:type="firstCol">
       <w:rPr>
+        <w:rFonts w:eastAsia="黑体"/>
         <w:b/>
         <w:bCs/>
         <w:color w:themeColor="background1" w:val="FFFFFF"/>
@@ -7301,6 +7721,7 @@
     </w:tblStylePr>
     <w:tblStylePr w:type="lastCol">
       <w:rPr>
+        <w:rFonts w:eastAsia="黑体"/>
         <w:b/>
         <w:bCs/>
         <w:color w:themeColor="background1" w:val="FFFFFF"/>
@@ -7349,6 +7770,7 @@
     </w:tblStylePr>
     <w:tblStylePr w:type="nwCell">
       <w:rPr>
+        <w:rFonts w:eastAsia="黑体"/>
         <w:color w:themeColor="background1" w:val="FFFFFF"/>
       </w:rPr>
       <w:tblPr/>
@@ -7392,6 +7814,7 @@
         <w:spacing w:after="0" w:before="0" w:line="240" w:lineRule="auto"/>
       </w:pPr>
       <w:rPr>
+        <w:rFonts w:eastAsia="黑体"/>
         <w:b/>
         <w:bCs/>
         <w:color w:themeColor="background1" w:val="FFFFFF"/>
@@ -7414,6 +7837,7 @@
         <w:spacing w:after="0" w:before="0" w:line="240" w:lineRule="auto"/>
       </w:pPr>
       <w:rPr>
+        <w:rFonts w:eastAsia="黑体"/>
         <w:color w:val="auto"/>
       </w:rPr>
       <w:tblPr/>
@@ -7431,6 +7855,7 @@
     </w:tblStylePr>
     <w:tblStylePr w:type="firstCol">
       <w:rPr>
+        <w:rFonts w:eastAsia="黑体"/>
         <w:b/>
         <w:bCs/>
         <w:color w:themeColor="background1" w:val="FFFFFF"/>
@@ -7450,6 +7875,7 @@
     </w:tblStylePr>
     <w:tblStylePr w:type="lastCol">
       <w:rPr>
+        <w:rFonts w:eastAsia="黑体"/>
         <w:b/>
         <w:bCs/>
         <w:color w:themeColor="background1" w:val="FFFFFF"/>
@@ -7498,6 +7924,7 @@
     </w:tblStylePr>
     <w:tblStylePr w:type="nwCell">
       <w:rPr>
+        <w:rFonts w:eastAsia="黑体"/>
         <w:color w:themeColor="background1" w:val="FFFFFF"/>
       </w:rPr>
       <w:tblPr/>
@@ -7541,6 +7968,7 @@
         <w:spacing w:after="0" w:before="0" w:line="240" w:lineRule="auto"/>
       </w:pPr>
       <w:rPr>
+        <w:rFonts w:eastAsia="黑体"/>
         <w:b/>
         <w:bCs/>
         <w:color w:themeColor="background1" w:val="FFFFFF"/>
@@ -7563,6 +7991,7 @@
         <w:spacing w:after="0" w:before="0" w:line="240" w:lineRule="auto"/>
       </w:pPr>
       <w:rPr>
+        <w:rFonts w:eastAsia="黑体"/>
         <w:color w:val="auto"/>
       </w:rPr>
       <w:tblPr/>
@@ -7580,6 +8009,7 @@
     </w:tblStylePr>
     <w:tblStylePr w:type="firstCol">
       <w:rPr>
+        <w:rFonts w:eastAsia="黑体"/>
         <w:b/>
         <w:bCs/>
         <w:color w:themeColor="background1" w:val="FFFFFF"/>
@@ -7599,6 +8029,7 @@
     </w:tblStylePr>
     <w:tblStylePr w:type="lastCol">
       <w:rPr>
+        <w:rFonts w:eastAsia="黑体"/>
         <w:b/>
         <w:bCs/>
         <w:color w:themeColor="background1" w:val="FFFFFF"/>
@@ -7647,6 +8078,7 @@
     </w:tblStylePr>
     <w:tblStylePr w:type="nwCell">
       <w:rPr>
+        <w:rFonts w:eastAsia="黑体"/>
         <w:color w:themeColor="background1" w:val="FFFFFF"/>
       </w:rPr>
       <w:tblPr/>
@@ -7690,6 +8122,7 @@
         <w:spacing w:after="0" w:before="0" w:line="240" w:lineRule="auto"/>
       </w:pPr>
       <w:rPr>
+        <w:rFonts w:eastAsia="黑体"/>
         <w:b/>
         <w:bCs/>
         <w:color w:themeColor="background1" w:val="FFFFFF"/>
@@ -7712,6 +8145,7 @@
         <w:spacing w:after="0" w:before="0" w:line="240" w:lineRule="auto"/>
       </w:pPr>
       <w:rPr>
+        <w:rFonts w:eastAsia="黑体"/>
         <w:color w:val="auto"/>
       </w:rPr>
       <w:tblPr/>
@@ -7729,6 +8163,7 @@
     </w:tblStylePr>
     <w:tblStylePr w:type="firstCol">
       <w:rPr>
+        <w:rFonts w:eastAsia="黑体"/>
         <w:b/>
         <w:bCs/>
         <w:color w:themeColor="background1" w:val="FFFFFF"/>
@@ -7748,6 +8183,7 @@
     </w:tblStylePr>
     <w:tblStylePr w:type="lastCol">
       <w:rPr>
+        <w:rFonts w:eastAsia="黑体"/>
         <w:b/>
         <w:bCs/>
         <w:color w:themeColor="background1" w:val="FFFFFF"/>
@@ -7796,6 +8232,7 @@
     </w:tblStylePr>
     <w:tblStylePr w:type="nwCell">
       <w:rPr>
+        <w:rFonts w:eastAsia="黑体"/>
         <w:color w:themeColor="background1" w:val="FFFFFF"/>
       </w:rPr>
       <w:tblPr/>
@@ -7839,6 +8276,7 @@
         <w:spacing w:after="0" w:before="0" w:line="240" w:lineRule="auto"/>
       </w:pPr>
       <w:rPr>
+        <w:rFonts w:eastAsia="黑体"/>
         <w:b/>
         <w:bCs/>
         <w:color w:themeColor="background1" w:val="FFFFFF"/>
@@ -7861,6 +8299,7 @@
         <w:spacing w:after="0" w:before="0" w:line="240" w:lineRule="auto"/>
       </w:pPr>
       <w:rPr>
+        <w:rFonts w:eastAsia="黑体"/>
         <w:color w:val="auto"/>
       </w:rPr>
       <w:tblPr/>
@@ -7878,6 +8317,7 @@
     </w:tblStylePr>
     <w:tblStylePr w:type="firstCol">
       <w:rPr>
+        <w:rFonts w:eastAsia="黑体"/>
         <w:b/>
         <w:bCs/>
         <w:color w:themeColor="background1" w:val="FFFFFF"/>
@@ -7897,6 +8337,7 @@
     </w:tblStylePr>
     <w:tblStylePr w:type="lastCol">
       <w:rPr>
+        <w:rFonts w:eastAsia="黑体"/>
         <w:b/>
         <w:bCs/>
         <w:color w:themeColor="background1" w:val="FFFFFF"/>
@@ -7945,6 +8386,7 @@
     </w:tblStylePr>
     <w:tblStylePr w:type="nwCell">
       <w:rPr>
+        <w:rFonts w:eastAsia="黑体"/>
         <w:color w:themeColor="background1" w:val="FFFFFF"/>
       </w:rPr>
       <w:tblPr/>
@@ -7988,6 +8430,7 @@
         <w:spacing w:after="0" w:before="0" w:line="240" w:lineRule="auto"/>
       </w:pPr>
       <w:rPr>
+        <w:rFonts w:eastAsia="黑体"/>
         <w:b/>
         <w:bCs/>
         <w:color w:themeColor="background1" w:val="FFFFFF"/>
@@ -8010,6 +8453,7 @@
         <w:spacing w:after="0" w:before="0" w:line="240" w:lineRule="auto"/>
       </w:pPr>
       <w:rPr>
+        <w:rFonts w:eastAsia="黑体"/>
         <w:color w:val="auto"/>
       </w:rPr>
       <w:tblPr/>
@@ -8027,6 +8471,7 @@
     </w:tblStylePr>
     <w:tblStylePr w:type="firstCol">
       <w:rPr>
+        <w:rFonts w:eastAsia="黑体"/>
         <w:b/>
         <w:bCs/>
         <w:color w:themeColor="background1" w:val="FFFFFF"/>
@@ -8046,6 +8491,7 @@
     </w:tblStylePr>
     <w:tblStylePr w:type="lastCol">
       <w:rPr>
+        <w:rFonts w:eastAsia="黑体"/>
         <w:b/>
         <w:bCs/>
         <w:color w:themeColor="background1" w:val="FFFFFF"/>
@@ -8094,6 +8540,7 @@
     </w:tblStylePr>
     <w:tblStylePr w:type="nwCell">
       <w:rPr>
+        <w:rFonts w:eastAsia="黑体"/>
         <w:color w:themeColor="background1" w:val="FFFFFF"/>
       </w:rPr>
       <w:tblPr/>
@@ -8118,6 +8565,7 @@
       <w:spacing w:after="0" w:line="240" w:lineRule="auto"/>
     </w:pPr>
     <w:rPr>
+      <w:rFonts w:eastAsia="黑体"/>
       <w:color w:themeColor="text1" w:val="000000"/>
     </w:rPr>
     <w:tblPr>
@@ -8137,7 +8585,7 @@
     </w:tblPr>
     <w:tblStylePr w:type="firstRow">
       <w:rPr>
-        <w:rFonts w:asciiTheme="majorHAnsi" w:cstheme="majorBidi" w:eastAsiaTheme="majorEastAsia" w:hAnsiTheme="majorHAnsi"/>
+        <w:rFonts w:asciiTheme="majorHAnsi" w:cstheme="majorBidi" w:hAnsiTheme="majorHAnsi" w:eastAsia="黑体"/>
       </w:rPr>
       <w:tblPr/>
       <w:tcPr>
@@ -8149,6 +8597,7 @@
     </w:tblStylePr>
     <w:tblStylePr w:type="lastRow">
       <w:rPr>
+        <w:rFonts w:eastAsia="黑体"/>
         <w:b/>
         <w:bCs/>
         <w:color w:themeColor="text2" w:val="1F497D"/>
@@ -8163,12 +8612,14 @@
     </w:tblStylePr>
     <w:tblStylePr w:type="firstCol">
       <w:rPr>
+        <w:rFonts w:eastAsia="黑体"/>
         <w:b/>
         <w:bCs/>
       </w:rPr>
     </w:tblStylePr>
     <w:tblStylePr w:type="lastCol">
       <w:rPr>
+        <w:rFonts w:eastAsia="黑体"/>
         <w:b/>
         <w:bCs/>
       </w:rPr>
@@ -8202,6 +8653,7 @@
       <w:spacing w:after="0" w:line="240" w:lineRule="auto"/>
     </w:pPr>
     <w:rPr>
+      <w:rFonts w:eastAsia="黑体"/>
       <w:color w:themeColor="text1" w:val="000000"/>
     </w:rPr>
     <w:tblPr>
@@ -8221,7 +8673,7 @@
     </w:tblPr>
     <w:tblStylePr w:type="firstRow">
       <w:rPr>
-        <w:rFonts w:asciiTheme="majorHAnsi" w:cstheme="majorBidi" w:eastAsiaTheme="majorEastAsia" w:hAnsiTheme="majorHAnsi"/>
+        <w:rFonts w:asciiTheme="majorHAnsi" w:cstheme="majorBidi" w:hAnsiTheme="majorHAnsi" w:eastAsia="黑体"/>
       </w:rPr>
       <w:tblPr/>
       <w:tcPr>
@@ -8233,6 +8685,7 @@
     </w:tblStylePr>
     <w:tblStylePr w:type="lastRow">
       <w:rPr>
+        <w:rFonts w:eastAsia="黑体"/>
         <w:b/>
         <w:bCs/>
         <w:color w:themeColor="text2" w:val="1F497D"/>
@@ -8247,12 +8700,14 @@
     </w:tblStylePr>
     <w:tblStylePr w:type="firstCol">
       <w:rPr>
+        <w:rFonts w:eastAsia="黑体"/>
         <w:b/>
         <w:bCs/>
       </w:rPr>
     </w:tblStylePr>
     <w:tblStylePr w:type="lastCol">
       <w:rPr>
+        <w:rFonts w:eastAsia="黑体"/>
         <w:b/>
         <w:bCs/>
       </w:rPr>
@@ -8286,6 +8741,7 @@
       <w:spacing w:after="0" w:line="240" w:lineRule="auto"/>
     </w:pPr>
     <w:rPr>
+      <w:rFonts w:eastAsia="黑体"/>
       <w:color w:themeColor="text1" w:val="000000"/>
     </w:rPr>
     <w:tblPr>
@@ -8305,7 +8761,7 @@
     </w:tblPr>
     <w:tblStylePr w:type="firstRow">
       <w:rPr>
-        <w:rFonts w:asciiTheme="majorHAnsi" w:cstheme="majorBidi" w:eastAsiaTheme="majorEastAsia" w:hAnsiTheme="majorHAnsi"/>
+        <w:rFonts w:asciiTheme="majorHAnsi" w:cstheme="majorBidi" w:hAnsiTheme="majorHAnsi" w:eastAsia="黑体"/>
       </w:rPr>
       <w:tblPr/>
       <w:tcPr>
@@ -8317,6 +8773,7 @@
     </w:tblStylePr>
     <w:tblStylePr w:type="lastRow">
       <w:rPr>
+        <w:rFonts w:eastAsia="黑体"/>
         <w:b/>
         <w:bCs/>
         <w:color w:themeColor="text2" w:val="1F497D"/>
@@ -8331,12 +8788,14 @@
     </w:tblStylePr>
     <w:tblStylePr w:type="firstCol">
       <w:rPr>
+        <w:rFonts w:eastAsia="黑体"/>
         <w:b/>
         <w:bCs/>
       </w:rPr>
     </w:tblStylePr>
     <w:tblStylePr w:type="lastCol">
       <w:rPr>
+        <w:rFonts w:eastAsia="黑体"/>
         <w:b/>
         <w:bCs/>
       </w:rPr>
@@ -8370,6 +8829,7 @@
       <w:spacing w:after="0" w:line="240" w:lineRule="auto"/>
     </w:pPr>
     <w:rPr>
+      <w:rFonts w:eastAsia="黑体"/>
       <w:color w:themeColor="text1" w:val="000000"/>
     </w:rPr>
     <w:tblPr>
@@ -8389,7 +8849,7 @@
     </w:tblPr>
     <w:tblStylePr w:type="firstRow">
       <w:rPr>
-        <w:rFonts w:asciiTheme="majorHAnsi" w:cstheme="majorBidi" w:eastAsiaTheme="majorEastAsia" w:hAnsiTheme="majorHAnsi"/>
+        <w:rFonts w:asciiTheme="majorHAnsi" w:cstheme="majorBidi" w:hAnsiTheme="majorHAnsi" w:eastAsia="黑体"/>
       </w:rPr>
       <w:tblPr/>
       <w:tcPr>
@@ -8401,6 +8861,7 @@
     </w:tblStylePr>
     <w:tblStylePr w:type="lastRow">
       <w:rPr>
+        <w:rFonts w:eastAsia="黑体"/>
         <w:b/>
         <w:bCs/>
         <w:color w:themeColor="text2" w:val="1F497D"/>
@@ -8415,12 +8876,14 @@
     </w:tblStylePr>
     <w:tblStylePr w:type="firstCol">
       <w:rPr>
+        <w:rFonts w:eastAsia="黑体"/>
         <w:b/>
         <w:bCs/>
       </w:rPr>
     </w:tblStylePr>
     <w:tblStylePr w:type="lastCol">
       <w:rPr>
+        <w:rFonts w:eastAsia="黑体"/>
         <w:b/>
         <w:bCs/>
       </w:rPr>
@@ -8454,6 +8917,7 @@
       <w:spacing w:after="0" w:line="240" w:lineRule="auto"/>
     </w:pPr>
     <w:rPr>
+      <w:rFonts w:eastAsia="黑体"/>
       <w:color w:themeColor="text1" w:val="000000"/>
     </w:rPr>
     <w:tblPr>
@@ -8473,7 +8937,7 @@
     </w:tblPr>
     <w:tblStylePr w:type="firstRow">
       <w:rPr>
-        <w:rFonts w:asciiTheme="majorHAnsi" w:cstheme="majorBidi" w:eastAsiaTheme="majorEastAsia" w:hAnsiTheme="majorHAnsi"/>
+        <w:rFonts w:asciiTheme="majorHAnsi" w:cstheme="majorBidi" w:hAnsiTheme="majorHAnsi" w:eastAsia="黑体"/>
       </w:rPr>
       <w:tblPr/>
       <w:tcPr>
@@ -8485,6 +8949,7 @@
     </w:tblStylePr>
     <w:tblStylePr w:type="lastRow">
       <w:rPr>
+        <w:rFonts w:eastAsia="黑体"/>
         <w:b/>
         <w:bCs/>
         <w:color w:themeColor="text2" w:val="1F497D"/>
@@ -8499,12 +8964,14 @@
     </w:tblStylePr>
     <w:tblStylePr w:type="firstCol">
       <w:rPr>
+        <w:rFonts w:eastAsia="黑体"/>
         <w:b/>
         <w:bCs/>
       </w:rPr>
     </w:tblStylePr>
     <w:tblStylePr w:type="lastCol">
       <w:rPr>
+        <w:rFonts w:eastAsia="黑体"/>
         <w:b/>
         <w:bCs/>
       </w:rPr>
@@ -8538,6 +9005,7 @@
       <w:spacing w:after="0" w:line="240" w:lineRule="auto"/>
     </w:pPr>
     <w:rPr>
+      <w:rFonts w:eastAsia="黑体"/>
       <w:color w:themeColor="text1" w:val="000000"/>
     </w:rPr>
     <w:tblPr>
@@ -8557,7 +9025,7 @@
     </w:tblPr>
     <w:tblStylePr w:type="firstRow">
       <w:rPr>
-        <w:rFonts w:asciiTheme="majorHAnsi" w:cstheme="majorBidi" w:eastAsiaTheme="majorEastAsia" w:hAnsiTheme="majorHAnsi"/>
+        <w:rFonts w:asciiTheme="majorHAnsi" w:cstheme="majorBidi" w:hAnsiTheme="majorHAnsi" w:eastAsia="黑体"/>
       </w:rPr>
       <w:tblPr/>
       <w:tcPr>
@@ -8569,6 +9037,7 @@
     </w:tblStylePr>
     <w:tblStylePr w:type="lastRow">
       <w:rPr>
+        <w:rFonts w:eastAsia="黑体"/>
         <w:b/>
         <w:bCs/>
         <w:color w:themeColor="text2" w:val="1F497D"/>
@@ -8583,12 +9052,14 @@
     </w:tblStylePr>
     <w:tblStylePr w:type="firstCol">
       <w:rPr>
+        <w:rFonts w:eastAsia="黑体"/>
         <w:b/>
         <w:bCs/>
       </w:rPr>
     </w:tblStylePr>
     <w:tblStylePr w:type="lastCol">
       <w:rPr>
+        <w:rFonts w:eastAsia="黑体"/>
         <w:b/>
         <w:bCs/>
       </w:rPr>
@@ -8622,6 +9093,7 @@
       <w:spacing w:after="0" w:line="240" w:lineRule="auto"/>
     </w:pPr>
     <w:rPr>
+      <w:rFonts w:eastAsia="黑体"/>
       <w:color w:themeColor="text1" w:val="000000"/>
     </w:rPr>
     <w:tblPr>
@@ -8641,7 +9113,7 @@
     </w:tblPr>
     <w:tblStylePr w:type="firstRow">
       <w:rPr>
-        <w:rFonts w:asciiTheme="majorHAnsi" w:cstheme="majorBidi" w:eastAsiaTheme="majorEastAsia" w:hAnsiTheme="majorHAnsi"/>
+        <w:rFonts w:asciiTheme="majorHAnsi" w:cstheme="majorBidi" w:hAnsiTheme="majorHAnsi" w:eastAsia="黑体"/>
       </w:rPr>
       <w:tblPr/>
       <w:tcPr>
@@ -8653,6 +9125,7 @@
     </w:tblStylePr>
     <w:tblStylePr w:type="lastRow">
       <w:rPr>
+        <w:rFonts w:eastAsia="黑体"/>
         <w:b/>
         <w:bCs/>
         <w:color w:themeColor="text2" w:val="1F497D"/>
@@ -8667,12 +9140,14 @@
     </w:tblStylePr>
     <w:tblStylePr w:type="firstCol">
       <w:rPr>
+        <w:rFonts w:eastAsia="黑体"/>
         <w:b/>
         <w:bCs/>
       </w:rPr>
     </w:tblStylePr>
     <w:tblStylePr w:type="lastCol">
       <w:rPr>
+        <w:rFonts w:eastAsia="黑体"/>
         <w:b/>
         <w:bCs/>
       </w:rPr>
@@ -8706,7 +9181,7 @@
       <w:spacing w:after="0" w:line="240" w:lineRule="auto"/>
     </w:pPr>
     <w:rPr>
-      <w:rFonts w:asciiTheme="majorHAnsi" w:cstheme="majorBidi" w:eastAsiaTheme="majorEastAsia" w:hAnsiTheme="majorHAnsi"/>
+      <w:rFonts w:asciiTheme="majorHAnsi" w:cstheme="majorBidi" w:hAnsiTheme="majorHAnsi" w:eastAsia="黑体"/>
       <w:color w:themeColor="text1" w:val="000000"/>
     </w:rPr>
     <w:tblPr>
@@ -8728,6 +9203,7 @@
     </w:tblPr>
     <w:tblStylePr w:type="firstRow">
       <w:rPr>
+        <w:rFonts w:eastAsia="黑体"/>
         <w:sz w:val="24"/>
         <w:szCs w:val="24"/>
       </w:rPr>
@@ -8834,7 +9310,7 @@
       <w:spacing w:after="0" w:line="240" w:lineRule="auto"/>
     </w:pPr>
     <w:rPr>
-      <w:rFonts w:asciiTheme="majorHAnsi" w:cstheme="majorBidi" w:eastAsiaTheme="majorEastAsia" w:hAnsiTheme="majorHAnsi"/>
+      <w:rFonts w:asciiTheme="majorHAnsi" w:cstheme="majorBidi" w:hAnsiTheme="majorHAnsi" w:eastAsia="黑体"/>
       <w:color w:themeColor="text1" w:val="000000"/>
     </w:rPr>
     <w:tblPr>
@@ -8856,6 +9332,7 @@
     </w:tblPr>
     <w:tblStylePr w:type="firstRow">
       <w:rPr>
+        <w:rFonts w:eastAsia="黑体"/>
         <w:sz w:val="24"/>
         <w:szCs w:val="24"/>
       </w:rPr>
@@ -8962,7 +9439,7 @@
       <w:spacing w:after="0" w:line="240" w:lineRule="auto"/>
     </w:pPr>
     <w:rPr>
-      <w:rFonts w:asciiTheme="majorHAnsi" w:cstheme="majorBidi" w:eastAsiaTheme="majorEastAsia" w:hAnsiTheme="majorHAnsi"/>
+      <w:rFonts w:asciiTheme="majorHAnsi" w:cstheme="majorBidi" w:hAnsiTheme="majorHAnsi" w:eastAsia="黑体"/>
       <w:color w:themeColor="text1" w:val="000000"/>
     </w:rPr>
     <w:tblPr>
@@ -8984,6 +9461,7 @@
     </w:tblPr>
     <w:tblStylePr w:type="firstRow">
       <w:rPr>
+        <w:rFonts w:eastAsia="黑体"/>
         <w:sz w:val="24"/>
         <w:szCs w:val="24"/>
       </w:rPr>
@@ -9090,7 +9568,7 @@
       <w:spacing w:after="0" w:line="240" w:lineRule="auto"/>
     </w:pPr>
     <w:rPr>
-      <w:rFonts w:asciiTheme="majorHAnsi" w:cstheme="majorBidi" w:eastAsiaTheme="majorEastAsia" w:hAnsiTheme="majorHAnsi"/>
+      <w:rFonts w:asciiTheme="majorHAnsi" w:cstheme="majorBidi" w:hAnsiTheme="majorHAnsi" w:eastAsia="黑体"/>
       <w:color w:themeColor="text1" w:val="000000"/>
     </w:rPr>
     <w:tblPr>
@@ -9112,6 +9590,7 @@
     </w:tblPr>
     <w:tblStylePr w:type="firstRow">
       <w:rPr>
+        <w:rFonts w:eastAsia="黑体"/>
         <w:sz w:val="24"/>
         <w:szCs w:val="24"/>
       </w:rPr>
@@ -9218,7 +9697,7 @@
       <w:spacing w:after="0" w:line="240" w:lineRule="auto"/>
     </w:pPr>
     <w:rPr>
-      <w:rFonts w:asciiTheme="majorHAnsi" w:cstheme="majorBidi" w:eastAsiaTheme="majorEastAsia" w:hAnsiTheme="majorHAnsi"/>
+      <w:rFonts w:asciiTheme="majorHAnsi" w:cstheme="majorBidi" w:hAnsiTheme="majorHAnsi" w:eastAsia="黑体"/>
       <w:color w:themeColor="text1" w:val="000000"/>
     </w:rPr>
     <w:tblPr>
@@ -9240,6 +9719,7 @@
     </w:tblPr>
     <w:tblStylePr w:type="firstRow">
       <w:rPr>
+        <w:rFonts w:eastAsia="黑体"/>
         <w:sz w:val="24"/>
         <w:szCs w:val="24"/>
       </w:rPr>
@@ -9346,7 +9826,7 @@
       <w:spacing w:after="0" w:line="240" w:lineRule="auto"/>
     </w:pPr>
     <w:rPr>
-      <w:rFonts w:asciiTheme="majorHAnsi" w:cstheme="majorBidi" w:eastAsiaTheme="majorEastAsia" w:hAnsiTheme="majorHAnsi"/>
+      <w:rFonts w:asciiTheme="majorHAnsi" w:cstheme="majorBidi" w:hAnsiTheme="majorHAnsi" w:eastAsia="黑体"/>
       <w:color w:themeColor="text1" w:val="000000"/>
     </w:rPr>
     <w:tblPr>
@@ -9368,6 +9848,7 @@
     </w:tblPr>
     <w:tblStylePr w:type="firstRow">
       <w:rPr>
+        <w:rFonts w:eastAsia="黑体"/>
         <w:sz w:val="24"/>
         <w:szCs w:val="24"/>
       </w:rPr>
@@ -9474,7 +9955,7 @@
       <w:spacing w:after="0" w:line="240" w:lineRule="auto"/>
     </w:pPr>
     <w:rPr>
-      <w:rFonts w:asciiTheme="majorHAnsi" w:cstheme="majorBidi" w:eastAsiaTheme="majorEastAsia" w:hAnsiTheme="majorHAnsi"/>
+      <w:rFonts w:asciiTheme="majorHAnsi" w:cstheme="majorBidi" w:hAnsiTheme="majorHAnsi" w:eastAsia="黑体"/>
       <w:color w:themeColor="text1" w:val="000000"/>
     </w:rPr>
     <w:tblPr>
@@ -9496,6 +9977,7 @@
     </w:tblPr>
     <w:tblStylePr w:type="firstRow">
       <w:rPr>
+        <w:rFonts w:eastAsia="黑体"/>
         <w:sz w:val="24"/>
         <w:szCs w:val="24"/>
       </w:rPr>
@@ -9625,12 +10107,14 @@
     </w:tcPr>
     <w:tblStylePr w:type="firstRow">
       <w:rPr>
+        <w:rFonts w:eastAsia="黑体"/>
         <w:b/>
         <w:bCs/>
       </w:rPr>
     </w:tblStylePr>
     <w:tblStylePr w:type="lastRow">
       <w:rPr>
+        <w:rFonts w:eastAsia="黑体"/>
         <w:b/>
         <w:bCs/>
       </w:rPr>
@@ -9643,12 +10127,14 @@
     </w:tblStylePr>
     <w:tblStylePr w:type="firstCol">
       <w:rPr>
+        <w:rFonts w:eastAsia="黑体"/>
         <w:b/>
         <w:bCs/>
       </w:rPr>
     </w:tblStylePr>
     <w:tblStylePr w:type="lastCol">
       <w:rPr>
+        <w:rFonts w:eastAsia="黑体"/>
         <w:b/>
         <w:bCs/>
       </w:rPr>
@@ -9698,12 +10184,14 @@
     </w:tcPr>
     <w:tblStylePr w:type="firstRow">
       <w:rPr>
+        <w:rFonts w:eastAsia="黑体"/>
         <w:b/>
         <w:bCs/>
       </w:rPr>
     </w:tblStylePr>
     <w:tblStylePr w:type="lastRow">
       <w:rPr>
+        <w:rFonts w:eastAsia="黑体"/>
         <w:b/>
         <w:bCs/>
       </w:rPr>
@@ -9716,12 +10204,14 @@
     </w:tblStylePr>
     <w:tblStylePr w:type="firstCol">
       <w:rPr>
+        <w:rFonts w:eastAsia="黑体"/>
         <w:b/>
         <w:bCs/>
       </w:rPr>
     </w:tblStylePr>
     <w:tblStylePr w:type="lastCol">
       <w:rPr>
+        <w:rFonts w:eastAsia="黑体"/>
         <w:b/>
         <w:bCs/>
       </w:rPr>
@@ -9771,12 +10261,14 @@
     </w:tcPr>
     <w:tblStylePr w:type="firstRow">
       <w:rPr>
+        <w:rFonts w:eastAsia="黑体"/>
         <w:b/>
         <w:bCs/>
       </w:rPr>
     </w:tblStylePr>
     <w:tblStylePr w:type="lastRow">
       <w:rPr>
+        <w:rFonts w:eastAsia="黑体"/>
         <w:b/>
         <w:bCs/>
       </w:rPr>
@@ -9789,12 +10281,14 @@
     </w:tblStylePr>
     <w:tblStylePr w:type="firstCol">
       <w:rPr>
+        <w:rFonts w:eastAsia="黑体"/>
         <w:b/>
         <w:bCs/>
       </w:rPr>
     </w:tblStylePr>
     <w:tblStylePr w:type="lastCol">
       <w:rPr>
+        <w:rFonts w:eastAsia="黑体"/>
         <w:b/>
         <w:bCs/>
       </w:rPr>
@@ -9844,12 +10338,14 @@
     </w:tcPr>
     <w:tblStylePr w:type="firstRow">
       <w:rPr>
+        <w:rFonts w:eastAsia="黑体"/>
         <w:b/>
         <w:bCs/>
       </w:rPr>
     </w:tblStylePr>
     <w:tblStylePr w:type="lastRow">
       <w:rPr>
+        <w:rFonts w:eastAsia="黑体"/>
         <w:b/>
         <w:bCs/>
       </w:rPr>
@@ -9862,12 +10358,14 @@
     </w:tblStylePr>
     <w:tblStylePr w:type="firstCol">
       <w:rPr>
+        <w:rFonts w:eastAsia="黑体"/>
         <w:b/>
         <w:bCs/>
       </w:rPr>
     </w:tblStylePr>
     <w:tblStylePr w:type="lastCol">
       <w:rPr>
+        <w:rFonts w:eastAsia="黑体"/>
         <w:b/>
         <w:bCs/>
       </w:rPr>
@@ -9917,12 +10415,14 @@
     </w:tcPr>
     <w:tblStylePr w:type="firstRow">
       <w:rPr>
+        <w:rFonts w:eastAsia="黑体"/>
         <w:b/>
         <w:bCs/>
       </w:rPr>
     </w:tblStylePr>
     <w:tblStylePr w:type="lastRow">
       <w:rPr>
+        <w:rFonts w:eastAsia="黑体"/>
         <w:b/>
         <w:bCs/>
       </w:rPr>
@@ -9935,12 +10435,14 @@
     </w:tblStylePr>
     <w:tblStylePr w:type="firstCol">
       <w:rPr>
+        <w:rFonts w:eastAsia="黑体"/>
         <w:b/>
         <w:bCs/>
       </w:rPr>
     </w:tblStylePr>
     <w:tblStylePr w:type="lastCol">
       <w:rPr>
+        <w:rFonts w:eastAsia="黑体"/>
         <w:b/>
         <w:bCs/>
       </w:rPr>
@@ -9990,12 +10492,14 @@
     </w:tcPr>
     <w:tblStylePr w:type="firstRow">
       <w:rPr>
+        <w:rFonts w:eastAsia="黑体"/>
         <w:b/>
         <w:bCs/>
       </w:rPr>
     </w:tblStylePr>
     <w:tblStylePr w:type="lastRow">
       <w:rPr>
+        <w:rFonts w:eastAsia="黑体"/>
         <w:b/>
         <w:bCs/>
       </w:rPr>
@@ -10008,12 +10512,14 @@
     </w:tblStylePr>
     <w:tblStylePr w:type="firstCol">
       <w:rPr>
+        <w:rFonts w:eastAsia="黑体"/>
         <w:b/>
         <w:bCs/>
       </w:rPr>
     </w:tblStylePr>
     <w:tblStylePr w:type="lastCol">
       <w:rPr>
+        <w:rFonts w:eastAsia="黑体"/>
         <w:b/>
         <w:bCs/>
       </w:rPr>
@@ -10063,12 +10569,14 @@
     </w:tcPr>
     <w:tblStylePr w:type="firstRow">
       <w:rPr>
+        <w:rFonts w:eastAsia="黑体"/>
         <w:b/>
         <w:bCs/>
       </w:rPr>
     </w:tblStylePr>
     <w:tblStylePr w:type="lastRow">
       <w:rPr>
+        <w:rFonts w:eastAsia="黑体"/>
         <w:b/>
         <w:bCs/>
       </w:rPr>
@@ -10081,12 +10589,14 @@
     </w:tblStylePr>
     <w:tblStylePr w:type="firstCol">
       <w:rPr>
+        <w:rFonts w:eastAsia="黑体"/>
         <w:b/>
         <w:bCs/>
       </w:rPr>
     </w:tblStylePr>
     <w:tblStylePr w:type="lastCol">
       <w:rPr>
+        <w:rFonts w:eastAsia="黑体"/>
         <w:b/>
         <w:bCs/>
       </w:rPr>
@@ -10113,7 +10623,7 @@
       <w:spacing w:after="0" w:line="240" w:lineRule="auto"/>
     </w:pPr>
     <w:rPr>
-      <w:rFonts w:asciiTheme="majorHAnsi" w:cstheme="majorBidi" w:eastAsiaTheme="majorEastAsia" w:hAnsiTheme="majorHAnsi"/>
+      <w:rFonts w:asciiTheme="majorHAnsi" w:cstheme="majorBidi" w:hAnsiTheme="majorHAnsi" w:eastAsia="黑体"/>
       <w:color w:themeColor="text1" w:val="000000"/>
     </w:rPr>
     <w:tblPr>
@@ -10140,6 +10650,7 @@
     </w:tcPr>
     <w:tblStylePr w:type="firstRow">
       <w:rPr>
+        <w:rFonts w:eastAsia="黑体"/>
         <w:b/>
         <w:bCs/>
         <w:color w:themeColor="text1" w:val="000000"/>
@@ -10151,6 +10662,7 @@
     </w:tblStylePr>
     <w:tblStylePr w:type="lastRow">
       <w:rPr>
+        <w:rFonts w:eastAsia="黑体"/>
         <w:b/>
         <w:bCs/>
         <w:color w:themeColor="text1" w:val="000000"/>
@@ -10170,6 +10682,7 @@
     </w:tblStylePr>
     <w:tblStylePr w:type="firstCol">
       <w:rPr>
+        <w:rFonts w:eastAsia="黑体"/>
         <w:b/>
         <w:bCs/>
         <w:color w:themeColor="text1" w:val="000000"/>
@@ -10189,6 +10702,7 @@
     </w:tblStylePr>
     <w:tblStylePr w:type="lastCol">
       <w:rPr>
+        <w:rFonts w:eastAsia="黑体"/>
         <w:b w:val="0"/>
         <w:bCs w:val="0"/>
         <w:color w:themeColor="text1" w:val="000000"/>
@@ -10238,7 +10752,7 @@
       <w:spacing w:after="0" w:line="240" w:lineRule="auto"/>
     </w:pPr>
     <w:rPr>
-      <w:rFonts w:asciiTheme="majorHAnsi" w:cstheme="majorBidi" w:eastAsiaTheme="majorEastAsia" w:hAnsiTheme="majorHAnsi"/>
+      <w:rFonts w:asciiTheme="majorHAnsi" w:cstheme="majorBidi" w:hAnsiTheme="majorHAnsi" w:eastAsia="黑体"/>
       <w:color w:themeColor="text1" w:val="000000"/>
     </w:rPr>
     <w:tblPr>
@@ -10265,6 +10779,7 @@
     </w:tcPr>
     <w:tblStylePr w:type="firstRow">
       <w:rPr>
+        <w:rFonts w:eastAsia="黑体"/>
         <w:b/>
         <w:bCs/>
         <w:color w:themeColor="text1" w:val="000000"/>
@@ -10276,6 +10791,7 @@
     </w:tblStylePr>
     <w:tblStylePr w:type="lastRow">
       <w:rPr>
+        <w:rFonts w:eastAsia="黑体"/>
         <w:b/>
         <w:bCs/>
         <w:color w:themeColor="text1" w:val="000000"/>
@@ -10295,6 +10811,7 @@
     </w:tblStylePr>
     <w:tblStylePr w:type="firstCol">
       <w:rPr>
+        <w:rFonts w:eastAsia="黑体"/>
         <w:b/>
         <w:bCs/>
         <w:color w:themeColor="text1" w:val="000000"/>
@@ -10314,6 +10831,7 @@
     </w:tblStylePr>
     <w:tblStylePr w:type="lastCol">
       <w:rPr>
+        <w:rFonts w:eastAsia="黑体"/>
         <w:b w:val="0"/>
         <w:bCs w:val="0"/>
         <w:color w:themeColor="text1" w:val="000000"/>
@@ -10363,7 +10881,7 @@
       <w:spacing w:after="0" w:line="240" w:lineRule="auto"/>
     </w:pPr>
     <w:rPr>
-      <w:rFonts w:asciiTheme="majorHAnsi" w:cstheme="majorBidi" w:eastAsiaTheme="majorEastAsia" w:hAnsiTheme="majorHAnsi"/>
+      <w:rFonts w:asciiTheme="majorHAnsi" w:cstheme="majorBidi" w:hAnsiTheme="majorHAnsi" w:eastAsia="黑体"/>
       <w:color w:themeColor="text1" w:val="000000"/>
     </w:rPr>
     <w:tblPr>
@@ -10390,6 +10908,7 @@
     </w:tcPr>
     <w:tblStylePr w:type="firstRow">
       <w:rPr>
+        <w:rFonts w:eastAsia="黑体"/>
         <w:b/>
         <w:bCs/>
         <w:color w:themeColor="text1" w:val="000000"/>
@@ -10401,6 +10920,7 @@
     </w:tblStylePr>
     <w:tblStylePr w:type="lastRow">
       <w:rPr>
+        <w:rFonts w:eastAsia="黑体"/>
         <w:b/>
         <w:bCs/>
         <w:color w:themeColor="text1" w:val="000000"/>
@@ -10420,6 +10940,7 @@
     </w:tblStylePr>
     <w:tblStylePr w:type="firstCol">
       <w:rPr>
+        <w:rFonts w:eastAsia="黑体"/>
         <w:b/>
         <w:bCs/>
         <w:color w:themeColor="text1" w:val="000000"/>
@@ -10439,6 +10960,7 @@
     </w:tblStylePr>
     <w:tblStylePr w:type="lastCol">
       <w:rPr>
+        <w:rFonts w:eastAsia="黑体"/>
         <w:b w:val="0"/>
         <w:bCs w:val="0"/>
         <w:color w:themeColor="text1" w:val="000000"/>
@@ -10488,7 +11010,7 @@
       <w:spacing w:after="0" w:line="240" w:lineRule="auto"/>
     </w:pPr>
     <w:rPr>
-      <w:rFonts w:asciiTheme="majorHAnsi" w:cstheme="majorBidi" w:eastAsiaTheme="majorEastAsia" w:hAnsiTheme="majorHAnsi"/>
+      <w:rFonts w:asciiTheme="majorHAnsi" w:cstheme="majorBidi" w:hAnsiTheme="majorHAnsi" w:eastAsia="黑体"/>
       <w:color w:themeColor="text1" w:val="000000"/>
     </w:rPr>
     <w:tblPr>
@@ -10515,6 +11037,7 @@
     </w:tcPr>
     <w:tblStylePr w:type="firstRow">
       <w:rPr>
+        <w:rFonts w:eastAsia="黑体"/>
         <w:b/>
         <w:bCs/>
         <w:color w:themeColor="text1" w:val="000000"/>
@@ -10526,6 +11049,7 @@
     </w:tblStylePr>
     <w:tblStylePr w:type="lastRow">
       <w:rPr>
+        <w:rFonts w:eastAsia="黑体"/>
         <w:b/>
         <w:bCs/>
         <w:color w:themeColor="text1" w:val="000000"/>
@@ -10545,6 +11069,7 @@
     </w:tblStylePr>
     <w:tblStylePr w:type="firstCol">
       <w:rPr>
+        <w:rFonts w:eastAsia="黑体"/>
         <w:b/>
         <w:bCs/>
         <w:color w:themeColor="text1" w:val="000000"/>
@@ -10564,6 +11089,7 @@
     </w:tblStylePr>
     <w:tblStylePr w:type="lastCol">
       <w:rPr>
+        <w:rFonts w:eastAsia="黑体"/>
         <w:b w:val="0"/>
         <w:bCs w:val="0"/>
         <w:color w:themeColor="text1" w:val="000000"/>
@@ -10613,7 +11139,7 @@
       <w:spacing w:after="0" w:line="240" w:lineRule="auto"/>
     </w:pPr>
     <w:rPr>
-      <w:rFonts w:asciiTheme="majorHAnsi" w:cstheme="majorBidi" w:eastAsiaTheme="majorEastAsia" w:hAnsiTheme="majorHAnsi"/>
+      <w:rFonts w:asciiTheme="majorHAnsi" w:cstheme="majorBidi" w:hAnsiTheme="majorHAnsi" w:eastAsia="黑体"/>
       <w:color w:themeColor="text1" w:val="000000"/>
     </w:rPr>
     <w:tblPr>
@@ -10640,6 +11166,7 @@
     </w:tcPr>
     <w:tblStylePr w:type="firstRow">
       <w:rPr>
+        <w:rFonts w:eastAsia="黑体"/>
         <w:b/>
         <w:bCs/>
         <w:color w:themeColor="text1" w:val="000000"/>
@@ -10651,6 +11178,7 @@
     </w:tblStylePr>
     <w:tblStylePr w:type="lastRow">
       <w:rPr>
+        <w:rFonts w:eastAsia="黑体"/>
         <w:b/>
         <w:bCs/>
         <w:color w:themeColor="text1" w:val="000000"/>
@@ -10670,6 +11198,7 @@
     </w:tblStylePr>
     <w:tblStylePr w:type="firstCol">
       <w:rPr>
+        <w:rFonts w:eastAsia="黑体"/>
         <w:b/>
         <w:bCs/>
         <w:color w:themeColor="text1" w:val="000000"/>
@@ -10689,6 +11218,7 @@
     </w:tblStylePr>
     <w:tblStylePr w:type="lastCol">
       <w:rPr>
+        <w:rFonts w:eastAsia="黑体"/>
         <w:b w:val="0"/>
         <w:bCs w:val="0"/>
         <w:color w:themeColor="text1" w:val="000000"/>
@@ -10738,7 +11268,7 @@
       <w:spacing w:after="0" w:line="240" w:lineRule="auto"/>
     </w:pPr>
     <w:rPr>
-      <w:rFonts w:asciiTheme="majorHAnsi" w:cstheme="majorBidi" w:eastAsiaTheme="majorEastAsia" w:hAnsiTheme="majorHAnsi"/>
+      <w:rFonts w:asciiTheme="majorHAnsi" w:cstheme="majorBidi" w:hAnsiTheme="majorHAnsi" w:eastAsia="黑体"/>
       <w:color w:themeColor="text1" w:val="000000"/>
     </w:rPr>
     <w:tblPr>
@@ -10765,6 +11295,7 @@
     </w:tcPr>
     <w:tblStylePr w:type="firstRow">
       <w:rPr>
+        <w:rFonts w:eastAsia="黑体"/>
         <w:b/>
         <w:bCs/>
         <w:color w:themeColor="text1" w:val="000000"/>
@@ -10776,6 +11307,7 @@
     </w:tblStylePr>
     <w:tblStylePr w:type="lastRow">
       <w:rPr>
+        <w:rFonts w:eastAsia="黑体"/>
         <w:b/>
         <w:bCs/>
         <w:color w:themeColor="text1" w:val="000000"/>
@@ -10795,6 +11327,7 @@
     </w:tblStylePr>
     <w:tblStylePr w:type="firstCol">
       <w:rPr>
+        <w:rFonts w:eastAsia="黑体"/>
         <w:b/>
         <w:bCs/>
         <w:color w:themeColor="text1" w:val="000000"/>
@@ -10814,6 +11347,7 @@
     </w:tblStylePr>
     <w:tblStylePr w:type="lastCol">
       <w:rPr>
+        <w:rFonts w:eastAsia="黑体"/>
         <w:b w:val="0"/>
         <w:bCs w:val="0"/>
         <w:color w:themeColor="text1" w:val="000000"/>
@@ -10863,7 +11397,7 @@
       <w:spacing w:after="0" w:line="240" w:lineRule="auto"/>
     </w:pPr>
     <w:rPr>
-      <w:rFonts w:asciiTheme="majorHAnsi" w:cstheme="majorBidi" w:eastAsiaTheme="majorEastAsia" w:hAnsiTheme="majorHAnsi"/>
+      <w:rFonts w:asciiTheme="majorHAnsi" w:cstheme="majorBidi" w:hAnsiTheme="majorHAnsi" w:eastAsia="黑体"/>
       <w:color w:themeColor="text1" w:val="000000"/>
     </w:rPr>
     <w:tblPr>
@@ -10890,6 +11424,7 @@
     </w:tcPr>
     <w:tblStylePr w:type="firstRow">
       <w:rPr>
+        <w:rFonts w:eastAsia="黑体"/>
         <w:b/>
         <w:bCs/>
         <w:color w:themeColor="text1" w:val="000000"/>
@@ -10901,6 +11436,7 @@
     </w:tblStylePr>
     <w:tblStylePr w:type="lastRow">
       <w:rPr>
+        <w:rFonts w:eastAsia="黑体"/>
         <w:b/>
         <w:bCs/>
         <w:color w:themeColor="text1" w:val="000000"/>
@@ -10920,6 +11456,7 @@
     </w:tblStylePr>
     <w:tblStylePr w:type="firstCol">
       <w:rPr>
+        <w:rFonts w:eastAsia="黑体"/>
         <w:b/>
         <w:bCs/>
         <w:color w:themeColor="text1" w:val="000000"/>
@@ -10939,6 +11476,7 @@
     </w:tblStylePr>
     <w:tblStylePr w:type="lastCol">
       <w:rPr>
+        <w:rFonts w:eastAsia="黑体"/>
         <w:b w:val="0"/>
         <w:bCs w:val="0"/>
         <w:color w:themeColor="text1" w:val="000000"/>
@@ -11011,6 +11549,7 @@
     </w:tcPr>
     <w:tblStylePr w:type="firstRow">
       <w:rPr>
+        <w:rFonts w:eastAsia="黑体"/>
         <w:b/>
         <w:bCs/>
         <w:i w:val="0"/>
@@ -11032,6 +11571,7 @@
     </w:tblStylePr>
     <w:tblStylePr w:type="lastRow">
       <w:rPr>
+        <w:rFonts w:eastAsia="黑体"/>
         <w:b/>
         <w:bCs/>
         <w:i w:val="0"/>
@@ -11053,6 +11593,7 @@
     </w:tblStylePr>
     <w:tblStylePr w:type="firstCol">
       <w:rPr>
+        <w:rFonts w:eastAsia="黑体"/>
         <w:b/>
         <w:bCs/>
         <w:i w:val="0"/>
@@ -11072,6 +11613,7 @@
     </w:tblStylePr>
     <w:tblStylePr w:type="lastCol">
       <w:rPr>
+        <w:rFonts w:eastAsia="黑体"/>
         <w:b/>
         <w:bCs/>
         <w:i w:val="0"/>
@@ -11152,6 +11694,7 @@
     </w:tcPr>
     <w:tblStylePr w:type="firstRow">
       <w:rPr>
+        <w:rFonts w:eastAsia="黑体"/>
         <w:b/>
         <w:bCs/>
         <w:i w:val="0"/>
@@ -11173,6 +11716,7 @@
     </w:tblStylePr>
     <w:tblStylePr w:type="lastRow">
       <w:rPr>
+        <w:rFonts w:eastAsia="黑体"/>
         <w:b/>
         <w:bCs/>
         <w:i w:val="0"/>
@@ -11194,6 +11738,7 @@
     </w:tblStylePr>
     <w:tblStylePr w:type="firstCol">
       <w:rPr>
+        <w:rFonts w:eastAsia="黑体"/>
         <w:b/>
         <w:bCs/>
         <w:i w:val="0"/>
@@ -11213,6 +11758,7 @@
     </w:tblStylePr>
     <w:tblStylePr w:type="lastCol">
       <w:rPr>
+        <w:rFonts w:eastAsia="黑体"/>
         <w:b/>
         <w:bCs/>
         <w:i w:val="0"/>
@@ -11293,6 +11839,7 @@
     </w:tcPr>
     <w:tblStylePr w:type="firstRow">
       <w:rPr>
+        <w:rFonts w:eastAsia="黑体"/>
         <w:b/>
         <w:bCs/>
         <w:i w:val="0"/>
@@ -11314,6 +11861,7 @@
     </w:tblStylePr>
     <w:tblStylePr w:type="lastRow">
       <w:rPr>
+        <w:rFonts w:eastAsia="黑体"/>
         <w:b/>
         <w:bCs/>
         <w:i w:val="0"/>
@@ -11335,6 +11883,7 @@
     </w:tblStylePr>
     <w:tblStylePr w:type="firstCol">
       <w:rPr>
+        <w:rFonts w:eastAsia="黑体"/>
         <w:b/>
         <w:bCs/>
         <w:i w:val="0"/>
@@ -11354,6 +11903,7 @@
     </w:tblStylePr>
     <w:tblStylePr w:type="lastCol">
       <w:rPr>
+        <w:rFonts w:eastAsia="黑体"/>
         <w:b/>
         <w:bCs/>
         <w:i w:val="0"/>
@@ -11434,6 +11984,7 @@
     </w:tcPr>
     <w:tblStylePr w:type="firstRow">
       <w:rPr>
+        <w:rFonts w:eastAsia="黑体"/>
         <w:b/>
         <w:bCs/>
         <w:i w:val="0"/>
@@ -11455,6 +12006,7 @@
     </w:tblStylePr>
     <w:tblStylePr w:type="lastRow">
       <w:rPr>
+        <w:rFonts w:eastAsia="黑体"/>
         <w:b/>
         <w:bCs/>
         <w:i w:val="0"/>
@@ -11476,6 +12028,7 @@
     </w:tblStylePr>
     <w:tblStylePr w:type="firstCol">
       <w:rPr>
+        <w:rFonts w:eastAsia="黑体"/>
         <w:b/>
         <w:bCs/>
         <w:i w:val="0"/>
@@ -11495,6 +12048,7 @@
     </w:tblStylePr>
     <w:tblStylePr w:type="lastCol">
       <w:rPr>
+        <w:rFonts w:eastAsia="黑体"/>
         <w:b/>
         <w:bCs/>
         <w:i w:val="0"/>
@@ -11575,6 +12129,7 @@
     </w:tcPr>
     <w:tblStylePr w:type="firstRow">
       <w:rPr>
+        <w:rFonts w:eastAsia="黑体"/>
         <w:b/>
         <w:bCs/>
         <w:i w:val="0"/>
@@ -11596,6 +12151,7 @@
     </w:tblStylePr>
     <w:tblStylePr w:type="lastRow">
       <w:rPr>
+        <w:rFonts w:eastAsia="黑体"/>
         <w:b/>
         <w:bCs/>
         <w:i w:val="0"/>
@@ -11617,6 +12173,7 @@
     </w:tblStylePr>
     <w:tblStylePr w:type="firstCol">
       <w:rPr>
+        <w:rFonts w:eastAsia="黑体"/>
         <w:b/>
         <w:bCs/>
         <w:i w:val="0"/>
@@ -11636,6 +12193,7 @@
     </w:tblStylePr>
     <w:tblStylePr w:type="lastCol">
       <w:rPr>
+        <w:rFonts w:eastAsia="黑体"/>
         <w:b/>
         <w:bCs/>
         <w:i w:val="0"/>
@@ -11716,6 +12274,7 @@
     </w:tcPr>
     <w:tblStylePr w:type="firstRow">
       <w:rPr>
+        <w:rFonts w:eastAsia="黑体"/>
         <w:b/>
         <w:bCs/>
         <w:i w:val="0"/>
@@ -11737,6 +12296,7 @@
     </w:tblStylePr>
     <w:tblStylePr w:type="lastRow">
       <w:rPr>
+        <w:rFonts w:eastAsia="黑体"/>
         <w:b/>
         <w:bCs/>
         <w:i w:val="0"/>
@@ -11758,6 +12318,7 @@
     </w:tblStylePr>
     <w:tblStylePr w:type="firstCol">
       <w:rPr>
+        <w:rFonts w:eastAsia="黑体"/>
         <w:b/>
         <w:bCs/>
         <w:i w:val="0"/>
@@ -11777,6 +12338,7 @@
     </w:tblStylePr>
     <w:tblStylePr w:type="lastCol">
       <w:rPr>
+        <w:rFonts w:eastAsia="黑体"/>
         <w:b/>
         <w:bCs/>
         <w:i w:val="0"/>
@@ -11857,6 +12419,7 @@
     </w:tcPr>
     <w:tblStylePr w:type="firstRow">
       <w:rPr>
+        <w:rFonts w:eastAsia="黑体"/>
         <w:b/>
         <w:bCs/>
         <w:i w:val="0"/>
@@ -11878,6 +12441,7 @@
     </w:tblStylePr>
     <w:tblStylePr w:type="lastRow">
       <w:rPr>
+        <w:rFonts w:eastAsia="黑体"/>
         <w:b/>
         <w:bCs/>
         <w:i w:val="0"/>
@@ -11899,6 +12463,7 @@
     </w:tblStylePr>
     <w:tblStylePr w:type="firstCol">
       <w:rPr>
+        <w:rFonts w:eastAsia="黑体"/>
         <w:b/>
         <w:bCs/>
         <w:i w:val="0"/>
@@ -11918,6 +12483,7 @@
     </w:tblStylePr>
     <w:tblStylePr w:type="lastCol">
       <w:rPr>
+        <w:rFonts w:eastAsia="黑体"/>
         <w:b/>
         <w:bCs/>
         <w:i w:val="0"/>
@@ -11975,6 +12541,7 @@
       <w:spacing w:after="0" w:line="240" w:lineRule="auto"/>
     </w:pPr>
     <w:rPr>
+      <w:rFonts w:eastAsia="黑体"/>
       <w:color w:themeColor="background1" w:val="FFFFFF"/>
     </w:rPr>
     <w:tblPr>
@@ -11993,6 +12560,7 @@
     </w:tcPr>
     <w:tblStylePr w:type="firstRow">
       <w:rPr>
+        <w:rFonts w:eastAsia="黑体"/>
         <w:b/>
         <w:bCs/>
       </w:rPr>
@@ -12089,6 +12657,7 @@
       <w:spacing w:after="0" w:line="240" w:lineRule="auto"/>
     </w:pPr>
     <w:rPr>
+      <w:rFonts w:eastAsia="黑体"/>
       <w:color w:themeColor="background1" w:val="FFFFFF"/>
     </w:rPr>
     <w:tblPr>
@@ -12107,6 +12676,7 @@
     </w:tcPr>
     <w:tblStylePr w:type="firstRow">
       <w:rPr>
+        <w:rFonts w:eastAsia="黑体"/>
         <w:b/>
         <w:bCs/>
       </w:rPr>
@@ -12203,6 +12773,7 @@
       <w:spacing w:after="0" w:line="240" w:lineRule="auto"/>
     </w:pPr>
     <w:rPr>
+      <w:rFonts w:eastAsia="黑体"/>
       <w:color w:themeColor="background1" w:val="FFFFFF"/>
     </w:rPr>
     <w:tblPr>
@@ -12221,6 +12792,7 @@
     </w:tcPr>
     <w:tblStylePr w:type="firstRow">
       <w:rPr>
+        <w:rFonts w:eastAsia="黑体"/>
         <w:b/>
         <w:bCs/>
       </w:rPr>
@@ -12317,6 +12889,7 @@
       <w:spacing w:after="0" w:line="240" w:lineRule="auto"/>
     </w:pPr>
     <w:rPr>
+      <w:rFonts w:eastAsia="黑体"/>
       <w:color w:themeColor="background1" w:val="FFFFFF"/>
     </w:rPr>
     <w:tblPr>
@@ -12335,6 +12908,7 @@
     </w:tcPr>
     <w:tblStylePr w:type="firstRow">
       <w:rPr>
+        <w:rFonts w:eastAsia="黑体"/>
         <w:b/>
         <w:bCs/>
       </w:rPr>
@@ -12431,6 +13005,7 @@
       <w:spacing w:after="0" w:line="240" w:lineRule="auto"/>
     </w:pPr>
     <w:rPr>
+      <w:rFonts w:eastAsia="黑体"/>
       <w:color w:themeColor="background1" w:val="FFFFFF"/>
     </w:rPr>
     <w:tblPr>
@@ -12449,6 +13024,7 @@
     </w:tcPr>
     <w:tblStylePr w:type="firstRow">
       <w:rPr>
+        <w:rFonts w:eastAsia="黑体"/>
         <w:b/>
         <w:bCs/>
       </w:rPr>
@@ -12545,6 +13121,7 @@
       <w:spacing w:after="0" w:line="240" w:lineRule="auto"/>
     </w:pPr>
     <w:rPr>
+      <w:rFonts w:eastAsia="黑体"/>
       <w:color w:themeColor="background1" w:val="FFFFFF"/>
     </w:rPr>
     <w:tblPr>
@@ -12563,6 +13140,7 @@
     </w:tcPr>
     <w:tblStylePr w:type="firstRow">
       <w:rPr>
+        <w:rFonts w:eastAsia="黑体"/>
         <w:b/>
         <w:bCs/>
       </w:rPr>
@@ -12659,6 +13237,7 @@
       <w:spacing w:after="0" w:line="240" w:lineRule="auto"/>
     </w:pPr>
     <w:rPr>
+      <w:rFonts w:eastAsia="黑体"/>
       <w:color w:themeColor="background1" w:val="FFFFFF"/>
     </w:rPr>
     <w:tblPr>
@@ -12677,6 +13256,7 @@
     </w:tcPr>
     <w:tblStylePr w:type="firstRow">
       <w:rPr>
+        <w:rFonts w:eastAsia="黑体"/>
         <w:b/>
         <w:bCs/>
       </w:rPr>
@@ -12773,6 +13353,7 @@
       <w:spacing w:after="0" w:line="240" w:lineRule="auto"/>
     </w:pPr>
     <w:rPr>
+      <w:rFonts w:eastAsia="黑体"/>
       <w:color w:themeColor="text1" w:val="000000"/>
     </w:rPr>
     <w:tblPr>
@@ -12799,6 +13380,7 @@
     </w:tcPr>
     <w:tblStylePr w:type="firstRow">
       <w:rPr>
+        <w:rFonts w:eastAsia="黑体"/>
         <w:b/>
         <w:bCs/>
       </w:rPr>
@@ -12817,6 +13399,7 @@
     </w:tblStylePr>
     <w:tblStylePr w:type="lastRow">
       <w:rPr>
+        <w:rFonts w:eastAsia="黑体"/>
         <w:b/>
         <w:bCs/>
         <w:color w:themeColor="background1" w:val="FFFFFF"/>
@@ -12831,6 +13414,7 @@
     </w:tblStylePr>
     <w:tblStylePr w:type="firstCol">
       <w:rPr>
+        <w:rFonts w:eastAsia="黑体"/>
         <w:color w:themeColor="background1" w:val="FFFFFF"/>
       </w:rPr>
       <w:tblPr/>
@@ -12848,6 +13432,7 @@
     </w:tblStylePr>
     <w:tblStylePr w:type="lastCol">
       <w:rPr>
+        <w:rFonts w:eastAsia="黑体"/>
         <w:color w:themeColor="background1" w:val="FFFFFF"/>
       </w:rPr>
       <w:tblPr/>
@@ -12877,11 +13462,13 @@
     </w:tblStylePr>
     <w:tblStylePr w:type="neCell">
       <w:rPr>
+        <w:rFonts w:eastAsia="黑体"/>
         <w:color w:themeColor="text1" w:val="000000"/>
       </w:rPr>
     </w:tblStylePr>
     <w:tblStylePr w:type="nwCell">
       <w:rPr>
+        <w:rFonts w:eastAsia="黑体"/>
         <w:color w:themeColor="text1" w:val="000000"/>
       </w:rPr>
     </w:tblStylePr>
@@ -12895,6 +13482,7 @@
       <w:spacing w:after="0" w:line="240" w:lineRule="auto"/>
     </w:pPr>
     <w:rPr>
+      <w:rFonts w:eastAsia="黑体"/>
       <w:color w:themeColor="text1" w:val="000000"/>
     </w:rPr>
     <w:tblPr>
@@ -12921,6 +13509,7 @@
     </w:tcPr>
     <w:tblStylePr w:type="firstRow">
       <w:rPr>
+        <w:rFonts w:eastAsia="黑体"/>
         <w:b/>
         <w:bCs/>
       </w:rPr>
@@ -12939,6 +13528,7 @@
     </w:tblStylePr>
     <w:tblStylePr w:type="lastRow">
       <w:rPr>
+        <w:rFonts w:eastAsia="黑体"/>
         <w:b/>
         <w:bCs/>
         <w:color w:themeColor="background1" w:val="FFFFFF"/>
@@ -12953,6 +13543,7 @@
     </w:tblStylePr>
     <w:tblStylePr w:type="firstCol">
       <w:rPr>
+        <w:rFonts w:eastAsia="黑体"/>
         <w:color w:themeColor="background1" w:val="FFFFFF"/>
       </w:rPr>
       <w:tblPr/>
@@ -12970,6 +13561,7 @@
     </w:tblStylePr>
     <w:tblStylePr w:type="lastCol">
       <w:rPr>
+        <w:rFonts w:eastAsia="黑体"/>
         <w:color w:themeColor="background1" w:val="FFFFFF"/>
       </w:rPr>
       <w:tblPr/>
@@ -12999,11 +13591,13 @@
     </w:tblStylePr>
     <w:tblStylePr w:type="neCell">
       <w:rPr>
+        <w:rFonts w:eastAsia="黑体"/>
         <w:color w:themeColor="text1" w:val="000000"/>
       </w:rPr>
     </w:tblStylePr>
     <w:tblStylePr w:type="nwCell">
       <w:rPr>
+        <w:rFonts w:eastAsia="黑体"/>
         <w:color w:themeColor="text1" w:val="000000"/>
       </w:rPr>
     </w:tblStylePr>
@@ -13017,6 +13611,7 @@
       <w:spacing w:after="0" w:line="240" w:lineRule="auto"/>
     </w:pPr>
     <w:rPr>
+      <w:rFonts w:eastAsia="黑体"/>
       <w:color w:themeColor="text1" w:val="000000"/>
     </w:rPr>
     <w:tblPr>
@@ -13043,6 +13638,7 @@
     </w:tcPr>
     <w:tblStylePr w:type="firstRow">
       <w:rPr>
+        <w:rFonts w:eastAsia="黑体"/>
         <w:b/>
         <w:bCs/>
       </w:rPr>
@@ -13061,6 +13657,7 @@
     </w:tblStylePr>
     <w:tblStylePr w:type="lastRow">
       <w:rPr>
+        <w:rFonts w:eastAsia="黑体"/>
         <w:b/>
         <w:bCs/>
         <w:color w:themeColor="background1" w:val="FFFFFF"/>
@@ -13075,6 +13672,7 @@
     </w:tblStylePr>
     <w:tblStylePr w:type="firstCol">
       <w:rPr>
+        <w:rFonts w:eastAsia="黑体"/>
         <w:color w:themeColor="background1" w:val="FFFFFF"/>
       </w:rPr>
       <w:tblPr/>
@@ -13092,6 +13690,7 @@
     </w:tblStylePr>
     <w:tblStylePr w:type="lastCol">
       <w:rPr>
+        <w:rFonts w:eastAsia="黑体"/>
         <w:color w:themeColor="background1" w:val="FFFFFF"/>
       </w:rPr>
       <w:tblPr/>
@@ -13121,11 +13720,13 @@
     </w:tblStylePr>
     <w:tblStylePr w:type="neCell">
       <w:rPr>
+        <w:rFonts w:eastAsia="黑体"/>
         <w:color w:themeColor="text1" w:val="000000"/>
       </w:rPr>
     </w:tblStylePr>
     <w:tblStylePr w:type="nwCell">
       <w:rPr>
+        <w:rFonts w:eastAsia="黑体"/>
         <w:color w:themeColor="text1" w:val="000000"/>
       </w:rPr>
     </w:tblStylePr>
@@ -13139,6 +13740,7 @@
       <w:spacing w:after="0" w:line="240" w:lineRule="auto"/>
     </w:pPr>
     <w:rPr>
+      <w:rFonts w:eastAsia="黑体"/>
       <w:color w:themeColor="text1" w:val="000000"/>
     </w:rPr>
     <w:tblPr>
@@ -13165,6 +13767,7 @@
     </w:tcPr>
     <w:tblStylePr w:type="firstRow">
       <w:rPr>
+        <w:rFonts w:eastAsia="黑体"/>
         <w:b/>
         <w:bCs/>
       </w:rPr>
@@ -13183,6 +13786,7 @@
     </w:tblStylePr>
     <w:tblStylePr w:type="lastRow">
       <w:rPr>
+        <w:rFonts w:eastAsia="黑体"/>
         <w:b/>
         <w:bCs/>
         <w:color w:themeColor="background1" w:val="FFFFFF"/>
@@ -13197,6 +13801,7 @@
     </w:tblStylePr>
     <w:tblStylePr w:type="firstCol">
       <w:rPr>
+        <w:rFonts w:eastAsia="黑体"/>
         <w:color w:themeColor="background1" w:val="FFFFFF"/>
       </w:rPr>
       <w:tblPr/>
@@ -13214,6 +13819,7 @@
     </w:tblStylePr>
     <w:tblStylePr w:type="lastCol">
       <w:rPr>
+        <w:rFonts w:eastAsia="黑体"/>
         <w:color w:themeColor="background1" w:val="FFFFFF"/>
       </w:rPr>
       <w:tblPr/>
@@ -13251,6 +13857,7 @@
       <w:spacing w:after="0" w:line="240" w:lineRule="auto"/>
     </w:pPr>
     <w:rPr>
+      <w:rFonts w:eastAsia="黑体"/>
       <w:color w:themeColor="text1" w:val="000000"/>
     </w:rPr>
     <w:tblPr>
@@ -13277,6 +13884,7 @@
     </w:tcPr>
     <w:tblStylePr w:type="firstRow">
       <w:rPr>
+        <w:rFonts w:eastAsia="黑体"/>
         <w:b/>
         <w:bCs/>
       </w:rPr>
@@ -13295,6 +13903,7 @@
     </w:tblStylePr>
     <w:tblStylePr w:type="lastRow">
       <w:rPr>
+        <w:rFonts w:eastAsia="黑体"/>
         <w:b/>
         <w:bCs/>
         <w:color w:themeColor="background1" w:val="FFFFFF"/>
@@ -13309,6 +13918,7 @@
     </w:tblStylePr>
     <w:tblStylePr w:type="firstCol">
       <w:rPr>
+        <w:rFonts w:eastAsia="黑体"/>
         <w:color w:themeColor="background1" w:val="FFFFFF"/>
       </w:rPr>
       <w:tblPr/>
@@ -13326,6 +13936,7 @@
     </w:tblStylePr>
     <w:tblStylePr w:type="lastCol">
       <w:rPr>
+        <w:rFonts w:eastAsia="黑体"/>
         <w:color w:themeColor="background1" w:val="FFFFFF"/>
       </w:rPr>
       <w:tblPr/>
@@ -13355,11 +13966,13 @@
     </w:tblStylePr>
     <w:tblStylePr w:type="neCell">
       <w:rPr>
+        <w:rFonts w:eastAsia="黑体"/>
         <w:color w:themeColor="text1" w:val="000000"/>
       </w:rPr>
     </w:tblStylePr>
     <w:tblStylePr w:type="nwCell">
       <w:rPr>
+        <w:rFonts w:eastAsia="黑体"/>
         <w:color w:themeColor="text1" w:val="000000"/>
       </w:rPr>
     </w:tblStylePr>
@@ -13373,6 +13986,7 @@
       <w:spacing w:after="0" w:line="240" w:lineRule="auto"/>
     </w:pPr>
     <w:rPr>
+      <w:rFonts w:eastAsia="黑体"/>
       <w:color w:themeColor="text1" w:val="000000"/>
     </w:rPr>
     <w:tblPr>
@@ -13399,6 +14013,7 @@
     </w:tcPr>
     <w:tblStylePr w:type="firstRow">
       <w:rPr>
+        <w:rFonts w:eastAsia="黑体"/>
         <w:b/>
         <w:bCs/>
       </w:rPr>
@@ -13417,6 +14032,7 @@
     </w:tblStylePr>
     <w:tblStylePr w:type="lastRow">
       <w:rPr>
+        <w:rFonts w:eastAsia="黑体"/>
         <w:b/>
         <w:bCs/>
         <w:color w:themeColor="background1" w:val="FFFFFF"/>
@@ -13431,6 +14047,7 @@
     </w:tblStylePr>
     <w:tblStylePr w:type="firstCol">
       <w:rPr>
+        <w:rFonts w:eastAsia="黑体"/>
         <w:color w:themeColor="background1" w:val="FFFFFF"/>
       </w:rPr>
       <w:tblPr/>
@@ -13448,6 +14065,7 @@
     </w:tblStylePr>
     <w:tblStylePr w:type="lastCol">
       <w:rPr>
+        <w:rFonts w:eastAsia="黑体"/>
         <w:color w:themeColor="background1" w:val="FFFFFF"/>
       </w:rPr>
       <w:tblPr/>
@@ -13477,11 +14095,13 @@
     </w:tblStylePr>
     <w:tblStylePr w:type="neCell">
       <w:rPr>
+        <w:rFonts w:eastAsia="黑体"/>
         <w:color w:themeColor="text1" w:val="000000"/>
       </w:rPr>
     </w:tblStylePr>
     <w:tblStylePr w:type="nwCell">
       <w:rPr>
+        <w:rFonts w:eastAsia="黑体"/>
         <w:color w:themeColor="text1" w:val="000000"/>
       </w:rPr>
     </w:tblStylePr>
@@ -13495,6 +14115,7 @@
       <w:spacing w:after="0" w:line="240" w:lineRule="auto"/>
     </w:pPr>
     <w:rPr>
+      <w:rFonts w:eastAsia="黑体"/>
       <w:color w:themeColor="text1" w:val="000000"/>
     </w:rPr>
     <w:tblPr>
@@ -13521,6 +14142,7 @@
     </w:tcPr>
     <w:tblStylePr w:type="firstRow">
       <w:rPr>
+        <w:rFonts w:eastAsia="黑体"/>
         <w:b/>
         <w:bCs/>
       </w:rPr>
@@ -13539,6 +14161,7 @@
     </w:tblStylePr>
     <w:tblStylePr w:type="lastRow">
       <w:rPr>
+        <w:rFonts w:eastAsia="黑体"/>
         <w:b/>
         <w:bCs/>
         <w:color w:themeColor="background1" w:val="FFFFFF"/>
@@ -13553,6 +14176,7 @@
     </w:tblStylePr>
     <w:tblStylePr w:type="firstCol">
       <w:rPr>
+        <w:rFonts w:eastAsia="黑体"/>
         <w:color w:themeColor="background1" w:val="FFFFFF"/>
       </w:rPr>
       <w:tblPr/>
@@ -13570,6 +14194,7 @@
     </w:tblStylePr>
     <w:tblStylePr w:type="lastCol">
       <w:rPr>
+        <w:rFonts w:eastAsia="黑体"/>
         <w:color w:themeColor="background1" w:val="FFFFFF"/>
       </w:rPr>
       <w:tblPr/>
@@ -13599,11 +14224,13 @@
     </w:tblStylePr>
     <w:tblStylePr w:type="neCell">
       <w:rPr>
+        <w:rFonts w:eastAsia="黑体"/>
         <w:color w:themeColor="text1" w:val="000000"/>
       </w:rPr>
     </w:tblStylePr>
     <w:tblStylePr w:type="nwCell">
       <w:rPr>
+        <w:rFonts w:eastAsia="黑体"/>
         <w:color w:themeColor="text1" w:val="000000"/>
       </w:rPr>
     </w:tblStylePr>
@@ -13617,6 +14244,7 @@
       <w:spacing w:after="0" w:line="240" w:lineRule="auto"/>
     </w:pPr>
     <w:rPr>
+      <w:rFonts w:eastAsia="黑体"/>
       <w:color w:themeColor="text1" w:val="000000"/>
     </w:rPr>
     <w:tblPr>
@@ -13635,6 +14263,7 @@
     </w:tcPr>
     <w:tblStylePr w:type="firstRow">
       <w:rPr>
+        <w:rFonts w:eastAsia="黑体"/>
         <w:b/>
         <w:bCs/>
         <w:color w:themeColor="background1" w:val="FFFFFF"/>
@@ -13649,6 +14278,7 @@
     </w:tblStylePr>
     <w:tblStylePr w:type="lastRow">
       <w:rPr>
+        <w:rFonts w:eastAsia="黑体"/>
         <w:b/>
         <w:bCs/>
         <w:color w:themeColor="accent2" w:themeShade="CC" w:val="9E3A38"/>
@@ -13663,12 +14293,14 @@
     </w:tblStylePr>
     <w:tblStylePr w:type="firstCol">
       <w:rPr>
+        <w:rFonts w:eastAsia="黑体"/>
         <w:b/>
         <w:bCs/>
       </w:rPr>
     </w:tblStylePr>
     <w:tblStylePr w:type="lastCol">
       <w:rPr>
+        <w:rFonts w:eastAsia="黑体"/>
         <w:b/>
         <w:bCs/>
       </w:rPr>
@@ -13703,6 +14335,7 @@
       <w:spacing w:after="0" w:line="240" w:lineRule="auto"/>
     </w:pPr>
     <w:rPr>
+      <w:rFonts w:eastAsia="黑体"/>
       <w:color w:themeColor="text1" w:val="000000"/>
     </w:rPr>
     <w:tblPr>
@@ -13721,6 +14354,7 @@
     </w:tcPr>
     <w:tblStylePr w:type="firstRow">
       <w:rPr>
+        <w:rFonts w:eastAsia="黑体"/>
         <w:b/>
         <w:bCs/>
         <w:color w:themeColor="background1" w:val="FFFFFF"/>
@@ -13735,6 +14369,7 @@
     </w:tblStylePr>
     <w:tblStylePr w:type="lastRow">
       <w:rPr>
+        <w:rFonts w:eastAsia="黑体"/>
         <w:b/>
         <w:bCs/>
         <w:color w:themeColor="accent2" w:themeShade="CC" w:val="9E3A38"/>
@@ -13749,12 +14384,14 @@
     </w:tblStylePr>
     <w:tblStylePr w:type="firstCol">
       <w:rPr>
+        <w:rFonts w:eastAsia="黑体"/>
         <w:b/>
         <w:bCs/>
       </w:rPr>
     </w:tblStylePr>
     <w:tblStylePr w:type="lastCol">
       <w:rPr>
+        <w:rFonts w:eastAsia="黑体"/>
         <w:b/>
         <w:bCs/>
       </w:rPr>
@@ -13789,6 +14426,7 @@
       <w:spacing w:after="0" w:line="240" w:lineRule="auto"/>
     </w:pPr>
     <w:rPr>
+      <w:rFonts w:eastAsia="黑体"/>
       <w:color w:themeColor="text1" w:val="000000"/>
     </w:rPr>
     <w:tblPr>
@@ -13807,6 +14445,7 @@
     </w:tcPr>
     <w:tblStylePr w:type="firstRow">
       <w:rPr>
+        <w:rFonts w:eastAsia="黑体"/>
         <w:b/>
         <w:bCs/>
         <w:color w:themeColor="background1" w:val="FFFFFF"/>
@@ -13821,6 +14460,7 @@
     </w:tblStylePr>
     <w:tblStylePr w:type="lastRow">
       <w:rPr>
+        <w:rFonts w:eastAsia="黑体"/>
         <w:b/>
         <w:bCs/>
         <w:color w:themeColor="accent2" w:themeShade="CC" w:val="9E3A38"/>
@@ -13835,12 +14475,14 @@
     </w:tblStylePr>
     <w:tblStylePr w:type="firstCol">
       <w:rPr>
+        <w:rFonts w:eastAsia="黑体"/>
         <w:b/>
         <w:bCs/>
       </w:rPr>
     </w:tblStylePr>
     <w:tblStylePr w:type="lastCol">
       <w:rPr>
+        <w:rFonts w:eastAsia="黑体"/>
         <w:b/>
         <w:bCs/>
       </w:rPr>
@@ -13875,6 +14517,7 @@
       <w:spacing w:after="0" w:line="240" w:lineRule="auto"/>
     </w:pPr>
     <w:rPr>
+      <w:rFonts w:eastAsia="黑体"/>
       <w:color w:themeColor="text1" w:val="000000"/>
     </w:rPr>
     <w:tblPr>
@@ -13893,6 +14536,7 @@
     </w:tcPr>
     <w:tblStylePr w:type="firstRow">
       <w:rPr>
+        <w:rFonts w:eastAsia="黑体"/>
         <w:b/>
         <w:bCs/>
         <w:color w:themeColor="background1" w:val="FFFFFF"/>
@@ -13907,6 +14551,7 @@
     </w:tblStylePr>
     <w:tblStylePr w:type="lastRow">
       <w:rPr>
+        <w:rFonts w:eastAsia="黑体"/>
         <w:b/>
         <w:bCs/>
         <w:color w:themeColor="accent4" w:themeShade="CC" w:val="664E82"/>
@@ -13921,12 +14566,14 @@
     </w:tblStylePr>
     <w:tblStylePr w:type="firstCol">
       <w:rPr>
+        <w:rFonts w:eastAsia="黑体"/>
         <w:b/>
         <w:bCs/>
       </w:rPr>
     </w:tblStylePr>
     <w:tblStylePr w:type="lastCol">
       <w:rPr>
+        <w:rFonts w:eastAsia="黑体"/>
         <w:b/>
         <w:bCs/>
       </w:rPr>
@@ -13961,6 +14608,7 @@
       <w:spacing w:after="0" w:line="240" w:lineRule="auto"/>
     </w:pPr>
     <w:rPr>
+      <w:rFonts w:eastAsia="黑体"/>
       <w:color w:themeColor="text1" w:val="000000"/>
     </w:rPr>
     <w:tblPr>
@@ -13979,6 +14627,7 @@
     </w:tcPr>
     <w:tblStylePr w:type="firstRow">
       <w:rPr>
+        <w:rFonts w:eastAsia="黑体"/>
         <w:b/>
         <w:bCs/>
         <w:color w:themeColor="background1" w:val="FFFFFF"/>
@@ -13993,6 +14642,7 @@
     </w:tblStylePr>
     <w:tblStylePr w:type="lastRow">
       <w:rPr>
+        <w:rFonts w:eastAsia="黑体"/>
         <w:b/>
         <w:bCs/>
         <w:color w:themeColor="accent3" w:themeShade="CC" w:val="7E9C40"/>
@@ -14007,12 +14657,14 @@
     </w:tblStylePr>
     <w:tblStylePr w:type="firstCol">
       <w:rPr>
+        <w:rFonts w:eastAsia="黑体"/>
         <w:b/>
         <w:bCs/>
       </w:rPr>
     </w:tblStylePr>
     <w:tblStylePr w:type="lastCol">
       <w:rPr>
+        <w:rFonts w:eastAsia="黑体"/>
         <w:b/>
         <w:bCs/>
       </w:rPr>
@@ -14047,6 +14699,7 @@
       <w:spacing w:after="0" w:line="240" w:lineRule="auto"/>
     </w:pPr>
     <w:rPr>
+      <w:rFonts w:eastAsia="黑体"/>
       <w:color w:themeColor="text1" w:val="000000"/>
     </w:rPr>
     <w:tblPr>
@@ -14065,6 +14718,7 @@
     </w:tcPr>
     <w:tblStylePr w:type="firstRow">
       <w:rPr>
+        <w:rFonts w:eastAsia="黑体"/>
         <w:b/>
         <w:bCs/>
         <w:color w:themeColor="background1" w:val="FFFFFF"/>
@@ -14079,6 +14733,7 @@
     </w:tblStylePr>
     <w:tblStylePr w:type="lastRow">
       <w:rPr>
+        <w:rFonts w:eastAsia="黑体"/>
         <w:b/>
         <w:bCs/>
         <w:color w:themeColor="accent6" w:themeShade="CC" w:val="F2730A"/>
@@ -14093,12 +14748,14 @@
     </w:tblStylePr>
     <w:tblStylePr w:type="firstCol">
       <w:rPr>
+        <w:rFonts w:eastAsia="黑体"/>
         <w:b/>
         <w:bCs/>
       </w:rPr>
     </w:tblStylePr>
     <w:tblStylePr w:type="lastCol">
       <w:rPr>
+        <w:rFonts w:eastAsia="黑体"/>
         <w:b/>
         <w:bCs/>
       </w:rPr>
@@ -14133,6 +14790,7 @@
       <w:spacing w:after="0" w:line="240" w:lineRule="auto"/>
     </w:pPr>
     <w:rPr>
+      <w:rFonts w:eastAsia="黑体"/>
       <w:color w:themeColor="text1" w:val="000000"/>
     </w:rPr>
     <w:tblPr>
@@ -14151,6 +14809,7 @@
     </w:tcPr>
     <w:tblStylePr w:type="firstRow">
       <w:rPr>
+        <w:rFonts w:eastAsia="黑体"/>
         <w:b/>
         <w:bCs/>
         <w:color w:themeColor="background1" w:val="FFFFFF"/>
@@ -14165,6 +14824,7 @@
     </w:tblStylePr>
     <w:tblStylePr w:type="lastRow">
       <w:rPr>
+        <w:rFonts w:eastAsia="黑体"/>
         <w:b/>
         <w:bCs/>
         <w:color w:themeColor="accent5" w:themeShade="CC" w:val="348DA5"/>
@@ -14179,12 +14839,14 @@
     </w:tblStylePr>
     <w:tblStylePr w:type="firstCol">
       <w:rPr>
+        <w:rFonts w:eastAsia="黑体"/>
         <w:b/>
         <w:bCs/>
       </w:rPr>
     </w:tblStylePr>
     <w:tblStylePr w:type="lastCol">
       <w:rPr>
+        <w:rFonts w:eastAsia="黑体"/>
         <w:b/>
         <w:bCs/>
       </w:rPr>
@@ -14219,6 +14881,7 @@
       <w:spacing w:after="0" w:line="240" w:lineRule="auto"/>
     </w:pPr>
     <w:rPr>
+      <w:rFonts w:eastAsia="黑体"/>
       <w:color w:themeColor="text1" w:val="000000"/>
     </w:rPr>
     <w:tblPr>
@@ -14240,6 +14903,7 @@
     </w:tcPr>
     <w:tblStylePr w:type="firstRow">
       <w:rPr>
+        <w:rFonts w:eastAsia="黑体"/>
         <w:b/>
         <w:bCs/>
       </w:rPr>
@@ -14250,6 +14914,7 @@
     </w:tblStylePr>
     <w:tblStylePr w:type="lastRow">
       <w:rPr>
+        <w:rFonts w:eastAsia="黑体"/>
         <w:b/>
         <w:bCs/>
         <w:color w:themeColor="text1" w:val="000000"/>
@@ -14261,6 +14926,7 @@
     </w:tblStylePr>
     <w:tblStylePr w:type="firstCol">
       <w:rPr>
+        <w:rFonts w:eastAsia="黑体"/>
         <w:color w:themeColor="background1" w:val="FFFFFF"/>
       </w:rPr>
       <w:tblPr/>
@@ -14270,6 +14936,7 @@
     </w:tblStylePr>
     <w:tblStylePr w:type="lastCol">
       <w:rPr>
+        <w:rFonts w:eastAsia="黑体"/>
         <w:color w:themeColor="background1" w:val="FFFFFF"/>
       </w:rPr>
       <w:tblPr/>
@@ -14299,6 +14966,7 @@
       <w:spacing w:after="0" w:line="240" w:lineRule="auto"/>
     </w:pPr>
     <w:rPr>
+      <w:rFonts w:eastAsia="黑体"/>
       <w:color w:themeColor="text1" w:val="000000"/>
     </w:rPr>
     <w:tblPr>
@@ -14320,6 +14988,7 @@
     </w:tcPr>
     <w:tblStylePr w:type="firstRow">
       <w:rPr>
+        <w:rFonts w:eastAsia="黑体"/>
         <w:b/>
         <w:bCs/>
       </w:rPr>
@@ -14330,6 +14999,7 @@
     </w:tblStylePr>
     <w:tblStylePr w:type="lastRow">
       <w:rPr>
+        <w:rFonts w:eastAsia="黑体"/>
         <w:b/>
         <w:bCs/>
         <w:color w:themeColor="text1" w:val="000000"/>
@@ -14341,6 +15011,7 @@
     </w:tblStylePr>
     <w:tblStylePr w:type="firstCol">
       <w:rPr>
+        <w:rFonts w:eastAsia="黑体"/>
         <w:color w:themeColor="background1" w:val="FFFFFF"/>
       </w:rPr>
       <w:tblPr/>
@@ -14350,6 +15021,7 @@
     </w:tblStylePr>
     <w:tblStylePr w:type="lastCol">
       <w:rPr>
+        <w:rFonts w:eastAsia="黑体"/>
         <w:color w:themeColor="background1" w:val="FFFFFF"/>
       </w:rPr>
       <w:tblPr/>
@@ -14379,6 +15051,7 @@
       <w:spacing w:after="0" w:line="240" w:lineRule="auto"/>
     </w:pPr>
     <w:rPr>
+      <w:rFonts w:eastAsia="黑体"/>
       <w:color w:themeColor="text1" w:val="000000"/>
     </w:rPr>
     <w:tblPr>
@@ -14400,6 +15073,7 @@
     </w:tcPr>
     <w:tblStylePr w:type="firstRow">
       <w:rPr>
+        <w:rFonts w:eastAsia="黑体"/>
         <w:b/>
         <w:bCs/>
       </w:rPr>
@@ -14410,6 +15084,7 @@
     </w:tblStylePr>
     <w:tblStylePr w:type="lastRow">
       <w:rPr>
+        <w:rFonts w:eastAsia="黑体"/>
         <w:b/>
         <w:bCs/>
         <w:color w:themeColor="text1" w:val="000000"/>
@@ -14421,6 +15096,7 @@
     </w:tblStylePr>
     <w:tblStylePr w:type="firstCol">
       <w:rPr>
+        <w:rFonts w:eastAsia="黑体"/>
         <w:color w:themeColor="background1" w:val="FFFFFF"/>
       </w:rPr>
       <w:tblPr/>
@@ -14430,6 +15106,7 @@
     </w:tblStylePr>
     <w:tblStylePr w:type="lastCol">
       <w:rPr>
+        <w:rFonts w:eastAsia="黑体"/>
         <w:color w:themeColor="background1" w:val="FFFFFF"/>
       </w:rPr>
       <w:tblPr/>
@@ -14459,6 +15136,7 @@
       <w:spacing w:after="0" w:line="240" w:lineRule="auto"/>
     </w:pPr>
     <w:rPr>
+      <w:rFonts w:eastAsia="黑体"/>
       <w:color w:themeColor="text1" w:val="000000"/>
     </w:rPr>
     <w:tblPr>
@@ -14480,6 +15158,7 @@
     </w:tcPr>
     <w:tblStylePr w:type="firstRow">
       <w:rPr>
+        <w:rFonts w:eastAsia="黑体"/>
         <w:b/>
         <w:bCs/>
       </w:rPr>
@@ -14490,6 +15169,7 @@
     </w:tblStylePr>
     <w:tblStylePr w:type="lastRow">
       <w:rPr>
+        <w:rFonts w:eastAsia="黑体"/>
         <w:b/>
         <w:bCs/>
         <w:color w:themeColor="text1" w:val="000000"/>
@@ -14501,6 +15181,7 @@
     </w:tblStylePr>
     <w:tblStylePr w:type="firstCol">
       <w:rPr>
+        <w:rFonts w:eastAsia="黑体"/>
         <w:color w:themeColor="background1" w:val="FFFFFF"/>
       </w:rPr>
       <w:tblPr/>
@@ -14510,6 +15191,7 @@
     </w:tblStylePr>
     <w:tblStylePr w:type="lastCol">
       <w:rPr>
+        <w:rFonts w:eastAsia="黑体"/>
         <w:color w:themeColor="background1" w:val="FFFFFF"/>
       </w:rPr>
       <w:tblPr/>
@@ -14539,6 +15221,7 @@
       <w:spacing w:after="0" w:line="240" w:lineRule="auto"/>
     </w:pPr>
     <w:rPr>
+      <w:rFonts w:eastAsia="黑体"/>
       <w:color w:themeColor="text1" w:val="000000"/>
     </w:rPr>
     <w:tblPr>
@@ -14560,6 +15243,7 @@
     </w:tcPr>
     <w:tblStylePr w:type="firstRow">
       <w:rPr>
+        <w:rFonts w:eastAsia="黑体"/>
         <w:b/>
         <w:bCs/>
       </w:rPr>
@@ -14570,6 +15254,7 @@
     </w:tblStylePr>
     <w:tblStylePr w:type="lastRow">
       <w:rPr>
+        <w:rFonts w:eastAsia="黑体"/>
         <w:b/>
         <w:bCs/>
         <w:color w:themeColor="text1" w:val="000000"/>
@@ -14581,6 +15266,7 @@
     </w:tblStylePr>
     <w:tblStylePr w:type="firstCol">
       <w:rPr>
+        <w:rFonts w:eastAsia="黑体"/>
         <w:color w:themeColor="background1" w:val="FFFFFF"/>
       </w:rPr>
       <w:tblPr/>
@@ -14590,6 +15276,7 @@
     </w:tblStylePr>
     <w:tblStylePr w:type="lastCol">
       <w:rPr>
+        <w:rFonts w:eastAsia="黑体"/>
         <w:color w:themeColor="background1" w:val="FFFFFF"/>
       </w:rPr>
       <w:tblPr/>
@@ -14619,6 +15306,7 @@
       <w:spacing w:after="0" w:line="240" w:lineRule="auto"/>
     </w:pPr>
     <w:rPr>
+      <w:rFonts w:eastAsia="黑体"/>
       <w:color w:themeColor="text1" w:val="000000"/>
     </w:rPr>
     <w:tblPr>
@@ -14640,6 +15328,7 @@
     </w:tcPr>
     <w:tblStylePr w:type="firstRow">
       <w:rPr>
+        <w:rFonts w:eastAsia="黑体"/>
         <w:b/>
         <w:bCs/>
       </w:rPr>
@@ -14650,6 +15339,7 @@
     </w:tblStylePr>
     <w:tblStylePr w:type="lastRow">
       <w:rPr>
+        <w:rFonts w:eastAsia="黑体"/>
         <w:b/>
         <w:bCs/>
         <w:color w:themeColor="text1" w:val="000000"/>
@@ -14661,6 +15351,7 @@
     </w:tblStylePr>
     <w:tblStylePr w:type="firstCol">
       <w:rPr>
+        <w:rFonts w:eastAsia="黑体"/>
         <w:color w:themeColor="background1" w:val="FFFFFF"/>
       </w:rPr>
       <w:tblPr/>
@@ -14670,6 +15361,7 @@
     </w:tblStylePr>
     <w:tblStylePr w:type="lastCol">
       <w:rPr>
+        <w:rFonts w:eastAsia="黑体"/>
         <w:color w:themeColor="background1" w:val="FFFFFF"/>
       </w:rPr>
       <w:tblPr/>
@@ -14699,6 +15391,7 @@
       <w:spacing w:after="0" w:line="240" w:lineRule="auto"/>
     </w:pPr>
     <w:rPr>
+      <w:rFonts w:eastAsia="黑体"/>
       <w:color w:themeColor="text1" w:val="000000"/>
     </w:rPr>
     <w:tblPr>
@@ -14720,6 +15413,7 @@
     </w:tcPr>
     <w:tblStylePr w:type="firstRow">
       <w:rPr>
+        <w:rFonts w:eastAsia="黑体"/>
         <w:b/>
         <w:bCs/>
       </w:rPr>
@@ -14730,6 +15424,7 @@
     </w:tblStylePr>
     <w:tblStylePr w:type="lastRow">
       <w:rPr>
+        <w:rFonts w:eastAsia="黑体"/>
         <w:b/>
         <w:bCs/>
         <w:color w:themeColor="text1" w:val="000000"/>
@@ -14741,6 +15436,7 @@
     </w:tblStylePr>
     <w:tblStylePr w:type="firstCol">
       <w:rPr>
+        <w:rFonts w:eastAsia="黑体"/>
         <w:color w:themeColor="background1" w:val="FFFFFF"/>
       </w:rPr>
       <w:tblPr/>
@@ -14750,6 +15446,7 @@
     </w:tblStylePr>
     <w:tblStylePr w:type="lastCol">
       <w:rPr>
+        <w:rFonts w:eastAsia="黑体"/>
         <w:color w:themeColor="background1" w:val="FFFFFF"/>
       </w:rPr>
       <w:tblPr/>
@@ -14782,6 +15479,7 @@
     <w:name w:val="KeywordTok"/>
     <w:basedOn w:val="VerbatimChar"/>
     <w:rPr>
+      <w:rFonts w:eastAsia="黑体"/>
       <w:b/>
       <w:color w:val="007020"/>
     </w:rPr>
@@ -14790,6 +15488,7 @@
     <w:name w:val="DataTypeTok"/>
     <w:basedOn w:val="VerbatimChar"/>
     <w:rPr>
+      <w:rFonts w:eastAsia="黑体"/>
       <w:color w:val="902000"/>
     </w:rPr>
   </w:style>
@@ -14797,6 +15496,7 @@
     <w:name w:val="DecValTok"/>
     <w:basedOn w:val="VerbatimChar"/>
     <w:rPr>
+      <w:rFonts w:eastAsia="黑体"/>
       <w:color w:val="40a070"/>
     </w:rPr>
   </w:style>
@@ -14804,6 +15504,7 @@
     <w:name w:val="BaseNTok"/>
     <w:basedOn w:val="VerbatimChar"/>
     <w:rPr>
+      <w:rFonts w:eastAsia="黑体"/>
       <w:color w:val="40a070"/>
     </w:rPr>
   </w:style>
@@ -14811,6 +15512,7 @@
     <w:name w:val="FloatTok"/>
     <w:basedOn w:val="VerbatimChar"/>
     <w:rPr>
+      <w:rFonts w:eastAsia="黑体"/>
       <w:color w:val="40a070"/>
     </w:rPr>
   </w:style>
@@ -14818,6 +15520,7 @@
     <w:name w:val="ConstantTok"/>
     <w:basedOn w:val="VerbatimChar"/>
     <w:rPr>
+      <w:rFonts w:eastAsia="黑体"/>
       <w:color w:val="880000"/>
     </w:rPr>
   </w:style>
@@ -14825,6 +15528,7 @@
     <w:name w:val="CharTok"/>
     <w:basedOn w:val="VerbatimChar"/>
     <w:rPr>
+      <w:rFonts w:eastAsia="黑体"/>
       <w:color w:val="4070a0"/>
     </w:rPr>
   </w:style>
@@ -14832,6 +15536,7 @@
     <w:name w:val="SpecialCharTok"/>
     <w:basedOn w:val="VerbatimChar"/>
     <w:rPr>
+      <w:rFonts w:eastAsia="黑体"/>
       <w:color w:val="4070a0"/>
     </w:rPr>
   </w:style>
@@ -14839,6 +15544,7 @@
     <w:name w:val="StringTok"/>
     <w:basedOn w:val="VerbatimChar"/>
     <w:rPr>
+      <w:rFonts w:eastAsia="黑体"/>
       <w:color w:val="4070a0"/>
     </w:rPr>
   </w:style>
@@ -14846,6 +15552,7 @@
     <w:name w:val="VerbatimStringTok"/>
     <w:basedOn w:val="VerbatimChar"/>
     <w:rPr>
+      <w:rFonts w:eastAsia="黑体"/>
       <w:color w:val="4070a0"/>
     </w:rPr>
   </w:style>
@@ -14853,6 +15560,7 @@
     <w:name w:val="SpecialStringTok"/>
     <w:basedOn w:val="VerbatimChar"/>
     <w:rPr>
+      <w:rFonts w:eastAsia="黑体"/>
       <w:color w:val="bb6688"/>
     </w:rPr>
   </w:style>
@@ -14860,6 +15568,7 @@
     <w:name w:val="ImportTok"/>
     <w:basedOn w:val="VerbatimChar"/>
     <w:rPr>
+      <w:rFonts w:eastAsia="黑体"/>
       <w:b/>
       <w:color w:val="008000"/>
     </w:rPr>
@@ -14868,6 +15577,7 @@
     <w:name w:val="CommentTok"/>
     <w:basedOn w:val="VerbatimChar"/>
     <w:rPr>
+      <w:rFonts w:eastAsia="黑体"/>
       <w:i/>
       <w:color w:val="60a0b0"/>
     </w:rPr>
@@ -14876,6 +15586,7 @@
     <w:name w:val="DocumentationTok"/>
     <w:basedOn w:val="VerbatimChar"/>
     <w:rPr>
+      <w:rFonts w:eastAsia="黑体"/>
       <w:i/>
       <w:color w:val="ba2121"/>
     </w:rPr>
@@ -14884,6 +15595,7 @@
     <w:name w:val="AnnotationTok"/>
     <w:basedOn w:val="VerbatimChar"/>
     <w:rPr>
+      <w:rFonts w:eastAsia="黑体"/>
       <w:b/>
       <w:i/>
       <w:color w:val="60a0b0"/>
@@ -14893,6 +15605,7 @@
     <w:name w:val="CommentVarTok"/>
     <w:basedOn w:val="VerbatimChar"/>
     <w:rPr>
+      <w:rFonts w:eastAsia="黑体"/>
       <w:b/>
       <w:i/>
       <w:color w:val="60a0b0"/>
@@ -14902,6 +15615,7 @@
     <w:name w:val="OtherTok"/>
     <w:basedOn w:val="VerbatimChar"/>
     <w:rPr>
+      <w:rFonts w:eastAsia="黑体"/>
       <w:color w:val="007020"/>
     </w:rPr>
   </w:style>
@@ -14909,6 +15623,7 @@
     <w:name w:val="FunctionTok"/>
     <w:basedOn w:val="VerbatimChar"/>
     <w:rPr>
+      <w:rFonts w:eastAsia="黑体"/>
       <w:color w:val="06287e"/>
     </w:rPr>
   </w:style>
@@ -14916,6 +15631,7 @@
     <w:name w:val="VariableTok"/>
     <w:basedOn w:val="VerbatimChar"/>
     <w:rPr>
+      <w:rFonts w:eastAsia="黑体"/>
       <w:color w:val="19177c"/>
     </w:rPr>
   </w:style>
@@ -14923,6 +15639,7 @@
     <w:name w:val="ControlFlowTok"/>
     <w:basedOn w:val="VerbatimChar"/>
     <w:rPr>
+      <w:rFonts w:eastAsia="黑体"/>
       <w:b/>
       <w:color w:val="007020"/>
     </w:rPr>
@@ -14931,6 +15648,7 @@
     <w:name w:val="OperatorTok"/>
     <w:basedOn w:val="VerbatimChar"/>
     <w:rPr>
+      <w:rFonts w:eastAsia="黑体"/>
       <w:color w:val="666666"/>
     </w:rPr>
   </w:style>
@@ -14938,18 +15656,22 @@
     <w:name w:val="BuiltInTok"/>
     <w:basedOn w:val="VerbatimChar"/>
     <w:rPr>
+      <w:rFonts w:eastAsia="黑体"/>
       <w:color w:val="008000"/>
     </w:rPr>
   </w:style>
   <w:style w:type="character" w:customStyle="1" w:styleId="ExtensionTok">
     <w:name w:val="ExtensionTok"/>
     <w:basedOn w:val="VerbatimChar"/>
-    <w:rPr/>
+    <w:rPr>
+      <w:rFonts w:eastAsia="黑体"/>
+    </w:rPr>
   </w:style>
   <w:style w:type="character" w:customStyle="1" w:styleId="PreprocessorTok">
     <w:name w:val="PreprocessorTok"/>
     <w:basedOn w:val="VerbatimChar"/>
     <w:rPr>
+      <w:rFonts w:eastAsia="黑体"/>
       <w:color w:val="bc7a00"/>
     </w:rPr>
   </w:style>
@@ -14957,18 +15679,22 @@
     <w:name w:val="AttributeTok"/>
     <w:basedOn w:val="VerbatimChar"/>
     <w:rPr>
+      <w:rFonts w:eastAsia="黑体"/>
       <w:color w:val="7d9029"/>
     </w:rPr>
   </w:style>
   <w:style w:type="character" w:customStyle="1" w:styleId="RegionMarkerTok">
     <w:name w:val="RegionMarkerTok"/>
     <w:basedOn w:val="VerbatimChar"/>
-    <w:rPr/>
+    <w:rPr>
+      <w:rFonts w:eastAsia="黑体"/>
+    </w:rPr>
   </w:style>
   <w:style w:type="character" w:customStyle="1" w:styleId="InformationTok">
     <w:name w:val="InformationTok"/>
     <w:basedOn w:val="VerbatimChar"/>
     <w:rPr>
+      <w:rFonts w:eastAsia="黑体"/>
       <w:b/>
       <w:i/>
       <w:color w:val="60a0b0"/>
@@ -14978,6 +15704,7 @@
     <w:name w:val="WarningTok"/>
     <w:basedOn w:val="VerbatimChar"/>
     <w:rPr>
+      <w:rFonts w:eastAsia="黑体"/>
       <w:b/>
       <w:i/>
       <w:color w:val="60a0b0"/>
@@ -14987,6 +15714,7 @@
     <w:name w:val="AlertTok"/>
     <w:basedOn w:val="VerbatimChar"/>
     <w:rPr>
+      <w:rFonts w:eastAsia="黑体"/>
       <w:b/>
       <w:color w:val="ff0000"/>
     </w:rPr>
@@ -14995,6 +15723,7 @@
     <w:name w:val="ErrorTok"/>
     <w:basedOn w:val="VerbatimChar"/>
     <w:rPr>
+      <w:rFonts w:eastAsia="黑体"/>
       <w:b/>
       <w:color w:val="ff0000"/>
     </w:rPr>
@@ -15002,7 +15731,9 @@
   <w:style w:type="character" w:customStyle="1" w:styleId="NormalTok">
     <w:name w:val="NormalTok"/>
     <w:basedOn w:val="VerbatimChar"/>
-    <w:rPr/>
+    <w:rPr>
+      <w:rFonts w:eastAsia="黑体"/>
+    </w:rPr>
   </w:style>
 </w:styles>
 </file>
@@ -15051,12 +15782,12 @@
     <a:fontScheme name="Office">
       <a:majorFont>
         <a:latin typeface="Calibri"/>
-        <a:ea typeface=""/>
+        <a:ea typeface="黑体"/>
         <a:cs typeface=""/>
         <a:font script="Jpan" typeface="ＭＳ ゴシック"/>
         <a:font script="Hang" typeface="맑은 고딕"/>
-        <a:font script="Hans" typeface="宋体"/>
-        <a:font script="Hant" typeface="新細明體"/>
+        <a:font script="Hans" typeface="黑体"/>
+        <a:font script="Hant" typeface="黑体"/>
         <a:font script="Arab" typeface="Times New Roman"/>
         <a:font script="Hebr" typeface="Times New Roman"/>
         <a:font script="Thai" typeface="Angsana New"/>
@@ -15086,12 +15817,12 @@
       </a:majorFont>
       <a:minorFont>
         <a:latin typeface="Cambria"/>
-        <a:ea typeface=""/>
+        <a:ea typeface="黑体"/>
         <a:cs typeface=""/>
         <a:font script="Jpan" typeface="ＭＳ 明朝"/>
         <a:font script="Hang" typeface="맑은 고딕"/>
-        <a:font script="Hans" typeface="宋体"/>
-        <a:font script="Hant" typeface="新細明體"/>
+        <a:font script="Hans" typeface="黑体"/>
+        <a:font script="Hant" typeface="黑体"/>
         <a:font script="Arab" typeface="Arial"/>
         <a:font script="Hebr" typeface="Arial"/>
         <a:font script="Thai" typeface="Cordia New"/>

--- a/04-滤波电路/04-带阻滤波/陷波器Notch电路/陷波器Notch电路.docx
+++ b/04-滤波电路/04-带阻滤波/陷波器Notch电路/陷波器Notch电路.docx
@@ -2711,7 +2711,7 @@
           <w:color w:val="555555"/>
           <w:sz w:val="21"/>
         </w:rPr>
-        <w:t>材料收集者：杜文杰，WX手机：19519196569，QQ:3478827729</w:t>
+        <w:t>材料收集者：杜文杰，微信/手机：19519196569，QQ:3478827729</w:t>
       </w:r>
     </w:p>
     <w:sectPr>
